--- a/docs/FocusTracer_Teknik_Dokumantasyon.docx
+++ b/docs/FocusTracer_Teknik_Dokumantasyon.docx
@@ -183,7 +183,7 @@
         <w:tc>
           <w:tcPr>
             <w:tcW w:w="3402" w:type="dxa"/>
-            <w:shd w:val="clear"/>
+            <w:shd w:val="clear" w:color="auto" w:fill="auto"/>
             <w:vAlign w:val="center"/>
           </w:tcPr>
           <w:p>
@@ -208,7 +208,7 @@
         <w:tc>
           <w:tcPr>
             <w:tcW w:w="4535" w:type="dxa"/>
-            <w:shd w:val="clear"/>
+            <w:shd w:val="clear" w:color="auto" w:fill="auto"/>
             <w:vAlign w:val="center"/>
           </w:tcPr>
           <w:p>
@@ -218,7 +218,7 @@
                 <w:rFonts w:hint="default" w:ascii="Palatino Linotype" w:hAnsi="Palatino Linotype" w:eastAsia="Calibri" w:cs="Palatino Linotype"/>
                 <w:sz w:val="21"/>
                 <w:szCs w:val="22"/>
-                <w:lang w:val="en-US" w:eastAsia="en-US" w:bidi="ar-SA"/>
+                <w:lang w:val="tr-TR" w:eastAsia="en-US" w:bidi="ar-SA"/>
               </w:rPr>
             </w:pPr>
             <w:r>
@@ -226,7 +226,15 @@
                 <w:rFonts w:hint="default" w:ascii="Palatino Linotype" w:hAnsi="Palatino Linotype" w:cs="Palatino Linotype"/>
                 <w:sz w:val="20"/>
               </w:rPr>
-              <w:t>v1.0.6</w:t>
+              <w:t>v1.0.</w:t>
+            </w:r>
+            <w:r>
+              <w:rPr>
+                <w:rFonts w:hint="default" w:ascii="Palatino Linotype" w:hAnsi="Palatino Linotype" w:cs="Palatino Linotype"/>
+                <w:sz w:val="20"/>
+                <w:lang w:val="tr-TR"/>
+              </w:rPr>
+              <w:t>7</w:t>
             </w:r>
           </w:p>
         </w:tc>
@@ -255,7 +263,7 @@
         <w:tc>
           <w:tcPr>
             <w:tcW w:w="3402" w:type="dxa"/>
-            <w:shd w:val="clear"/>
+            <w:shd w:val="clear" w:color="auto" w:fill="auto"/>
             <w:vAlign w:val="center"/>
           </w:tcPr>
           <w:p>
@@ -294,7 +302,7 @@
         <w:tc>
           <w:tcPr>
             <w:tcW w:w="4535" w:type="dxa"/>
-            <w:shd w:val="clear"/>
+            <w:shd w:val="clear" w:color="auto" w:fill="auto"/>
             <w:vAlign w:val="center"/>
           </w:tcPr>
           <w:p>
@@ -341,7 +349,7 @@
         <w:tc>
           <w:tcPr>
             <w:tcW w:w="3402" w:type="dxa"/>
-            <w:shd w:val="clear"/>
+            <w:shd w:val="clear" w:color="auto" w:fill="auto"/>
             <w:vAlign w:val="center"/>
           </w:tcPr>
           <w:p>
@@ -366,7 +374,7 @@
         <w:tc>
           <w:tcPr>
             <w:tcW w:w="4535" w:type="dxa"/>
-            <w:shd w:val="clear"/>
+            <w:shd w:val="clear" w:color="auto" w:fill="auto"/>
             <w:vAlign w:val="center"/>
           </w:tcPr>
           <w:p>
@@ -413,7 +421,7 @@
         <w:tc>
           <w:tcPr>
             <w:tcW w:w="3402" w:type="dxa"/>
-            <w:shd w:val="clear"/>
+            <w:shd w:val="clear" w:color="auto" w:fill="auto"/>
             <w:vAlign w:val="center"/>
           </w:tcPr>
           <w:p>
@@ -438,7 +446,7 @@
         <w:tc>
           <w:tcPr>
             <w:tcW w:w="4535" w:type="dxa"/>
-            <w:shd w:val="clear"/>
+            <w:shd w:val="clear" w:color="auto" w:fill="auto"/>
             <w:vAlign w:val="center"/>
           </w:tcPr>
           <w:p>
@@ -485,7 +493,7 @@
         <w:tc>
           <w:tcPr>
             <w:tcW w:w="3402" w:type="dxa"/>
-            <w:shd w:val="clear"/>
+            <w:shd w:val="clear" w:color="auto" w:fill="auto"/>
             <w:vAlign w:val="center"/>
           </w:tcPr>
           <w:p>
@@ -510,7 +518,7 @@
         <w:tc>
           <w:tcPr>
             <w:tcW w:w="4535" w:type="dxa"/>
-            <w:shd w:val="clear"/>
+            <w:shd w:val="clear" w:color="auto" w:fill="auto"/>
             <w:vAlign w:val="center"/>
           </w:tcPr>
           <w:p>
@@ -565,7 +573,7 @@
         <w:tc>
           <w:tcPr>
             <w:tcW w:w="3402" w:type="dxa"/>
-            <w:shd w:val="clear"/>
+            <w:shd w:val="clear" w:color="auto" w:fill="auto"/>
             <w:vAlign w:val="center"/>
           </w:tcPr>
           <w:p>
@@ -590,7 +598,7 @@
         <w:tc>
           <w:tcPr>
             <w:tcW w:w="4535" w:type="dxa"/>
-            <w:shd w:val="clear"/>
+            <w:shd w:val="clear" w:color="auto" w:fill="auto"/>
             <w:vAlign w:val="center"/>
           </w:tcPr>
           <w:p>
@@ -645,7 +653,7 @@
         <w:tc>
           <w:tcPr>
             <w:tcW w:w="3402" w:type="dxa"/>
-            <w:shd w:val="clear"/>
+            <w:shd w:val="clear" w:color="auto" w:fill="auto"/>
             <w:vAlign w:val="center"/>
           </w:tcPr>
           <w:p>
@@ -672,7 +680,7 @@
         <w:tc>
           <w:tcPr>
             <w:tcW w:w="4535" w:type="dxa"/>
-            <w:shd w:val="clear"/>
+            <w:shd w:val="clear" w:color="auto" w:fill="auto"/>
             <w:vAlign w:val="center"/>
           </w:tcPr>
           <w:p>
@@ -867,7 +875,7 @@
         <w:tc>
           <w:tcPr>
             <w:tcW w:w="3402" w:type="dxa"/>
-            <w:shd w:val="clear"/>
+            <w:shd w:val="clear" w:color="auto" w:fill="auto"/>
             <w:vAlign w:val="center"/>
           </w:tcPr>
           <w:p>
@@ -894,7 +902,7 @@
         <w:tc>
           <w:tcPr>
             <w:tcW w:w="4535" w:type="dxa"/>
-            <w:shd w:val="clear"/>
+            <w:shd w:val="clear" w:color="auto" w:fill="auto"/>
             <w:vAlign w:val="center"/>
           </w:tcPr>
           <w:p>
@@ -1089,7 +1097,7 @@
         <w:tc>
           <w:tcPr>
             <w:tcW w:w="3402" w:type="dxa"/>
-            <w:shd w:val="clear"/>
+            <w:shd w:val="clear" w:color="auto" w:fill="auto"/>
             <w:vAlign w:val="center"/>
           </w:tcPr>
           <w:p>
@@ -1116,7 +1124,7 @@
         <w:tc>
           <w:tcPr>
             <w:tcW w:w="4535" w:type="dxa"/>
-            <w:shd w:val="clear"/>
+            <w:shd w:val="clear" w:color="auto" w:fill="auto"/>
             <w:vAlign w:val="center"/>
           </w:tcPr>
           <w:p>
@@ -1312,6 +1320,8 @@
         </w:rPr>
         <w:br w:type="page"/>
       </w:r>
+      <w:bookmarkStart w:id="77" w:name="_GoBack"/>
+      <w:bookmarkEnd w:id="77"/>
     </w:p>
     <w:p>
       <w:pPr>
@@ -6165,6 +6175,7 @@
       <w:pPr>
         <w:pStyle w:val="25"/>
         <w:numPr>
+          <w:ilvl w:val="0"/>
           <w:numId w:val="0"/>
         </w:numPr>
         <w:ind w:leftChars="0"/>
@@ -6360,14 +6371,6 @@
       </w:tblGrid>
       <w:tr>
         <w:tblPrEx>
-          <w:tblBorders>
-            <w:top w:val="single" w:color="auto" w:sz="4" w:space="0"/>
-            <w:left w:val="single" w:color="auto" w:sz="4" w:space="0"/>
-            <w:bottom w:val="single" w:color="auto" w:sz="4" w:space="0"/>
-            <w:right w:val="single" w:color="auto" w:sz="4" w:space="0"/>
-            <w:insideH w:val="single" w:color="auto" w:sz="4" w:space="0"/>
-            <w:insideV w:val="single" w:color="auto" w:sz="4" w:space="0"/>
-          </w:tblBorders>
           <w:tblCellMar>
             <w:top w:w="0" w:type="dxa"/>
             <w:left w:w="108" w:type="dxa"/>
@@ -9318,8 +9321,8 @@
         <w:rPr>
           <w:rFonts w:ascii="Consolas" w:hAnsi="Consolas" w:eastAsia="Consolas" w:cs="Consolas"/>
           <w:color w:val="ADADAD"/>
-          <w:sz w:val="21"/>
-          <w:szCs w:val="21"/>
+          <w:sz w:val="13"/>
+          <w:szCs w:val="13"/>
         </w:rPr>
       </w:pPr>
       <w:r>
@@ -9327,8 +9330,8 @@
           <w:rFonts w:hint="default" w:ascii="Consolas" w:hAnsi="Consolas" w:eastAsia="Consolas" w:cs="Consolas"/>
           <w:color w:val="F3AE35"/>
           <w:kern w:val="0"/>
-          <w:sz w:val="21"/>
-          <w:szCs w:val="21"/>
+          <w:sz w:val="13"/>
+          <w:szCs w:val="13"/>
           <w:shd w:val="clear" w:fill="1B1C1D"/>
           <w:lang w:val="en-US" w:eastAsia="zh-CN" w:bidi="ar"/>
         </w:rPr>
@@ -9339,8 +9342,8 @@
           <w:rFonts w:hint="default" w:ascii="Consolas" w:hAnsi="Consolas" w:eastAsia="Consolas" w:cs="Consolas"/>
           <w:color w:val="262B44"/>
           <w:kern w:val="0"/>
-          <w:sz w:val="21"/>
-          <w:szCs w:val="21"/>
+          <w:sz w:val="13"/>
+          <w:szCs w:val="13"/>
           <w:shd w:val="clear" w:fill="F3AE35"/>
           <w:lang w:val="en-US" w:eastAsia="zh-CN" w:bidi="ar"/>
         </w:rPr>
@@ -9351,8 +9354,8 @@
           <w:rFonts w:hint="default" w:ascii="Consolas" w:hAnsi="Consolas" w:eastAsia="Consolas" w:cs="Consolas"/>
           <w:color w:val="F3AE35"/>
           <w:kern w:val="0"/>
-          <w:sz w:val="21"/>
-          <w:szCs w:val="21"/>
+          <w:sz w:val="13"/>
+          <w:szCs w:val="13"/>
           <w:shd w:val="clear" w:fill="1B1C1D"/>
           <w:lang w:val="en-US" w:eastAsia="zh-CN" w:bidi="ar"/>
         </w:rPr>
@@ -9363,8 +9366,8 @@
           <w:rFonts w:hint="default" w:ascii="Consolas" w:hAnsi="Consolas" w:eastAsia="Consolas" w:cs="Consolas"/>
           <w:color w:val="FDC325"/>
           <w:kern w:val="0"/>
-          <w:sz w:val="21"/>
-          <w:szCs w:val="21"/>
+          <w:sz w:val="13"/>
+          <w:szCs w:val="13"/>
           <w:shd w:val="clear" w:fill="1B1C1D"/>
           <w:lang w:val="en-US" w:eastAsia="zh-CN" w:bidi="ar"/>
         </w:rPr>
@@ -9375,8 +9378,8 @@
           <w:rFonts w:hint="default" w:ascii="Consolas" w:hAnsi="Consolas" w:eastAsia="Consolas" w:cs="Consolas"/>
           <w:color w:val="ADADAD"/>
           <w:kern w:val="0"/>
-          <w:sz w:val="21"/>
-          <w:szCs w:val="21"/>
+          <w:sz w:val="13"/>
+          <w:szCs w:val="13"/>
           <w:shd w:val="clear" w:fill="1B1C1D"/>
           <w:lang w:val="en-US" w:eastAsia="zh-CN" w:bidi="ar"/>
         </w:rPr>
@@ -9387,8 +9390,8 @@
           <w:rFonts w:hint="default" w:ascii="Consolas" w:hAnsi="Consolas" w:eastAsia="Consolas" w:cs="Consolas"/>
           <w:color w:val="5FAC6D"/>
           <w:kern w:val="0"/>
-          <w:sz w:val="21"/>
-          <w:szCs w:val="21"/>
+          <w:sz w:val="13"/>
+          <w:szCs w:val="13"/>
           <w:shd w:val="clear" w:fill="1B1C1D"/>
           <w:lang w:val="en-US" w:eastAsia="zh-CN" w:bidi="ar"/>
         </w:rPr>
@@ -9399,8 +9402,8 @@
           <w:rFonts w:hint="default" w:ascii="Consolas" w:hAnsi="Consolas" w:eastAsia="Consolas" w:cs="Consolas"/>
           <w:color w:val="ADADAD"/>
           <w:kern w:val="0"/>
-          <w:sz w:val="21"/>
-          <w:szCs w:val="21"/>
+          <w:sz w:val="13"/>
+          <w:szCs w:val="13"/>
           <w:shd w:val="clear" w:fill="1B1C1D"/>
           <w:lang w:val="en-US" w:eastAsia="zh-CN" w:bidi="ar"/>
         </w:rPr>
@@ -9411,8 +9414,8 @@
           <w:rFonts w:hint="default" w:ascii="Consolas" w:hAnsi="Consolas" w:eastAsia="Consolas" w:cs="Consolas"/>
           <w:color w:val="5FAC6D"/>
           <w:kern w:val="0"/>
-          <w:sz w:val="21"/>
-          <w:szCs w:val="21"/>
+          <w:sz w:val="13"/>
+          <w:szCs w:val="13"/>
           <w:shd w:val="clear" w:fill="1B1C1D"/>
           <w:lang w:val="en-US" w:eastAsia="zh-CN" w:bidi="ar"/>
         </w:rPr>
@@ -9423,8 +9426,8 @@
           <w:rFonts w:hint="default" w:ascii="Consolas" w:hAnsi="Consolas" w:eastAsia="Consolas" w:cs="Consolas"/>
           <w:color w:val="ADADAD"/>
           <w:kern w:val="0"/>
-          <w:sz w:val="21"/>
-          <w:szCs w:val="21"/>
+          <w:sz w:val="13"/>
+          <w:szCs w:val="13"/>
           <w:shd w:val="clear" w:fill="1B1C1D"/>
           <w:lang w:val="en-US" w:eastAsia="zh-CN" w:bidi="ar"/>
         </w:rPr>
@@ -9442,8 +9445,8 @@
         <w:rPr>
           <w:rFonts w:hint="default" w:ascii="Consolas" w:hAnsi="Consolas" w:eastAsia="Consolas" w:cs="Consolas"/>
           <w:color w:val="ADADAD"/>
-          <w:sz w:val="21"/>
-          <w:szCs w:val="21"/>
+          <w:sz w:val="13"/>
+          <w:szCs w:val="13"/>
         </w:rPr>
       </w:pPr>
       <w:r>
@@ -9451,8 +9454,8 @@
           <w:rFonts w:hint="default" w:ascii="Consolas" w:hAnsi="Consolas" w:eastAsia="Consolas" w:cs="Consolas"/>
           <w:color w:val="ADADAD"/>
           <w:kern w:val="0"/>
-          <w:sz w:val="21"/>
-          <w:szCs w:val="21"/>
+          <w:sz w:val="13"/>
+          <w:szCs w:val="13"/>
           <w:shd w:val="clear" w:fill="1B1C1D"/>
           <w:lang w:val="en-US" w:eastAsia="zh-CN" w:bidi="ar"/>
         </w:rPr>
@@ -9470,8 +9473,8 @@
         <w:rPr>
           <w:rFonts w:hint="default" w:ascii="Consolas" w:hAnsi="Consolas" w:eastAsia="Consolas" w:cs="Consolas"/>
           <w:color w:val="ADADAD"/>
-          <w:sz w:val="21"/>
-          <w:szCs w:val="21"/>
+          <w:sz w:val="13"/>
+          <w:szCs w:val="13"/>
         </w:rPr>
       </w:pPr>
       <w:r>
@@ -9479,8 +9482,8 @@
           <w:rFonts w:hint="default" w:ascii="Consolas" w:hAnsi="Consolas" w:eastAsia="Consolas" w:cs="Consolas"/>
           <w:color w:val="ADADAD"/>
           <w:kern w:val="0"/>
-          <w:sz w:val="21"/>
-          <w:szCs w:val="21"/>
+          <w:sz w:val="13"/>
+          <w:szCs w:val="13"/>
           <w:shd w:val="clear" w:fill="1B1C1D"/>
           <w:lang w:val="en-US" w:eastAsia="zh-CN" w:bidi="ar"/>
         </w:rPr>
@@ -9498,8 +9501,8 @@
         <w:rPr>
           <w:rFonts w:hint="default" w:ascii="Consolas" w:hAnsi="Consolas" w:eastAsia="Consolas" w:cs="Consolas"/>
           <w:color w:val="ADADAD"/>
-          <w:sz w:val="21"/>
-          <w:szCs w:val="21"/>
+          <w:sz w:val="13"/>
+          <w:szCs w:val="13"/>
         </w:rPr>
       </w:pPr>
       <w:r>
@@ -9507,8 +9510,8 @@
           <w:rFonts w:hint="default" w:ascii="Consolas" w:hAnsi="Consolas" w:eastAsia="Consolas" w:cs="Consolas"/>
           <w:color w:val="ADADAD"/>
           <w:kern w:val="0"/>
-          <w:sz w:val="21"/>
-          <w:szCs w:val="21"/>
+          <w:sz w:val="13"/>
+          <w:szCs w:val="13"/>
           <w:shd w:val="clear" w:fill="1B1C1D"/>
           <w:lang w:val="en-US" w:eastAsia="zh-CN" w:bidi="ar"/>
         </w:rPr>
@@ -9526,8 +9529,8 @@
         <w:rPr>
           <w:rFonts w:hint="default" w:ascii="Consolas" w:hAnsi="Consolas" w:eastAsia="Consolas" w:cs="Consolas"/>
           <w:color w:val="ADADAD"/>
-          <w:sz w:val="21"/>
-          <w:szCs w:val="21"/>
+          <w:sz w:val="13"/>
+          <w:szCs w:val="13"/>
         </w:rPr>
       </w:pPr>
       <w:r>
@@ -9535,8 +9538,8 @@
           <w:rFonts w:hint="default" w:ascii="Consolas" w:hAnsi="Consolas" w:eastAsia="Consolas" w:cs="Consolas"/>
           <w:color w:val="ADADAD"/>
           <w:kern w:val="0"/>
-          <w:sz w:val="21"/>
-          <w:szCs w:val="21"/>
+          <w:sz w:val="13"/>
+          <w:szCs w:val="13"/>
           <w:shd w:val="clear" w:fill="1B1C1D"/>
           <w:lang w:val="en-US" w:eastAsia="zh-CN" w:bidi="ar"/>
         </w:rPr>
@@ -9554,8 +9557,8 @@
         <w:rPr>
           <w:rFonts w:hint="default" w:ascii="Consolas" w:hAnsi="Consolas" w:eastAsia="Consolas" w:cs="Consolas"/>
           <w:color w:val="ADADAD"/>
-          <w:sz w:val="21"/>
-          <w:szCs w:val="21"/>
+          <w:sz w:val="13"/>
+          <w:szCs w:val="13"/>
         </w:rPr>
       </w:pPr>
       <w:r>
@@ -9563,8 +9566,8 @@
           <w:rFonts w:hint="default" w:ascii="Consolas" w:hAnsi="Consolas" w:eastAsia="Consolas" w:cs="Consolas"/>
           <w:color w:val="ADADAD"/>
           <w:kern w:val="0"/>
-          <w:sz w:val="21"/>
-          <w:szCs w:val="21"/>
+          <w:sz w:val="13"/>
+          <w:szCs w:val="13"/>
           <w:shd w:val="clear" w:fill="1B1C1D"/>
           <w:lang w:val="en-US" w:eastAsia="zh-CN" w:bidi="ar"/>
         </w:rPr>
@@ -9582,8 +9585,8 @@
         <w:rPr>
           <w:rFonts w:hint="default" w:ascii="Consolas" w:hAnsi="Consolas" w:eastAsia="Consolas" w:cs="Consolas"/>
           <w:color w:val="ADADAD"/>
-          <w:sz w:val="21"/>
-          <w:szCs w:val="21"/>
+          <w:sz w:val="13"/>
+          <w:szCs w:val="13"/>
         </w:rPr>
       </w:pPr>
       <w:r>
@@ -9591,8 +9594,8 @@
           <w:rFonts w:hint="default" w:ascii="Consolas" w:hAnsi="Consolas" w:eastAsia="Consolas" w:cs="Consolas"/>
           <w:color w:val="ADADAD"/>
           <w:kern w:val="0"/>
-          <w:sz w:val="21"/>
-          <w:szCs w:val="21"/>
+          <w:sz w:val="13"/>
+          <w:szCs w:val="13"/>
           <w:shd w:val="clear" w:fill="1B1C1D"/>
           <w:lang w:val="en-US" w:eastAsia="zh-CN" w:bidi="ar"/>
         </w:rPr>
@@ -9610,8 +9613,8 @@
         <w:rPr>
           <w:rFonts w:hint="default" w:ascii="Consolas" w:hAnsi="Consolas" w:eastAsia="Consolas" w:cs="Consolas"/>
           <w:color w:val="ADADAD"/>
-          <w:sz w:val="21"/>
-          <w:szCs w:val="21"/>
+          <w:sz w:val="13"/>
+          <w:szCs w:val="13"/>
         </w:rPr>
       </w:pPr>
       <w:r>
@@ -9619,8 +9622,8 @@
           <w:rFonts w:hint="default" w:ascii="Consolas" w:hAnsi="Consolas" w:eastAsia="Consolas" w:cs="Consolas"/>
           <w:color w:val="ADADAD"/>
           <w:kern w:val="0"/>
-          <w:sz w:val="21"/>
-          <w:szCs w:val="21"/>
+          <w:sz w:val="13"/>
+          <w:szCs w:val="13"/>
           <w:shd w:val="clear" w:fill="1B1C1D"/>
           <w:lang w:val="en-US" w:eastAsia="zh-CN" w:bidi="ar"/>
         </w:rPr>
@@ -9638,8 +9641,8 @@
         <w:rPr>
           <w:rFonts w:hint="default" w:ascii="Consolas" w:hAnsi="Consolas" w:eastAsia="Consolas" w:cs="Consolas"/>
           <w:color w:val="ADADAD"/>
-          <w:sz w:val="21"/>
-          <w:szCs w:val="21"/>
+          <w:sz w:val="13"/>
+          <w:szCs w:val="13"/>
         </w:rPr>
       </w:pPr>
       <w:r>
@@ -9647,8 +9650,8 @@
           <w:rFonts w:hint="default" w:ascii="Consolas" w:hAnsi="Consolas" w:eastAsia="Consolas" w:cs="Consolas"/>
           <w:color w:val="ADADAD"/>
           <w:kern w:val="0"/>
-          <w:sz w:val="21"/>
-          <w:szCs w:val="21"/>
+          <w:sz w:val="13"/>
+          <w:szCs w:val="13"/>
           <w:shd w:val="clear" w:fill="1B1C1D"/>
           <w:lang w:val="en-US" w:eastAsia="zh-CN" w:bidi="ar"/>
         </w:rPr>
@@ -9666,8 +9669,8 @@
         <w:rPr>
           <w:rFonts w:hint="default" w:ascii="Consolas" w:hAnsi="Consolas" w:eastAsia="Consolas" w:cs="Consolas"/>
           <w:color w:val="ADADAD"/>
-          <w:sz w:val="21"/>
-          <w:szCs w:val="21"/>
+          <w:sz w:val="13"/>
+          <w:szCs w:val="13"/>
         </w:rPr>
       </w:pPr>
       <w:r>
@@ -9675,8 +9678,8 @@
           <w:rFonts w:hint="default" w:ascii="Consolas" w:hAnsi="Consolas" w:eastAsia="Consolas" w:cs="Consolas"/>
           <w:color w:val="ADADAD"/>
           <w:kern w:val="0"/>
-          <w:sz w:val="21"/>
-          <w:szCs w:val="21"/>
+          <w:sz w:val="13"/>
+          <w:szCs w:val="13"/>
           <w:shd w:val="clear" w:fill="1B1C1D"/>
           <w:lang w:val="en-US" w:eastAsia="zh-CN" w:bidi="ar"/>
         </w:rPr>
@@ -9694,8 +9697,8 @@
         <w:rPr>
           <w:rFonts w:hint="default" w:ascii="Consolas" w:hAnsi="Consolas" w:eastAsia="Consolas" w:cs="Consolas"/>
           <w:color w:val="ADADAD"/>
-          <w:sz w:val="21"/>
-          <w:szCs w:val="21"/>
+          <w:sz w:val="13"/>
+          <w:szCs w:val="13"/>
         </w:rPr>
       </w:pPr>
       <w:r>
@@ -9703,8 +9706,8 @@
           <w:rFonts w:hint="default" w:ascii="Consolas" w:hAnsi="Consolas" w:eastAsia="Consolas" w:cs="Consolas"/>
           <w:color w:val="ADADAD"/>
           <w:kern w:val="0"/>
-          <w:sz w:val="21"/>
-          <w:szCs w:val="21"/>
+          <w:sz w:val="13"/>
+          <w:szCs w:val="13"/>
           <w:shd w:val="clear" w:fill="1B1C1D"/>
           <w:lang w:val="en-US" w:eastAsia="zh-CN" w:bidi="ar"/>
         </w:rPr>
@@ -9722,8 +9725,8 @@
         <w:rPr>
           <w:rFonts w:hint="default" w:ascii="Consolas" w:hAnsi="Consolas" w:eastAsia="Consolas" w:cs="Consolas"/>
           <w:color w:val="ADADAD"/>
-          <w:sz w:val="21"/>
-          <w:szCs w:val="21"/>
+          <w:sz w:val="13"/>
+          <w:szCs w:val="13"/>
         </w:rPr>
       </w:pPr>
       <w:r>
@@ -9731,8 +9734,8 @@
           <w:rFonts w:hint="default" w:ascii="Consolas" w:hAnsi="Consolas" w:eastAsia="Consolas" w:cs="Consolas"/>
           <w:color w:val="ADADAD"/>
           <w:kern w:val="0"/>
-          <w:sz w:val="21"/>
-          <w:szCs w:val="21"/>
+          <w:sz w:val="13"/>
+          <w:szCs w:val="13"/>
           <w:shd w:val="clear" w:fill="1B1C1D"/>
           <w:lang w:val="en-US" w:eastAsia="zh-CN" w:bidi="ar"/>
         </w:rPr>
@@ -9750,8 +9753,8 @@
         <w:rPr>
           <w:rFonts w:hint="default" w:ascii="Consolas" w:hAnsi="Consolas" w:eastAsia="Consolas" w:cs="Consolas"/>
           <w:color w:val="ADADAD"/>
-          <w:sz w:val="21"/>
-          <w:szCs w:val="21"/>
+          <w:sz w:val="13"/>
+          <w:szCs w:val="13"/>
         </w:rPr>
       </w:pPr>
       <w:r>
@@ -9759,8 +9762,8 @@
           <w:rFonts w:hint="default" w:ascii="Consolas" w:hAnsi="Consolas" w:eastAsia="Consolas" w:cs="Consolas"/>
           <w:color w:val="ADADAD"/>
           <w:kern w:val="0"/>
-          <w:sz w:val="21"/>
-          <w:szCs w:val="21"/>
+          <w:sz w:val="13"/>
+          <w:szCs w:val="13"/>
           <w:shd w:val="clear" w:fill="1B1C1D"/>
           <w:lang w:val="en-US" w:eastAsia="zh-CN" w:bidi="ar"/>
         </w:rPr>
@@ -9778,8 +9781,8 @@
         <w:rPr>
           <w:rFonts w:hint="default" w:ascii="Consolas" w:hAnsi="Consolas" w:eastAsia="Consolas" w:cs="Consolas"/>
           <w:color w:val="ADADAD"/>
-          <w:sz w:val="21"/>
-          <w:szCs w:val="21"/>
+          <w:sz w:val="13"/>
+          <w:szCs w:val="13"/>
         </w:rPr>
       </w:pPr>
       <w:r>
@@ -9787,8 +9790,8 @@
           <w:rFonts w:hint="default" w:ascii="Consolas" w:hAnsi="Consolas" w:eastAsia="Consolas" w:cs="Consolas"/>
           <w:color w:val="ADADAD"/>
           <w:kern w:val="0"/>
-          <w:sz w:val="21"/>
-          <w:szCs w:val="21"/>
+          <w:sz w:val="13"/>
+          <w:szCs w:val="13"/>
           <w:shd w:val="clear" w:fill="1B1C1D"/>
           <w:lang w:val="en-US" w:eastAsia="zh-CN" w:bidi="ar"/>
         </w:rPr>
@@ -9918,26 +9921,668 @@
       <w:pPr>
         <w:rPr>
           <w:rFonts w:hint="default" w:ascii="Palatino Linotype" w:hAnsi="Palatino Linotype" w:cs="Palatino Linotype"/>
-        </w:rPr>
-      </w:pPr>
-      <w:r>
-        <w:rPr>
-          <w:rFonts w:hint="default" w:ascii="Palatino Linotype" w:hAnsi="Palatino Linotype" w:cs="Palatino Linotype"/>
           <w:b w:val="0"/>
           <w:i w:val="0"/>
         </w:rPr>
-        <w:t>Bu komut hedef betiği çalıştırır, '</w:t>
-      </w:r>
-      <w:bookmarkStart w:id="77" w:name="_GoBack"/>
-      <w:bookmarkEnd w:id="77"/>
+      </w:pPr>
       <w:r>
         <w:rPr>
           <w:rFonts w:hint="default" w:ascii="Palatino Linotype" w:hAnsi="Palatino Linotype" w:cs="Palatino Linotype"/>
           <w:b w:val="0"/>
           <w:i w:val="0"/>
         </w:rPr>
-        <w:t>worker' fonksiyonunun kapsamına giren tüm yürütmeyi kaydeder, XML çıktıyı yazar, hedef manifestini (.targets.json) aynı dizine koyar ve XML'i XSD şemasına karşı doğrular.</w:t>
-      </w:r>
+        <w:t>Bu komut hedef betiği çalıştırır, 'worker' fonksiyonunun kapsamına giren tüm yürütmeyi kaydeder, XML çıktıyı yazar, hedef manifestini (.targets.json) aynı dizine koyar ve XML'i XSD şemasına karşı doğrular.</w:t>
+      </w:r>
+    </w:p>
+    <w:p>
+      <w:pPr>
+        <w:rPr>
+          <w:rFonts w:hint="default" w:ascii="Palatino Linotype" w:hAnsi="Palatino Linotype" w:cs="Palatino Linotype"/>
+          <w:b w:val="0"/>
+          <w:i w:val="0"/>
+        </w:rPr>
+      </w:pPr>
+    </w:p>
+    <w:p>
+      <w:pPr>
+        <w:keepNext w:val="0"/>
+        <w:keepLines w:val="0"/>
+        <w:widowControl/>
+        <w:suppressLineNumbers w:val="0"/>
+        <w:shd w:val="clear" w:fill="1B1C1D"/>
+        <w:jc w:val="left"/>
+        <w:rPr>
+          <w:rFonts w:ascii="Consolas" w:hAnsi="Consolas" w:eastAsia="Consolas" w:cs="Consolas"/>
+          <w:color w:val="ADADAD"/>
+          <w:sz w:val="13"/>
+          <w:szCs w:val="13"/>
+        </w:rPr>
+      </w:pPr>
+      <w:r>
+        <w:rPr>
+          <w:rFonts w:hint="default" w:ascii="Consolas" w:hAnsi="Consolas" w:eastAsia="Consolas" w:cs="Consolas"/>
+          <w:color w:val="F3AE35"/>
+          <w:kern w:val="0"/>
+          <w:sz w:val="13"/>
+          <w:szCs w:val="13"/>
+          <w:shd w:val="clear" w:fill="1B1C1D"/>
+          <w:lang w:val="en-US" w:eastAsia="zh-CN" w:bidi="ar"/>
+        </w:rPr>
+        <w:t></w:t>
+      </w:r>
+      <w:r>
+        <w:rPr>
+          <w:rFonts w:hint="default" w:ascii="Consolas" w:hAnsi="Consolas" w:eastAsia="Consolas" w:cs="Consolas"/>
+          <w:color w:val="262B44"/>
+          <w:kern w:val="0"/>
+          <w:sz w:val="13"/>
+          <w:szCs w:val="13"/>
+          <w:shd w:val="clear" w:fill="F3AE35"/>
+          <w:lang w:val="en-US" w:eastAsia="zh-CN" w:bidi="ar"/>
+        </w:rPr>
+        <w:t xml:space="preserve"> focustracer </w:t>
+      </w:r>
+      <w:r>
+        <w:rPr>
+          <w:rFonts w:hint="default" w:ascii="Consolas" w:hAnsi="Consolas" w:eastAsia="Consolas" w:cs="Consolas"/>
+          <w:color w:val="F3AE35"/>
+          <w:kern w:val="0"/>
+          <w:sz w:val="13"/>
+          <w:szCs w:val="13"/>
+          <w:shd w:val="clear" w:fill="1B1C1D"/>
+          <w:lang w:val="en-US" w:eastAsia="zh-CN" w:bidi="ar"/>
+        </w:rPr>
+        <w:t xml:space="preserve"> </w:t>
+      </w:r>
+      <w:r>
+        <w:rPr>
+          <w:rFonts w:hint="default" w:ascii="Consolas" w:hAnsi="Consolas" w:eastAsia="Consolas" w:cs="Consolas"/>
+          <w:color w:val="FDC325"/>
+          <w:kern w:val="0"/>
+          <w:sz w:val="13"/>
+          <w:szCs w:val="13"/>
+          <w:shd w:val="clear" w:fill="1B1C1D"/>
+          <w:lang w:val="en-US" w:eastAsia="zh-CN" w:bidi="ar"/>
+        </w:rPr>
+        <w:t xml:space="preserve">focustracer </w:t>
+      </w:r>
+      <w:r>
+        <w:rPr>
+          <w:rFonts w:hint="default" w:ascii="Consolas" w:hAnsi="Consolas" w:eastAsia="Consolas" w:cs="Consolas"/>
+          <w:color w:val="ADADAD"/>
+          <w:kern w:val="0"/>
+          <w:sz w:val="13"/>
+          <w:szCs w:val="13"/>
+          <w:shd w:val="clear" w:fill="1B1C1D"/>
+          <w:lang w:val="en-US" w:eastAsia="zh-CN" w:bidi="ar"/>
+        </w:rPr>
+        <w:t xml:space="preserve">run </w:t>
+      </w:r>
+      <w:r>
+        <w:rPr>
+          <w:rFonts w:hint="default" w:ascii="Consolas" w:hAnsi="Consolas" w:eastAsia="Consolas" w:cs="Consolas"/>
+          <w:color w:val="5FAC6D"/>
+          <w:kern w:val="0"/>
+          <w:sz w:val="13"/>
+          <w:szCs w:val="13"/>
+          <w:shd w:val="clear" w:fill="1B1C1D"/>
+          <w:lang w:val="en-US" w:eastAsia="zh-CN" w:bidi="ar"/>
+        </w:rPr>
+        <w:t xml:space="preserve">--target-script </w:t>
+      </w:r>
+      <w:r>
+        <w:rPr>
+          <w:rFonts w:hint="default" w:ascii="Consolas" w:hAnsi="Consolas" w:eastAsia="Consolas" w:cs="Consolas"/>
+          <w:color w:val="ADADAD"/>
+          <w:kern w:val="0"/>
+          <w:sz w:val="13"/>
+          <w:szCs w:val="13"/>
+          <w:shd w:val="clear" w:fill="1B1C1D"/>
+          <w:lang w:val="en-US" w:eastAsia="zh-CN" w:bidi="ar"/>
+        </w:rPr>
+        <w:t xml:space="preserve">tests/fixtures/cli_sample_app.py </w:t>
+      </w:r>
+      <w:r>
+        <w:rPr>
+          <w:rFonts w:hint="default" w:ascii="Consolas" w:hAnsi="Consolas" w:eastAsia="Consolas" w:cs="Consolas"/>
+          <w:color w:val="5FAC6D"/>
+          <w:kern w:val="0"/>
+          <w:sz w:val="13"/>
+          <w:szCs w:val="13"/>
+          <w:shd w:val="clear" w:fill="1B1C1D"/>
+          <w:lang w:val="en-US" w:eastAsia="zh-CN" w:bidi="ar"/>
+        </w:rPr>
+        <w:t xml:space="preserve">--function </w:t>
+      </w:r>
+      <w:r>
+        <w:rPr>
+          <w:rFonts w:hint="default" w:ascii="Consolas" w:hAnsi="Consolas" w:eastAsia="Consolas" w:cs="Consolas"/>
+          <w:color w:val="ADADAD"/>
+          <w:kern w:val="0"/>
+          <w:sz w:val="13"/>
+          <w:szCs w:val="13"/>
+          <w:shd w:val="clear" w:fill="1B1C1D"/>
+          <w:lang w:val="en-US" w:eastAsia="zh-CN" w:bidi="ar"/>
+        </w:rPr>
+        <w:t xml:space="preserve">worker </w:t>
+      </w:r>
+      <w:r>
+        <w:rPr>
+          <w:rFonts w:hint="default" w:ascii="Consolas" w:hAnsi="Consolas" w:eastAsia="Consolas" w:cs="Consolas"/>
+          <w:color w:val="5FAC6D"/>
+          <w:kern w:val="0"/>
+          <w:sz w:val="13"/>
+          <w:szCs w:val="13"/>
+          <w:shd w:val="clear" w:fill="1B1C1D"/>
+          <w:lang w:val="en-US" w:eastAsia="zh-CN" w:bidi="ar"/>
+        </w:rPr>
+        <w:t xml:space="preserve">--thread-name </w:t>
+      </w:r>
+      <w:r>
+        <w:rPr>
+          <w:rFonts w:hint="default" w:ascii="Consolas" w:hAnsi="Consolas" w:eastAsia="Consolas" w:cs="Consolas"/>
+          <w:color w:val="ADADAD"/>
+          <w:kern w:val="0"/>
+          <w:sz w:val="13"/>
+          <w:szCs w:val="13"/>
+          <w:shd w:val="clear" w:fill="1B1C1D"/>
+          <w:lang w:val="en-US" w:eastAsia="zh-CN" w:bidi="ar"/>
+        </w:rPr>
+        <w:t xml:space="preserve">CLI-Worker </w:t>
+      </w:r>
+      <w:r>
+        <w:rPr>
+          <w:rFonts w:hint="default" w:ascii="Consolas" w:hAnsi="Consolas" w:eastAsia="Consolas" w:cs="Consolas"/>
+          <w:color w:val="5FAC6D"/>
+          <w:kern w:val="0"/>
+          <w:sz w:val="13"/>
+          <w:szCs w:val="13"/>
+          <w:shd w:val="clear" w:fill="1B1C1D"/>
+          <w:lang w:val="en-US" w:eastAsia="zh-CN" w:bidi="ar"/>
+        </w:rPr>
+        <w:t xml:space="preserve">--output </w:t>
+      </w:r>
+      <w:r>
+        <w:rPr>
+          <w:rFonts w:hint="default" w:ascii="Consolas" w:hAnsi="Consolas" w:eastAsia="Consolas" w:cs="Consolas"/>
+          <w:color w:val="ADADAD"/>
+          <w:kern w:val="0"/>
+          <w:sz w:val="13"/>
+          <w:szCs w:val="13"/>
+          <w:shd w:val="clear" w:fill="1B1C1D"/>
+          <w:lang w:val="en-US" w:eastAsia="zh-CN" w:bidi="ar"/>
+        </w:rPr>
+        <w:t>output/sample_trace.xml</w:t>
+      </w:r>
+      <w:r>
+        <w:rPr>
+          <w:rFonts w:hint="default" w:ascii="Consolas" w:hAnsi="Consolas" w:eastAsia="Consolas" w:cs="Consolas"/>
+          <w:color w:val="F3AE35"/>
+          <w:kern w:val="0"/>
+          <w:sz w:val="13"/>
+          <w:szCs w:val="13"/>
+          <w:shd w:val="clear" w:fill="1B1C1D"/>
+          <w:lang w:val="en-US" w:eastAsia="zh-CN" w:bidi="ar"/>
+        </w:rPr>
+        <w:t xml:space="preserve">                                                   </w:t>
+      </w:r>
+    </w:p>
+    <w:p>
+      <w:pPr>
+        <w:keepNext w:val="0"/>
+        <w:keepLines w:val="0"/>
+        <w:widowControl/>
+        <w:suppressLineNumbers w:val="0"/>
+        <w:shd w:val="clear" w:fill="1B1C1D"/>
+        <w:jc w:val="left"/>
+        <w:rPr>
+          <w:rFonts w:hint="default" w:ascii="Consolas" w:hAnsi="Consolas" w:eastAsia="Consolas" w:cs="Consolas"/>
+          <w:color w:val="ADADAD"/>
+          <w:sz w:val="13"/>
+          <w:szCs w:val="13"/>
+        </w:rPr>
+      </w:pPr>
+      <w:r>
+        <w:rPr>
+          <w:rFonts w:hint="default" w:ascii="Consolas" w:hAnsi="Consolas" w:eastAsia="Consolas" w:cs="Consolas"/>
+          <w:color w:val="ADADAD"/>
+          <w:kern w:val="0"/>
+          <w:sz w:val="13"/>
+          <w:szCs w:val="13"/>
+          <w:shd w:val="clear" w:fill="1B1C1D"/>
+          <w:lang w:val="en-US" w:eastAsia="zh-CN" w:bidi="ar"/>
+        </w:rPr>
+        <w:t xml:space="preserve">                                                                                                                                                                                                               </w:t>
+      </w:r>
+    </w:p>
+    <w:p>
+      <w:pPr>
+        <w:keepNext w:val="0"/>
+        <w:keepLines w:val="0"/>
+        <w:widowControl/>
+        <w:suppressLineNumbers w:val="0"/>
+        <w:shd w:val="clear" w:fill="1B1C1D"/>
+        <w:jc w:val="left"/>
+        <w:rPr>
+          <w:rFonts w:hint="default" w:ascii="Consolas" w:hAnsi="Consolas" w:eastAsia="Consolas" w:cs="Consolas"/>
+          <w:color w:val="ADADAD"/>
+          <w:sz w:val="13"/>
+          <w:szCs w:val="13"/>
+        </w:rPr>
+      </w:pPr>
+      <w:r>
+        <w:rPr>
+          <w:rFonts w:hint="default" w:ascii="Consolas" w:hAnsi="Consolas" w:eastAsia="Consolas" w:cs="Consolas"/>
+          <w:color w:val="ADADAD"/>
+          <w:kern w:val="0"/>
+          <w:sz w:val="13"/>
+          <w:szCs w:val="13"/>
+          <w:shd w:val="clear" w:fill="1B1C1D"/>
+          <w:lang w:val="en-US" w:eastAsia="zh-CN" w:bidi="ar"/>
+        </w:rPr>
+        <w:t xml:space="preserve">============================================================                                                                                                                                                   </w:t>
+      </w:r>
+    </w:p>
+    <w:p>
+      <w:pPr>
+        <w:keepNext w:val="0"/>
+        <w:keepLines w:val="0"/>
+        <w:widowControl/>
+        <w:suppressLineNumbers w:val="0"/>
+        <w:shd w:val="clear" w:fill="1B1C1D"/>
+        <w:jc w:val="left"/>
+        <w:rPr>
+          <w:rFonts w:hint="default" w:ascii="Consolas" w:hAnsi="Consolas" w:eastAsia="Consolas" w:cs="Consolas"/>
+          <w:color w:val="ADADAD"/>
+          <w:sz w:val="13"/>
+          <w:szCs w:val="13"/>
+        </w:rPr>
+      </w:pPr>
+      <w:r>
+        <w:rPr>
+          <w:rFonts w:hint="default" w:ascii="Consolas" w:hAnsi="Consolas" w:eastAsia="Consolas" w:cs="Consolas"/>
+          <w:color w:val="ADADAD"/>
+          <w:kern w:val="0"/>
+          <w:sz w:val="13"/>
+          <w:szCs w:val="13"/>
+          <w:shd w:val="clear" w:fill="1B1C1D"/>
+          <w:lang w:val="en-US" w:eastAsia="zh-CN" w:bidi="ar"/>
+        </w:rPr>
+        <w:t xml:space="preserve">TRACE SUMMARY                                                                                                                                                                                                  </w:t>
+      </w:r>
+    </w:p>
+    <w:p>
+      <w:pPr>
+        <w:keepNext w:val="0"/>
+        <w:keepLines w:val="0"/>
+        <w:widowControl/>
+        <w:suppressLineNumbers w:val="0"/>
+        <w:shd w:val="clear" w:fill="1B1C1D"/>
+        <w:jc w:val="left"/>
+        <w:rPr>
+          <w:rFonts w:hint="default" w:ascii="Consolas" w:hAnsi="Consolas" w:eastAsia="Consolas" w:cs="Consolas"/>
+          <w:color w:val="ADADAD"/>
+          <w:sz w:val="13"/>
+          <w:szCs w:val="13"/>
+        </w:rPr>
+      </w:pPr>
+      <w:r>
+        <w:rPr>
+          <w:rFonts w:hint="default" w:ascii="Consolas" w:hAnsi="Consolas" w:eastAsia="Consolas" w:cs="Consolas"/>
+          <w:color w:val="ADADAD"/>
+          <w:kern w:val="0"/>
+          <w:sz w:val="13"/>
+          <w:szCs w:val="13"/>
+          <w:shd w:val="clear" w:fill="1B1C1D"/>
+          <w:lang w:val="en-US" w:eastAsia="zh-CN" w:bidi="ar"/>
+        </w:rPr>
+        <w:t xml:space="preserve">============================================================                                                                                                                                                   </w:t>
+      </w:r>
+    </w:p>
+    <w:p>
+      <w:pPr>
+        <w:keepNext w:val="0"/>
+        <w:keepLines w:val="0"/>
+        <w:widowControl/>
+        <w:suppressLineNumbers w:val="0"/>
+        <w:shd w:val="clear" w:fill="1B1C1D"/>
+        <w:jc w:val="left"/>
+        <w:rPr>
+          <w:rFonts w:hint="default" w:ascii="Consolas" w:hAnsi="Consolas" w:eastAsia="Consolas" w:cs="Consolas"/>
+          <w:color w:val="ADADAD"/>
+          <w:sz w:val="13"/>
+          <w:szCs w:val="13"/>
+        </w:rPr>
+      </w:pPr>
+      <w:r>
+        <w:rPr>
+          <w:rFonts w:hint="default" w:ascii="Consolas" w:hAnsi="Consolas" w:eastAsia="Consolas" w:cs="Consolas"/>
+          <w:color w:val="ADADAD"/>
+          <w:kern w:val="0"/>
+          <w:sz w:val="13"/>
+          <w:szCs w:val="13"/>
+          <w:shd w:val="clear" w:fill="1B1C1D"/>
+          <w:lang w:val="en-US" w:eastAsia="zh-CN" w:bidi="ar"/>
+        </w:rPr>
+        <w:t xml:space="preserve">Total Events: 26                                                                                                                                                                                               </w:t>
+      </w:r>
+    </w:p>
+    <w:p>
+      <w:pPr>
+        <w:keepNext w:val="0"/>
+        <w:keepLines w:val="0"/>
+        <w:widowControl/>
+        <w:suppressLineNumbers w:val="0"/>
+        <w:shd w:val="clear" w:fill="1B1C1D"/>
+        <w:jc w:val="left"/>
+        <w:rPr>
+          <w:rFonts w:hint="default" w:ascii="Consolas" w:hAnsi="Consolas" w:eastAsia="Consolas" w:cs="Consolas"/>
+          <w:color w:val="ADADAD"/>
+          <w:sz w:val="13"/>
+          <w:szCs w:val="13"/>
+        </w:rPr>
+      </w:pPr>
+      <w:r>
+        <w:rPr>
+          <w:rFonts w:hint="default" w:ascii="Consolas" w:hAnsi="Consolas" w:eastAsia="Consolas" w:cs="Consolas"/>
+          <w:color w:val="ADADAD"/>
+          <w:kern w:val="0"/>
+          <w:sz w:val="13"/>
+          <w:szCs w:val="13"/>
+          <w:shd w:val="clear" w:fill="1B1C1D"/>
+          <w:lang w:val="en-US" w:eastAsia="zh-CN" w:bidi="ar"/>
+        </w:rPr>
+        <w:t xml:space="preserve">Duration: 0.0031 seconds                                                                                                                                                                                       </w:t>
+      </w:r>
+    </w:p>
+    <w:p>
+      <w:pPr>
+        <w:keepNext w:val="0"/>
+        <w:keepLines w:val="0"/>
+        <w:widowControl/>
+        <w:suppressLineNumbers w:val="0"/>
+        <w:shd w:val="clear" w:fill="1B1C1D"/>
+        <w:jc w:val="left"/>
+        <w:rPr>
+          <w:rFonts w:hint="default" w:ascii="Consolas" w:hAnsi="Consolas" w:eastAsia="Consolas" w:cs="Consolas"/>
+          <w:color w:val="ADADAD"/>
+          <w:sz w:val="13"/>
+          <w:szCs w:val="13"/>
+        </w:rPr>
+      </w:pPr>
+      <w:r>
+        <w:rPr>
+          <w:rFonts w:hint="default" w:ascii="Consolas" w:hAnsi="Consolas" w:eastAsia="Consolas" w:cs="Consolas"/>
+          <w:color w:val="ADADAD"/>
+          <w:kern w:val="0"/>
+          <w:sz w:val="13"/>
+          <w:szCs w:val="13"/>
+          <w:shd w:val="clear" w:fill="1B1C1D"/>
+          <w:lang w:val="en-US" w:eastAsia="zh-CN" w:bidi="ar"/>
+        </w:rPr>
+        <w:t xml:space="preserve">Output File: C:\Users\Yasin\Desktop\Kodlar\AI4Sweng\Trace\focustracer\output\sample_trace.xml                                                                                                                  </w:t>
+      </w:r>
+    </w:p>
+    <w:p>
+      <w:pPr>
+        <w:keepNext w:val="0"/>
+        <w:keepLines w:val="0"/>
+        <w:widowControl/>
+        <w:suppressLineNumbers w:val="0"/>
+        <w:shd w:val="clear" w:fill="1B1C1D"/>
+        <w:jc w:val="left"/>
+        <w:rPr>
+          <w:rFonts w:hint="default" w:ascii="Consolas" w:hAnsi="Consolas" w:eastAsia="Consolas" w:cs="Consolas"/>
+          <w:color w:val="ADADAD"/>
+          <w:sz w:val="13"/>
+          <w:szCs w:val="13"/>
+        </w:rPr>
+      </w:pPr>
+      <w:r>
+        <w:rPr>
+          <w:rFonts w:hint="default" w:ascii="Consolas" w:hAnsi="Consolas" w:eastAsia="Consolas" w:cs="Consolas"/>
+          <w:color w:val="ADADAD"/>
+          <w:kern w:val="0"/>
+          <w:sz w:val="13"/>
+          <w:szCs w:val="13"/>
+          <w:shd w:val="clear" w:fill="1B1C1D"/>
+          <w:lang w:val="en-US" w:eastAsia="zh-CN" w:bidi="ar"/>
+        </w:rPr>
+        <w:t xml:space="preserve">Event Types:                                                                                                                                                                                                   </w:t>
+      </w:r>
+    </w:p>
+    <w:p>
+      <w:pPr>
+        <w:keepNext w:val="0"/>
+        <w:keepLines w:val="0"/>
+        <w:widowControl/>
+        <w:suppressLineNumbers w:val="0"/>
+        <w:shd w:val="clear" w:fill="1B1C1D"/>
+        <w:jc w:val="left"/>
+        <w:rPr>
+          <w:rFonts w:hint="default" w:ascii="Consolas" w:hAnsi="Consolas" w:eastAsia="Consolas" w:cs="Consolas"/>
+          <w:color w:val="ADADAD"/>
+          <w:sz w:val="13"/>
+          <w:szCs w:val="13"/>
+        </w:rPr>
+      </w:pPr>
+      <w:r>
+        <w:rPr>
+          <w:rFonts w:hint="default" w:ascii="Consolas" w:hAnsi="Consolas" w:eastAsia="Consolas" w:cs="Consolas"/>
+          <w:color w:val="ADADAD"/>
+          <w:kern w:val="0"/>
+          <w:sz w:val="13"/>
+          <w:szCs w:val="13"/>
+          <w:shd w:val="clear" w:fill="1B1C1D"/>
+          <w:lang w:val="en-US" w:eastAsia="zh-CN" w:bidi="ar"/>
+        </w:rPr>
+        <w:t xml:space="preserve">  - call: 5                                                                                                                                                                                                    </w:t>
+      </w:r>
+    </w:p>
+    <w:p>
+      <w:pPr>
+        <w:keepNext w:val="0"/>
+        <w:keepLines w:val="0"/>
+        <w:widowControl/>
+        <w:suppressLineNumbers w:val="0"/>
+        <w:shd w:val="clear" w:fill="1B1C1D"/>
+        <w:jc w:val="left"/>
+        <w:rPr>
+          <w:rFonts w:hint="default" w:ascii="Consolas" w:hAnsi="Consolas" w:eastAsia="Consolas" w:cs="Consolas"/>
+          <w:color w:val="ADADAD"/>
+          <w:sz w:val="13"/>
+          <w:szCs w:val="13"/>
+        </w:rPr>
+      </w:pPr>
+      <w:r>
+        <w:rPr>
+          <w:rFonts w:hint="default" w:ascii="Consolas" w:hAnsi="Consolas" w:eastAsia="Consolas" w:cs="Consolas"/>
+          <w:color w:val="ADADAD"/>
+          <w:kern w:val="0"/>
+          <w:sz w:val="13"/>
+          <w:szCs w:val="13"/>
+          <w:shd w:val="clear" w:fill="1B1C1D"/>
+          <w:lang w:val="en-US" w:eastAsia="zh-CN" w:bidi="ar"/>
+        </w:rPr>
+        <w:t xml:space="preserve">  - line: 16                                                                                                                                                                                                   </w:t>
+      </w:r>
+    </w:p>
+    <w:p>
+      <w:pPr>
+        <w:keepNext w:val="0"/>
+        <w:keepLines w:val="0"/>
+        <w:widowControl/>
+        <w:suppressLineNumbers w:val="0"/>
+        <w:shd w:val="clear" w:fill="1B1C1D"/>
+        <w:jc w:val="left"/>
+        <w:rPr>
+          <w:rFonts w:hint="default" w:ascii="Consolas" w:hAnsi="Consolas" w:eastAsia="Consolas" w:cs="Consolas"/>
+          <w:color w:val="ADADAD"/>
+          <w:sz w:val="13"/>
+          <w:szCs w:val="13"/>
+        </w:rPr>
+      </w:pPr>
+      <w:r>
+        <w:rPr>
+          <w:rFonts w:hint="default" w:ascii="Consolas" w:hAnsi="Consolas" w:eastAsia="Consolas" w:cs="Consolas"/>
+          <w:color w:val="ADADAD"/>
+          <w:kern w:val="0"/>
+          <w:sz w:val="13"/>
+          <w:szCs w:val="13"/>
+          <w:shd w:val="clear" w:fill="1B1C1D"/>
+          <w:lang w:val="en-US" w:eastAsia="zh-CN" w:bidi="ar"/>
+        </w:rPr>
+        <w:t xml:space="preserve">  - return: 5                                                                                                                                                                                                  </w:t>
+      </w:r>
+    </w:p>
+    <w:p>
+      <w:pPr>
+        <w:keepNext w:val="0"/>
+        <w:keepLines w:val="0"/>
+        <w:widowControl/>
+        <w:suppressLineNumbers w:val="0"/>
+        <w:shd w:val="clear" w:fill="1B1C1D"/>
+        <w:jc w:val="left"/>
+        <w:rPr>
+          <w:rFonts w:hint="default" w:ascii="Consolas" w:hAnsi="Consolas" w:eastAsia="Consolas" w:cs="Consolas"/>
+          <w:color w:val="ADADAD"/>
+          <w:sz w:val="13"/>
+          <w:szCs w:val="13"/>
+        </w:rPr>
+      </w:pPr>
+      <w:r>
+        <w:rPr>
+          <w:rFonts w:hint="default" w:ascii="Consolas" w:hAnsi="Consolas" w:eastAsia="Consolas" w:cs="Consolas"/>
+          <w:color w:val="ADADAD"/>
+          <w:kern w:val="0"/>
+          <w:sz w:val="13"/>
+          <w:szCs w:val="13"/>
+          <w:shd w:val="clear" w:fill="1B1C1D"/>
+          <w:lang w:val="en-US" w:eastAsia="zh-CN" w:bidi="ar"/>
+        </w:rPr>
+        <w:t xml:space="preserve">============================================================                                                                                                                                                   </w:t>
+      </w:r>
+    </w:p>
+    <w:p>
+      <w:pPr>
+        <w:keepNext w:val="0"/>
+        <w:keepLines w:val="0"/>
+        <w:widowControl/>
+        <w:suppressLineNumbers w:val="0"/>
+        <w:shd w:val="clear" w:fill="1B1C1D"/>
+        <w:jc w:val="left"/>
+        <w:rPr>
+          <w:rFonts w:hint="default" w:ascii="Consolas" w:hAnsi="Consolas" w:eastAsia="Consolas" w:cs="Consolas"/>
+          <w:color w:val="ADADAD"/>
+          <w:sz w:val="13"/>
+          <w:szCs w:val="13"/>
+        </w:rPr>
+      </w:pPr>
+      <w:r>
+        <w:rPr>
+          <w:rFonts w:hint="default" w:ascii="Consolas" w:hAnsi="Consolas" w:eastAsia="Consolas" w:cs="Consolas"/>
+          <w:color w:val="ADADAD"/>
+          <w:kern w:val="0"/>
+          <w:sz w:val="13"/>
+          <w:szCs w:val="13"/>
+          <w:shd w:val="clear" w:fill="1B1C1D"/>
+          <w:lang w:val="en-US" w:eastAsia="zh-CN" w:bidi="ar"/>
+        </w:rPr>
+        <w:t xml:space="preserve">                                                                                                                                                                                                               </w:t>
+      </w:r>
+    </w:p>
+    <w:p>
+      <w:pPr>
+        <w:keepNext w:val="0"/>
+        <w:keepLines w:val="0"/>
+        <w:widowControl/>
+        <w:suppressLineNumbers w:val="0"/>
+        <w:shd w:val="clear" w:fill="1B1C1D"/>
+        <w:jc w:val="left"/>
+        <w:rPr>
+          <w:rFonts w:hint="default" w:ascii="Consolas" w:hAnsi="Consolas" w:eastAsia="Consolas" w:cs="Consolas"/>
+          <w:color w:val="ADADAD"/>
+          <w:sz w:val="13"/>
+          <w:szCs w:val="13"/>
+        </w:rPr>
+      </w:pPr>
+      <w:r>
+        <w:rPr>
+          <w:rFonts w:hint="default" w:ascii="Consolas" w:hAnsi="Consolas" w:eastAsia="Consolas" w:cs="Consolas"/>
+          <w:color w:val="ADADAD"/>
+          <w:kern w:val="0"/>
+          <w:sz w:val="13"/>
+          <w:szCs w:val="13"/>
+          <w:shd w:val="clear" w:fill="1B1C1D"/>
+          <w:lang w:val="en-US" w:eastAsia="zh-CN" w:bidi="ar"/>
+        </w:rPr>
+        <w:t xml:space="preserve">[*] XML validation: ok                                                                                                                                                                                         </w:t>
+      </w:r>
+    </w:p>
+    <w:p>
+      <w:pPr>
+        <w:keepNext w:val="0"/>
+        <w:keepLines w:val="0"/>
+        <w:widowControl/>
+        <w:suppressLineNumbers w:val="0"/>
+        <w:shd w:val="clear" w:fill="1B1C1D"/>
+        <w:jc w:val="left"/>
+        <w:rPr>
+          <w:rFonts w:hint="default" w:ascii="Consolas" w:hAnsi="Consolas" w:eastAsia="Consolas" w:cs="Consolas"/>
+          <w:color w:val="ADADAD"/>
+          <w:sz w:val="13"/>
+          <w:szCs w:val="13"/>
+        </w:rPr>
+      </w:pPr>
+      <w:r>
+        <w:rPr>
+          <w:rFonts w:hint="default" w:ascii="Consolas" w:hAnsi="Consolas" w:eastAsia="Consolas" w:cs="Consolas"/>
+          <w:color w:val="ADADAD"/>
+          <w:kern w:val="0"/>
+          <w:sz w:val="13"/>
+          <w:szCs w:val="13"/>
+          <w:shd w:val="clear" w:fill="1B1C1D"/>
+          <w:lang w:val="en-US" w:eastAsia="zh-CN" w:bidi="ar"/>
+        </w:rPr>
+        <w:t xml:space="preserve">[*] Trace written to C:\Users\Yasin\Desktop\Kodlar\AI4Sweng\Trace\focustracer\output\sample_trace.xml                                                                                                          </w:t>
+      </w:r>
+    </w:p>
+    <w:p>
+      <w:pPr>
+        <w:keepNext w:val="0"/>
+        <w:keepLines w:val="0"/>
+        <w:widowControl/>
+        <w:suppressLineNumbers w:val="0"/>
+        <w:shd w:val="clear" w:fill="1B1C1D"/>
+        <w:jc w:val="left"/>
+        <w:rPr>
+          <w:rFonts w:hint="default" w:ascii="Consolas" w:hAnsi="Consolas" w:eastAsia="Consolas" w:cs="Consolas"/>
+          <w:color w:val="ADADAD"/>
+          <w:sz w:val="13"/>
+          <w:szCs w:val="13"/>
+        </w:rPr>
+      </w:pPr>
+      <w:r>
+        <w:rPr>
+          <w:rFonts w:hint="default" w:ascii="Consolas" w:hAnsi="Consolas" w:eastAsia="Consolas" w:cs="Consolas"/>
+          <w:color w:val="ADADAD"/>
+          <w:kern w:val="0"/>
+          <w:sz w:val="13"/>
+          <w:szCs w:val="13"/>
+          <w:shd w:val="clear" w:fill="1B1C1D"/>
+          <w:lang w:val="en-US" w:eastAsia="zh-CN" w:bidi="ar"/>
+        </w:rPr>
+        <w:t>[*] Target manifest written to C:\Users\Yasin\Desktop\Kodlar\AI4Sweng\Trace\focustracer\output\sample_trace.targets.json</w:t>
+      </w:r>
+    </w:p>
+    <w:p>
+      <w:pPr>
+        <w:rPr>
+          <w:rFonts w:hint="default" w:ascii="Palatino Linotype" w:hAnsi="Palatino Linotype" w:cs="Palatino Linotype"/>
+          <w:b w:val="0"/>
+          <w:i w:val="0"/>
+        </w:rPr>
+      </w:pPr>
     </w:p>
     <w:p>
       <w:pPr>
@@ -10019,18 +10664,606 @@
     </w:p>
     <w:p>
       <w:pPr>
-        <w:rPr>
-          <w:rFonts w:hint="default" w:ascii="Palatino Linotype" w:hAnsi="Palatino Linotype" w:cs="Palatino Linotype"/>
-        </w:rPr>
-      </w:pPr>
-      <w:r>
+        <w:jc w:val="both"/>
         <w:rPr>
           <w:rFonts w:hint="default" w:ascii="Palatino Linotype" w:hAnsi="Palatino Linotype" w:cs="Palatino Linotype"/>
           <w:b w:val="0"/>
           <w:i w:val="0"/>
         </w:rPr>
+      </w:pPr>
+      <w:r>
+        <w:rPr>
+          <w:rFonts w:hint="default" w:ascii="Palatino Linotype" w:hAnsi="Palatino Linotype" w:cs="Palatino Linotype"/>
+          <w:b w:val="0"/>
+          <w:i w:val="0"/>
+        </w:rPr>
         <w:t>Komut, hedef betikten bir kod envanteri çıkarır, LLM'e kullanıcı ipucuyla birlikte gönderir ve önerilen hedef manifestini JSON olarak yazdırır. Varsayılan olarak betik çalıştırılmaz ve trace üretilmez.</w:t>
       </w:r>
+    </w:p>
+    <w:p>
+      <w:pPr>
+        <w:keepNext w:val="0"/>
+        <w:keepLines w:val="0"/>
+        <w:widowControl/>
+        <w:suppressLineNumbers w:val="0"/>
+        <w:shd w:val="clear" w:fill="1B1C1D"/>
+        <w:jc w:val="left"/>
+        <w:rPr>
+          <w:rFonts w:ascii="Consolas" w:hAnsi="Consolas" w:eastAsia="Consolas" w:cs="Consolas"/>
+          <w:color w:val="ADADAD"/>
+          <w:sz w:val="13"/>
+          <w:szCs w:val="13"/>
+        </w:rPr>
+      </w:pPr>
+      <w:r>
+        <w:rPr>
+          <w:rFonts w:hint="default" w:ascii="Consolas" w:hAnsi="Consolas" w:eastAsia="Consolas" w:cs="Consolas"/>
+          <w:color w:val="F3AE35"/>
+          <w:kern w:val="0"/>
+          <w:sz w:val="13"/>
+          <w:szCs w:val="13"/>
+          <w:shd w:val="clear" w:fill="1B1C1D"/>
+          <w:lang w:val="en-US" w:eastAsia="zh-CN" w:bidi="ar"/>
+        </w:rPr>
+        <w:t></w:t>
+      </w:r>
+      <w:r>
+        <w:rPr>
+          <w:rFonts w:hint="default" w:ascii="Consolas" w:hAnsi="Consolas" w:eastAsia="Consolas" w:cs="Consolas"/>
+          <w:color w:val="262B44"/>
+          <w:kern w:val="0"/>
+          <w:sz w:val="13"/>
+          <w:szCs w:val="13"/>
+          <w:shd w:val="clear" w:fill="F3AE35"/>
+          <w:lang w:val="en-US" w:eastAsia="zh-CN" w:bidi="ar"/>
+        </w:rPr>
+        <w:t xml:space="preserve"> focustracer </w:t>
+      </w:r>
+      <w:r>
+        <w:rPr>
+          <w:rFonts w:hint="default" w:ascii="Consolas" w:hAnsi="Consolas" w:eastAsia="Consolas" w:cs="Consolas"/>
+          <w:color w:val="F3AE35"/>
+          <w:kern w:val="0"/>
+          <w:sz w:val="13"/>
+          <w:szCs w:val="13"/>
+          <w:shd w:val="clear" w:fill="1B1C1D"/>
+          <w:lang w:val="en-US" w:eastAsia="zh-CN" w:bidi="ar"/>
+        </w:rPr>
+        <w:t xml:space="preserve"> </w:t>
+      </w:r>
+      <w:r>
+        <w:rPr>
+          <w:rFonts w:hint="default" w:ascii="Consolas" w:hAnsi="Consolas" w:eastAsia="Consolas" w:cs="Consolas"/>
+          <w:color w:val="FDC325"/>
+          <w:kern w:val="0"/>
+          <w:sz w:val="13"/>
+          <w:szCs w:val="13"/>
+          <w:shd w:val="clear" w:fill="1B1C1D"/>
+          <w:lang w:val="en-US" w:eastAsia="zh-CN" w:bidi="ar"/>
+        </w:rPr>
+        <w:t xml:space="preserve">focustracer </w:t>
+      </w:r>
+      <w:r>
+        <w:rPr>
+          <w:rFonts w:hint="default" w:ascii="Consolas" w:hAnsi="Consolas" w:eastAsia="Consolas" w:cs="Consolas"/>
+          <w:color w:val="ADADAD"/>
+          <w:kern w:val="0"/>
+          <w:sz w:val="13"/>
+          <w:szCs w:val="13"/>
+          <w:shd w:val="clear" w:fill="1B1C1D"/>
+          <w:lang w:val="en-US" w:eastAsia="zh-CN" w:bidi="ar"/>
+        </w:rPr>
+        <w:t xml:space="preserve">suggest-targets </w:t>
+      </w:r>
+      <w:r>
+        <w:rPr>
+          <w:rFonts w:hint="default" w:ascii="Consolas" w:hAnsi="Consolas" w:eastAsia="Consolas" w:cs="Consolas"/>
+          <w:color w:val="5FAC6D"/>
+          <w:kern w:val="0"/>
+          <w:sz w:val="13"/>
+          <w:szCs w:val="13"/>
+          <w:shd w:val="clear" w:fill="1B1C1D"/>
+          <w:lang w:val="en-US" w:eastAsia="zh-CN" w:bidi="ar"/>
+        </w:rPr>
+        <w:t xml:space="preserve">--project-root </w:t>
+      </w:r>
+      <w:r>
+        <w:rPr>
+          <w:rFonts w:hint="default" w:ascii="Consolas" w:hAnsi="Consolas" w:eastAsia="Consolas" w:cs="Consolas"/>
+          <w:color w:val="ADADAD"/>
+          <w:kern w:val="0"/>
+          <w:sz w:val="13"/>
+          <w:szCs w:val="13"/>
+          <w:shd w:val="clear" w:fill="1B1C1D"/>
+          <w:lang w:val="en-US" w:eastAsia="zh-CN" w:bidi="ar"/>
+        </w:rPr>
+        <w:t xml:space="preserve">tests/fixtures </w:t>
+      </w:r>
+      <w:r>
+        <w:rPr>
+          <w:rFonts w:hint="default" w:ascii="Consolas" w:hAnsi="Consolas" w:eastAsia="Consolas" w:cs="Consolas"/>
+          <w:color w:val="5FAC6D"/>
+          <w:kern w:val="0"/>
+          <w:sz w:val="13"/>
+          <w:szCs w:val="13"/>
+          <w:shd w:val="clear" w:fill="1B1C1D"/>
+          <w:lang w:val="en-US" w:eastAsia="zh-CN" w:bidi="ar"/>
+        </w:rPr>
+        <w:t xml:space="preserve">--target-script </w:t>
+      </w:r>
+      <w:r>
+        <w:rPr>
+          <w:rFonts w:hint="default" w:ascii="Consolas" w:hAnsi="Consolas" w:eastAsia="Consolas" w:cs="Consolas"/>
+          <w:color w:val="ADADAD"/>
+          <w:kern w:val="0"/>
+          <w:sz w:val="13"/>
+          <w:szCs w:val="13"/>
+          <w:shd w:val="clear" w:fill="1B1C1D"/>
+          <w:lang w:val="en-US" w:eastAsia="zh-CN" w:bidi="ar"/>
+        </w:rPr>
+        <w:t xml:space="preserve">tests/fixtures/cli_sample_app.py </w:t>
+      </w:r>
+      <w:r>
+        <w:rPr>
+          <w:rFonts w:hint="default" w:ascii="Consolas" w:hAnsi="Consolas" w:eastAsia="Consolas" w:cs="Consolas"/>
+          <w:color w:val="5FAC6D"/>
+          <w:kern w:val="0"/>
+          <w:sz w:val="13"/>
+          <w:szCs w:val="13"/>
+          <w:shd w:val="clear" w:fill="1B1C1D"/>
+          <w:lang w:val="en-US" w:eastAsia="zh-CN" w:bidi="ar"/>
+        </w:rPr>
+        <w:t xml:space="preserve">--hint </w:t>
+      </w:r>
+      <w:r>
+        <w:rPr>
+          <w:rFonts w:hint="default" w:ascii="Consolas" w:hAnsi="Consolas" w:eastAsia="Consolas" w:cs="Consolas"/>
+          <w:color w:val="3CA1A6"/>
+          <w:kern w:val="0"/>
+          <w:sz w:val="13"/>
+          <w:szCs w:val="13"/>
+          <w:shd w:val="clear" w:fill="1B1C1D"/>
+          <w:lang w:val="en-US" w:eastAsia="zh-CN" w:bidi="ar"/>
+        </w:rPr>
+        <w:t>"Trace the worker path and multiplication logic"</w:t>
+      </w:r>
+      <w:r>
+        <w:rPr>
+          <w:rFonts w:hint="default" w:ascii="Consolas" w:hAnsi="Consolas" w:eastAsia="Consolas" w:cs="Consolas"/>
+          <w:color w:val="F3AE35"/>
+          <w:kern w:val="0"/>
+          <w:sz w:val="13"/>
+          <w:szCs w:val="13"/>
+          <w:shd w:val="clear" w:fill="1B1C1D"/>
+          <w:lang w:val="en-US" w:eastAsia="zh-CN" w:bidi="ar"/>
+        </w:rPr>
+        <w:t xml:space="preserve">                             </w:t>
+      </w:r>
+    </w:p>
+    <w:p>
+      <w:pPr>
+        <w:keepNext w:val="0"/>
+        <w:keepLines w:val="0"/>
+        <w:widowControl/>
+        <w:suppressLineNumbers w:val="0"/>
+        <w:shd w:val="clear" w:fill="1B1C1D"/>
+        <w:jc w:val="left"/>
+        <w:rPr>
+          <w:rFonts w:hint="default" w:ascii="Consolas" w:hAnsi="Consolas" w:eastAsia="Consolas" w:cs="Consolas"/>
+          <w:color w:val="ADADAD"/>
+          <w:sz w:val="13"/>
+          <w:szCs w:val="13"/>
+        </w:rPr>
+      </w:pPr>
+      <w:r>
+        <w:rPr>
+          <w:rFonts w:hint="default" w:ascii="Consolas" w:hAnsi="Consolas" w:eastAsia="Consolas" w:cs="Consolas"/>
+          <w:color w:val="ADADAD"/>
+          <w:kern w:val="0"/>
+          <w:sz w:val="13"/>
+          <w:szCs w:val="13"/>
+          <w:shd w:val="clear" w:fill="1B1C1D"/>
+          <w:lang w:val="en-US" w:eastAsia="zh-CN" w:bidi="ar"/>
+        </w:rPr>
+        <w:t xml:space="preserve">{                                                                                                                                                                                                              </w:t>
+      </w:r>
+    </w:p>
+    <w:p>
+      <w:pPr>
+        <w:keepNext w:val="0"/>
+        <w:keepLines w:val="0"/>
+        <w:widowControl/>
+        <w:suppressLineNumbers w:val="0"/>
+        <w:shd w:val="clear" w:fill="1B1C1D"/>
+        <w:jc w:val="left"/>
+        <w:rPr>
+          <w:rFonts w:hint="default" w:ascii="Consolas" w:hAnsi="Consolas" w:eastAsia="Consolas" w:cs="Consolas"/>
+          <w:color w:val="ADADAD"/>
+          <w:sz w:val="13"/>
+          <w:szCs w:val="13"/>
+        </w:rPr>
+      </w:pPr>
+      <w:r>
+        <w:rPr>
+          <w:rFonts w:hint="default" w:ascii="Consolas" w:hAnsi="Consolas" w:eastAsia="Consolas" w:cs="Consolas"/>
+          <w:color w:val="ADADAD"/>
+          <w:kern w:val="0"/>
+          <w:sz w:val="13"/>
+          <w:szCs w:val="13"/>
+          <w:shd w:val="clear" w:fill="1B1C1D"/>
+          <w:lang w:val="en-US" w:eastAsia="zh-CN" w:bidi="ar"/>
+        </w:rPr>
+        <w:t xml:space="preserve">  "functions": [                                                                                                                                                                                               </w:t>
+      </w:r>
+    </w:p>
+    <w:p>
+      <w:pPr>
+        <w:keepNext w:val="0"/>
+        <w:keepLines w:val="0"/>
+        <w:widowControl/>
+        <w:suppressLineNumbers w:val="0"/>
+        <w:shd w:val="clear" w:fill="1B1C1D"/>
+        <w:jc w:val="left"/>
+        <w:rPr>
+          <w:rFonts w:hint="default" w:ascii="Consolas" w:hAnsi="Consolas" w:eastAsia="Consolas" w:cs="Consolas"/>
+          <w:color w:val="ADADAD"/>
+          <w:sz w:val="13"/>
+          <w:szCs w:val="13"/>
+        </w:rPr>
+      </w:pPr>
+      <w:r>
+        <w:rPr>
+          <w:rFonts w:hint="default" w:ascii="Consolas" w:hAnsi="Consolas" w:eastAsia="Consolas" w:cs="Consolas"/>
+          <w:color w:val="ADADAD"/>
+          <w:kern w:val="0"/>
+          <w:sz w:val="13"/>
+          <w:szCs w:val="13"/>
+          <w:shd w:val="clear" w:fill="1B1C1D"/>
+          <w:lang w:val="en-US" w:eastAsia="zh-CN" w:bidi="ar"/>
+        </w:rPr>
+        <w:t xml:space="preserve">    "cli_sample_app.multiply",                                                                                                                                                                                 </w:t>
+      </w:r>
+    </w:p>
+    <w:p>
+      <w:pPr>
+        <w:keepNext w:val="0"/>
+        <w:keepLines w:val="0"/>
+        <w:widowControl/>
+        <w:suppressLineNumbers w:val="0"/>
+        <w:shd w:val="clear" w:fill="1B1C1D"/>
+        <w:jc w:val="left"/>
+        <w:rPr>
+          <w:rFonts w:hint="default" w:ascii="Consolas" w:hAnsi="Consolas" w:eastAsia="Consolas" w:cs="Consolas"/>
+          <w:color w:val="ADADAD"/>
+          <w:sz w:val="13"/>
+          <w:szCs w:val="13"/>
+        </w:rPr>
+      </w:pPr>
+      <w:r>
+        <w:rPr>
+          <w:rFonts w:hint="default" w:ascii="Consolas" w:hAnsi="Consolas" w:eastAsia="Consolas" w:cs="Consolas"/>
+          <w:color w:val="ADADAD"/>
+          <w:kern w:val="0"/>
+          <w:sz w:val="13"/>
+          <w:szCs w:val="13"/>
+          <w:shd w:val="clear" w:fill="1B1C1D"/>
+          <w:lang w:val="en-US" w:eastAsia="zh-CN" w:bidi="ar"/>
+        </w:rPr>
+        <w:t xml:space="preserve">    "cli_sample_app.process"                                                                                                                                                                                   </w:t>
+      </w:r>
+    </w:p>
+    <w:p>
+      <w:pPr>
+        <w:keepNext w:val="0"/>
+        <w:keepLines w:val="0"/>
+        <w:widowControl/>
+        <w:suppressLineNumbers w:val="0"/>
+        <w:shd w:val="clear" w:fill="1B1C1D"/>
+        <w:jc w:val="left"/>
+        <w:rPr>
+          <w:rFonts w:hint="default" w:ascii="Consolas" w:hAnsi="Consolas" w:eastAsia="Consolas" w:cs="Consolas"/>
+          <w:color w:val="ADADAD"/>
+          <w:sz w:val="13"/>
+          <w:szCs w:val="13"/>
+        </w:rPr>
+      </w:pPr>
+      <w:r>
+        <w:rPr>
+          <w:rFonts w:hint="default" w:ascii="Consolas" w:hAnsi="Consolas" w:eastAsia="Consolas" w:cs="Consolas"/>
+          <w:color w:val="ADADAD"/>
+          <w:kern w:val="0"/>
+          <w:sz w:val="13"/>
+          <w:szCs w:val="13"/>
+          <w:shd w:val="clear" w:fill="1B1C1D"/>
+          <w:lang w:val="en-US" w:eastAsia="zh-CN" w:bidi="ar"/>
+        </w:rPr>
+        <w:t xml:space="preserve">  ],                                                                                                                                                                                                           </w:t>
+      </w:r>
+    </w:p>
+    <w:p>
+      <w:pPr>
+        <w:keepNext w:val="0"/>
+        <w:keepLines w:val="0"/>
+        <w:widowControl/>
+        <w:suppressLineNumbers w:val="0"/>
+        <w:shd w:val="clear" w:fill="1B1C1D"/>
+        <w:jc w:val="left"/>
+        <w:rPr>
+          <w:rFonts w:hint="default" w:ascii="Consolas" w:hAnsi="Consolas" w:eastAsia="Consolas" w:cs="Consolas"/>
+          <w:color w:val="ADADAD"/>
+          <w:sz w:val="13"/>
+          <w:szCs w:val="13"/>
+        </w:rPr>
+      </w:pPr>
+      <w:r>
+        <w:rPr>
+          <w:rFonts w:hint="default" w:ascii="Consolas" w:hAnsi="Consolas" w:eastAsia="Consolas" w:cs="Consolas"/>
+          <w:color w:val="ADADAD"/>
+          <w:kern w:val="0"/>
+          <w:sz w:val="13"/>
+          <w:szCs w:val="13"/>
+          <w:shd w:val="clear" w:fill="1B1C1D"/>
+          <w:lang w:val="en-US" w:eastAsia="zh-CN" w:bidi="ar"/>
+        </w:rPr>
+        <w:t xml:space="preserve">  "files": [],                                                                                                                                                                                                 </w:t>
+      </w:r>
+    </w:p>
+    <w:p>
+      <w:pPr>
+        <w:keepNext w:val="0"/>
+        <w:keepLines w:val="0"/>
+        <w:widowControl/>
+        <w:suppressLineNumbers w:val="0"/>
+        <w:shd w:val="clear" w:fill="1B1C1D"/>
+        <w:jc w:val="left"/>
+        <w:rPr>
+          <w:rFonts w:hint="default" w:ascii="Consolas" w:hAnsi="Consolas" w:eastAsia="Consolas" w:cs="Consolas"/>
+          <w:color w:val="ADADAD"/>
+          <w:sz w:val="13"/>
+          <w:szCs w:val="13"/>
+        </w:rPr>
+      </w:pPr>
+      <w:r>
+        <w:rPr>
+          <w:rFonts w:hint="default" w:ascii="Consolas" w:hAnsi="Consolas" w:eastAsia="Consolas" w:cs="Consolas"/>
+          <w:color w:val="ADADAD"/>
+          <w:kern w:val="0"/>
+          <w:sz w:val="13"/>
+          <w:szCs w:val="13"/>
+          <w:shd w:val="clear" w:fill="1B1C1D"/>
+          <w:lang w:val="en-US" w:eastAsia="zh-CN" w:bidi="ar"/>
+        </w:rPr>
+        <w:t xml:space="preserve">  "lines": [                                                                                                                                                                                                   </w:t>
+      </w:r>
+    </w:p>
+    <w:p>
+      <w:pPr>
+        <w:keepNext w:val="0"/>
+        <w:keepLines w:val="0"/>
+        <w:widowControl/>
+        <w:suppressLineNumbers w:val="0"/>
+        <w:shd w:val="clear" w:fill="1B1C1D"/>
+        <w:jc w:val="left"/>
+        <w:rPr>
+          <w:rFonts w:hint="default" w:ascii="Consolas" w:hAnsi="Consolas" w:eastAsia="Consolas" w:cs="Consolas"/>
+          <w:color w:val="ADADAD"/>
+          <w:sz w:val="13"/>
+          <w:szCs w:val="13"/>
+        </w:rPr>
+      </w:pPr>
+      <w:r>
+        <w:rPr>
+          <w:rFonts w:hint="default" w:ascii="Consolas" w:hAnsi="Consolas" w:eastAsia="Consolas" w:cs="Consolas"/>
+          <w:color w:val="ADADAD"/>
+          <w:kern w:val="0"/>
+          <w:sz w:val="13"/>
+          <w:szCs w:val="13"/>
+          <w:shd w:val="clear" w:fill="1B1C1D"/>
+          <w:lang w:val="en-US" w:eastAsia="zh-CN" w:bidi="ar"/>
+        </w:rPr>
+        <w:t xml:space="preserve">    "15",                                                                                                                                                                                                      </w:t>
+      </w:r>
+    </w:p>
+    <w:p>
+      <w:pPr>
+        <w:keepNext w:val="0"/>
+        <w:keepLines w:val="0"/>
+        <w:widowControl/>
+        <w:suppressLineNumbers w:val="0"/>
+        <w:shd w:val="clear" w:fill="1B1C1D"/>
+        <w:jc w:val="left"/>
+        <w:rPr>
+          <w:rFonts w:hint="default" w:ascii="Consolas" w:hAnsi="Consolas" w:eastAsia="Consolas" w:cs="Consolas"/>
+          <w:color w:val="ADADAD"/>
+          <w:sz w:val="13"/>
+          <w:szCs w:val="13"/>
+        </w:rPr>
+      </w:pPr>
+      <w:r>
+        <w:rPr>
+          <w:rFonts w:hint="default" w:ascii="Consolas" w:hAnsi="Consolas" w:eastAsia="Consolas" w:cs="Consolas"/>
+          <w:color w:val="ADADAD"/>
+          <w:kern w:val="0"/>
+          <w:sz w:val="13"/>
+          <w:szCs w:val="13"/>
+          <w:shd w:val="clear" w:fill="1B1C1D"/>
+          <w:lang w:val="en-US" w:eastAsia="zh-CN" w:bidi="ar"/>
+        </w:rPr>
+        <w:t xml:space="preserve">    "23"                                                                                                                                                                                                       </w:t>
+      </w:r>
+    </w:p>
+    <w:p>
+      <w:pPr>
+        <w:keepNext w:val="0"/>
+        <w:keepLines w:val="0"/>
+        <w:widowControl/>
+        <w:suppressLineNumbers w:val="0"/>
+        <w:shd w:val="clear" w:fill="1B1C1D"/>
+        <w:jc w:val="left"/>
+        <w:rPr>
+          <w:rFonts w:hint="default" w:ascii="Consolas" w:hAnsi="Consolas" w:eastAsia="Consolas" w:cs="Consolas"/>
+          <w:color w:val="ADADAD"/>
+          <w:sz w:val="13"/>
+          <w:szCs w:val="13"/>
+        </w:rPr>
+      </w:pPr>
+      <w:r>
+        <w:rPr>
+          <w:rFonts w:hint="default" w:ascii="Consolas" w:hAnsi="Consolas" w:eastAsia="Consolas" w:cs="Consolas"/>
+          <w:color w:val="ADADAD"/>
+          <w:kern w:val="0"/>
+          <w:sz w:val="13"/>
+          <w:szCs w:val="13"/>
+          <w:shd w:val="clear" w:fill="1B1C1D"/>
+          <w:lang w:val="en-US" w:eastAsia="zh-CN" w:bidi="ar"/>
+        </w:rPr>
+        <w:t xml:space="preserve">  ],                                                                                                                                                                                                           </w:t>
+      </w:r>
+    </w:p>
+    <w:p>
+      <w:pPr>
+        <w:keepNext w:val="0"/>
+        <w:keepLines w:val="0"/>
+        <w:widowControl/>
+        <w:suppressLineNumbers w:val="0"/>
+        <w:shd w:val="clear" w:fill="1B1C1D"/>
+        <w:jc w:val="left"/>
+        <w:rPr>
+          <w:rFonts w:hint="default" w:ascii="Consolas" w:hAnsi="Consolas" w:eastAsia="Consolas" w:cs="Consolas"/>
+          <w:color w:val="ADADAD"/>
+          <w:sz w:val="13"/>
+          <w:szCs w:val="13"/>
+        </w:rPr>
+      </w:pPr>
+      <w:r>
+        <w:rPr>
+          <w:rFonts w:hint="default" w:ascii="Consolas" w:hAnsi="Consolas" w:eastAsia="Consolas" w:cs="Consolas"/>
+          <w:color w:val="ADADAD"/>
+          <w:kern w:val="0"/>
+          <w:sz w:val="13"/>
+          <w:szCs w:val="13"/>
+          <w:shd w:val="clear" w:fill="1B1C1D"/>
+          <w:lang w:val="en-US" w:eastAsia="zh-CN" w:bidi="ar"/>
+        </w:rPr>
+        <w:t xml:space="preserve">  "thread_names": [                                                                                                                                                                                            </w:t>
+      </w:r>
+    </w:p>
+    <w:p>
+      <w:pPr>
+        <w:keepNext w:val="0"/>
+        <w:keepLines w:val="0"/>
+        <w:widowControl/>
+        <w:suppressLineNumbers w:val="0"/>
+        <w:shd w:val="clear" w:fill="1B1C1D"/>
+        <w:jc w:val="left"/>
+        <w:rPr>
+          <w:rFonts w:hint="default" w:ascii="Consolas" w:hAnsi="Consolas" w:eastAsia="Consolas" w:cs="Consolas"/>
+          <w:color w:val="ADADAD"/>
+          <w:sz w:val="13"/>
+          <w:szCs w:val="13"/>
+        </w:rPr>
+      </w:pPr>
+      <w:r>
+        <w:rPr>
+          <w:rFonts w:hint="default" w:ascii="Consolas" w:hAnsi="Consolas" w:eastAsia="Consolas" w:cs="Consolas"/>
+          <w:color w:val="ADADAD"/>
+          <w:kern w:val="0"/>
+          <w:sz w:val="13"/>
+          <w:szCs w:val="13"/>
+          <w:shd w:val="clear" w:fill="1B1C1D"/>
+          <w:lang w:val="en-US" w:eastAsia="zh-CN" w:bidi="ar"/>
+        </w:rPr>
+        <w:t xml:space="preserve">    "CLI-Worker"                                                                                                                                                                                               </w:t>
+      </w:r>
+    </w:p>
+    <w:p>
+      <w:pPr>
+        <w:keepNext w:val="0"/>
+        <w:keepLines w:val="0"/>
+        <w:widowControl/>
+        <w:suppressLineNumbers w:val="0"/>
+        <w:shd w:val="clear" w:fill="1B1C1D"/>
+        <w:jc w:val="left"/>
+        <w:rPr>
+          <w:rFonts w:hint="default" w:ascii="Consolas" w:hAnsi="Consolas" w:eastAsia="Consolas" w:cs="Consolas"/>
+          <w:color w:val="ADADAD"/>
+          <w:sz w:val="13"/>
+          <w:szCs w:val="13"/>
+        </w:rPr>
+      </w:pPr>
+      <w:r>
+        <w:rPr>
+          <w:rFonts w:hint="default" w:ascii="Consolas" w:hAnsi="Consolas" w:eastAsia="Consolas" w:cs="Consolas"/>
+          <w:color w:val="ADADAD"/>
+          <w:kern w:val="0"/>
+          <w:sz w:val="13"/>
+          <w:szCs w:val="13"/>
+          <w:shd w:val="clear" w:fill="1B1C1D"/>
+          <w:lang w:val="en-US" w:eastAsia="zh-CN" w:bidi="ar"/>
+        </w:rPr>
+        <w:t xml:space="preserve">  ]                                                                                                                                                                                                            </w:t>
+      </w:r>
+    </w:p>
+    <w:p>
+      <w:pPr>
+        <w:keepNext w:val="0"/>
+        <w:keepLines w:val="0"/>
+        <w:widowControl/>
+        <w:suppressLineNumbers w:val="0"/>
+        <w:shd w:val="clear" w:fill="1B1C1D"/>
+        <w:jc w:val="left"/>
+        <w:rPr>
+          <w:rFonts w:hint="default" w:ascii="Consolas" w:hAnsi="Consolas" w:eastAsia="Consolas" w:cs="Consolas"/>
+          <w:color w:val="ADADAD"/>
+          <w:sz w:val="21"/>
+          <w:szCs w:val="21"/>
+        </w:rPr>
+      </w:pPr>
+      <w:r>
+        <w:rPr>
+          <w:rFonts w:hint="default" w:ascii="Consolas" w:hAnsi="Consolas" w:eastAsia="Consolas" w:cs="Consolas"/>
+          <w:color w:val="ADADAD"/>
+          <w:kern w:val="0"/>
+          <w:sz w:val="13"/>
+          <w:szCs w:val="13"/>
+          <w:shd w:val="clear" w:fill="1B1C1D"/>
+          <w:lang w:val="en-US" w:eastAsia="zh-CN" w:bidi="ar"/>
+        </w:rPr>
+        <w:t xml:space="preserve">}       </w:t>
+      </w:r>
+      <w:r>
+        <w:rPr>
+          <w:rFonts w:hint="default" w:ascii="Consolas" w:hAnsi="Consolas" w:eastAsia="Consolas" w:cs="Consolas"/>
+          <w:color w:val="ADADAD"/>
+          <w:kern w:val="0"/>
+          <w:sz w:val="21"/>
+          <w:szCs w:val="21"/>
+          <w:shd w:val="clear" w:fill="1B1C1D"/>
+          <w:lang w:val="en-US" w:eastAsia="zh-CN" w:bidi="ar"/>
+        </w:rPr>
+        <w:t xml:space="preserve">                                                                                                                                                                                                       </w:t>
+      </w:r>
+      <w:r>
+        <w:rPr>
+          <w:rFonts w:hint="default" w:ascii="Consolas" w:hAnsi="Consolas" w:eastAsia="Consolas" w:cs="Consolas"/>
+          <w:color w:val="4B95E9"/>
+          <w:kern w:val="0"/>
+          <w:sz w:val="21"/>
+          <w:szCs w:val="21"/>
+          <w:shd w:val="clear" w:fill="1B1C1D"/>
+          <w:lang w:val="en-US" w:eastAsia="zh-CN" w:bidi="ar"/>
+        </w:rPr>
+        <w:t xml:space="preserve"> </w:t>
+      </w:r>
+    </w:p>
+    <w:p>
+      <w:pPr>
+        <w:rPr>
+          <w:rFonts w:hint="default" w:ascii="Palatino Linotype" w:hAnsi="Palatino Linotype" w:cs="Palatino Linotype"/>
+          <w:b w:val="0"/>
+          <w:i w:val="0"/>
+        </w:rPr>
+      </w:pPr>
     </w:p>
     <w:p>
       <w:pPr>
@@ -10061,13 +11294,14 @@
         <w:ind w:left="170"/>
         <w:rPr>
           <w:rFonts w:hint="default" w:ascii="Palatino Linotype" w:hAnsi="Palatino Linotype" w:cs="Palatino Linotype"/>
-        </w:rPr>
-      </w:pPr>
-      <w:r>
-        <w:rPr>
-          <w:rFonts w:hint="default" w:ascii="Palatino Linotype" w:hAnsi="Palatino Linotype" w:cs="Palatino Linotype"/>
           <w:sz w:val="18"/>
         </w:rPr>
+      </w:pPr>
+      <w:r>
+        <w:rPr>
+          <w:rFonts w:hint="default" w:ascii="Palatino Linotype" w:hAnsi="Palatino Linotype" w:cs="Palatino Linotype"/>
+          <w:sz w:val="18"/>
+        </w:rPr>
         <w:t>focustracer suggest-targets \</w:t>
       </w:r>
       <w:r>
@@ -10135,6 +11369,979 @@
         </w:rPr>
         <w:t xml:space="preserve">  --trace-output output/auto_from_suggest.xml</w:t>
       </w:r>
+      <w:r>
+        <w:rPr>
+          <w:rFonts w:hint="default" w:ascii="Palatino Linotype" w:hAnsi="Palatino Linotype" w:cs="Palatino Linotype"/>
+          <w:sz w:val="18"/>
+        </w:rPr>
+        <w:br w:type="textWrapping"/>
+      </w:r>
+    </w:p>
+    <w:p>
+      <w:pPr>
+        <w:keepNext w:val="0"/>
+        <w:keepLines w:val="0"/>
+        <w:widowControl/>
+        <w:suppressLineNumbers w:val="0"/>
+        <w:shd w:val="clear" w:fill="1B1C1D"/>
+        <w:jc w:val="left"/>
+        <w:rPr>
+          <w:rFonts w:hint="default" w:ascii="Consolas" w:hAnsi="Consolas" w:eastAsia="Consolas" w:cs="Consolas"/>
+          <w:color w:val="ADADAD"/>
+          <w:sz w:val="13"/>
+          <w:szCs w:val="13"/>
+        </w:rPr>
+      </w:pPr>
+      <w:bookmarkStart w:id="21" w:name="_Toc4460"/>
+      <w:r>
+        <w:rPr>
+          <w:rFonts w:hint="default" w:ascii="Consolas" w:hAnsi="Consolas" w:eastAsia="Consolas" w:cs="Consolas"/>
+          <w:color w:val="F3AE35"/>
+          <w:kern w:val="0"/>
+          <w:sz w:val="13"/>
+          <w:szCs w:val="13"/>
+          <w:shd w:val="clear" w:fill="1B1C1D"/>
+          <w:lang w:val="en-US" w:eastAsia="zh-CN" w:bidi="ar"/>
+        </w:rPr>
+        <w:t></w:t>
+      </w:r>
+      <w:r>
+        <w:rPr>
+          <w:rFonts w:hint="default" w:ascii="Consolas" w:hAnsi="Consolas" w:eastAsia="Consolas" w:cs="Consolas"/>
+          <w:color w:val="262B44"/>
+          <w:kern w:val="0"/>
+          <w:sz w:val="13"/>
+          <w:szCs w:val="13"/>
+          <w:shd w:val="clear" w:fill="F3AE35"/>
+          <w:lang w:val="en-US" w:eastAsia="zh-CN" w:bidi="ar"/>
+        </w:rPr>
+        <w:t xml:space="preserve"> focustracer </w:t>
+      </w:r>
+      <w:r>
+        <w:rPr>
+          <w:rFonts w:hint="default" w:ascii="Consolas" w:hAnsi="Consolas" w:eastAsia="Consolas" w:cs="Consolas"/>
+          <w:color w:val="F3AE35"/>
+          <w:kern w:val="0"/>
+          <w:sz w:val="13"/>
+          <w:szCs w:val="13"/>
+          <w:shd w:val="clear" w:fill="1B1C1D"/>
+          <w:lang w:val="en-US" w:eastAsia="zh-CN" w:bidi="ar"/>
+        </w:rPr>
+        <w:t xml:space="preserve"> </w:t>
+      </w:r>
+      <w:r>
+        <w:rPr>
+          <w:rFonts w:hint="default" w:ascii="Consolas" w:hAnsi="Consolas" w:eastAsia="Consolas" w:cs="Consolas"/>
+          <w:color w:val="FDC325"/>
+          <w:kern w:val="0"/>
+          <w:sz w:val="13"/>
+          <w:szCs w:val="13"/>
+          <w:shd w:val="clear" w:fill="1B1C1D"/>
+          <w:lang w:val="en-US" w:eastAsia="zh-CN" w:bidi="ar"/>
+        </w:rPr>
+        <w:t xml:space="preserve">focustracer </w:t>
+      </w:r>
+      <w:r>
+        <w:rPr>
+          <w:rFonts w:hint="default" w:ascii="Consolas" w:hAnsi="Consolas" w:eastAsia="Consolas" w:cs="Consolas"/>
+          <w:color w:val="ADADAD"/>
+          <w:kern w:val="0"/>
+          <w:sz w:val="13"/>
+          <w:szCs w:val="13"/>
+          <w:shd w:val="clear" w:fill="1B1C1D"/>
+          <w:lang w:val="en-US" w:eastAsia="zh-CN" w:bidi="ar"/>
+        </w:rPr>
+        <w:t xml:space="preserve">suggest-targets </w:t>
+      </w:r>
+      <w:r>
+        <w:rPr>
+          <w:rFonts w:hint="default" w:ascii="Consolas" w:hAnsi="Consolas" w:eastAsia="Consolas" w:cs="Consolas"/>
+          <w:color w:val="5FAC6D"/>
+          <w:kern w:val="0"/>
+          <w:sz w:val="13"/>
+          <w:szCs w:val="13"/>
+          <w:shd w:val="clear" w:fill="1B1C1D"/>
+          <w:lang w:val="en-US" w:eastAsia="zh-CN" w:bidi="ar"/>
+        </w:rPr>
+        <w:t xml:space="preserve">--project-root </w:t>
+      </w:r>
+      <w:r>
+        <w:rPr>
+          <w:rFonts w:hint="default" w:ascii="Consolas" w:hAnsi="Consolas" w:eastAsia="Consolas" w:cs="Consolas"/>
+          <w:color w:val="ADADAD"/>
+          <w:kern w:val="0"/>
+          <w:sz w:val="13"/>
+          <w:szCs w:val="13"/>
+          <w:shd w:val="clear" w:fill="1B1C1D"/>
+          <w:lang w:val="en-US" w:eastAsia="zh-CN" w:bidi="ar"/>
+        </w:rPr>
+        <w:t xml:space="preserve">tests/fixtures </w:t>
+      </w:r>
+      <w:r>
+        <w:rPr>
+          <w:rFonts w:hint="default" w:ascii="Consolas" w:hAnsi="Consolas" w:eastAsia="Consolas" w:cs="Consolas"/>
+          <w:color w:val="5FAC6D"/>
+          <w:kern w:val="0"/>
+          <w:sz w:val="13"/>
+          <w:szCs w:val="13"/>
+          <w:shd w:val="clear" w:fill="1B1C1D"/>
+          <w:lang w:val="en-US" w:eastAsia="zh-CN" w:bidi="ar"/>
+        </w:rPr>
+        <w:t xml:space="preserve">--target-script </w:t>
+      </w:r>
+      <w:r>
+        <w:rPr>
+          <w:rFonts w:hint="default" w:ascii="Consolas" w:hAnsi="Consolas" w:eastAsia="Consolas" w:cs="Consolas"/>
+          <w:color w:val="ADADAD"/>
+          <w:kern w:val="0"/>
+          <w:sz w:val="13"/>
+          <w:szCs w:val="13"/>
+          <w:shd w:val="clear" w:fill="1B1C1D"/>
+          <w:lang w:val="en-US" w:eastAsia="zh-CN" w:bidi="ar"/>
+        </w:rPr>
+        <w:t xml:space="preserve">tests/fixtures/cli_sample_app.py </w:t>
+      </w:r>
+      <w:r>
+        <w:rPr>
+          <w:rFonts w:hint="default" w:ascii="Consolas" w:hAnsi="Consolas" w:eastAsia="Consolas" w:cs="Consolas"/>
+          <w:color w:val="5FAC6D"/>
+          <w:kern w:val="0"/>
+          <w:sz w:val="13"/>
+          <w:szCs w:val="13"/>
+          <w:shd w:val="clear" w:fill="1B1C1D"/>
+          <w:lang w:val="en-US" w:eastAsia="zh-CN" w:bidi="ar"/>
+        </w:rPr>
+        <w:t xml:space="preserve">--hint </w:t>
+      </w:r>
+      <w:r>
+        <w:rPr>
+          <w:rFonts w:hint="default" w:ascii="Consolas" w:hAnsi="Consolas" w:eastAsia="Consolas" w:cs="Consolas"/>
+          <w:color w:val="3CA1A6"/>
+          <w:kern w:val="0"/>
+          <w:sz w:val="13"/>
+          <w:szCs w:val="13"/>
+          <w:shd w:val="clear" w:fill="1B1C1D"/>
+          <w:lang w:val="en-US" w:eastAsia="zh-CN" w:bidi="ar"/>
+        </w:rPr>
+        <w:t xml:space="preserve">"Trace the worker path and multiplication logic" </w:t>
+      </w:r>
+      <w:r>
+        <w:rPr>
+          <w:rFonts w:hint="default" w:ascii="Consolas" w:hAnsi="Consolas" w:eastAsia="Consolas" w:cs="Consolas"/>
+          <w:color w:val="5FAC6D"/>
+          <w:kern w:val="0"/>
+          <w:sz w:val="13"/>
+          <w:szCs w:val="13"/>
+          <w:shd w:val="clear" w:fill="1B1C1D"/>
+          <w:lang w:val="en-US" w:eastAsia="zh-CN" w:bidi="ar"/>
+        </w:rPr>
+        <w:t xml:space="preserve">--execute --trace-output </w:t>
+      </w:r>
+      <w:r>
+        <w:rPr>
+          <w:rFonts w:hint="default" w:ascii="Consolas" w:hAnsi="Consolas" w:eastAsia="Consolas" w:cs="Consolas"/>
+          <w:color w:val="ADADAD"/>
+          <w:kern w:val="0"/>
+          <w:sz w:val="13"/>
+          <w:szCs w:val="13"/>
+          <w:shd w:val="clear" w:fill="1B1C1D"/>
+          <w:lang w:val="en-US" w:eastAsia="zh-CN" w:bidi="ar"/>
+        </w:rPr>
+        <w:t xml:space="preserve">C:\Users\Yasin\Desktop\auto_from_suggest.xml                                                                                                                                                                      </w:t>
+      </w:r>
+    </w:p>
+    <w:p>
+      <w:pPr>
+        <w:keepNext w:val="0"/>
+        <w:keepLines w:val="0"/>
+        <w:widowControl/>
+        <w:suppressLineNumbers w:val="0"/>
+        <w:shd w:val="clear" w:fill="1B1C1D"/>
+        <w:jc w:val="left"/>
+        <w:rPr>
+          <w:rFonts w:hint="default" w:ascii="Consolas" w:hAnsi="Consolas" w:eastAsia="Consolas" w:cs="Consolas"/>
+          <w:color w:val="ADADAD"/>
+          <w:sz w:val="13"/>
+          <w:szCs w:val="13"/>
+        </w:rPr>
+      </w:pPr>
+      <w:r>
+        <w:rPr>
+          <w:rFonts w:hint="default" w:ascii="Consolas" w:hAnsi="Consolas" w:eastAsia="Consolas" w:cs="Consolas"/>
+          <w:color w:val="ADADAD"/>
+          <w:kern w:val="0"/>
+          <w:sz w:val="13"/>
+          <w:szCs w:val="13"/>
+          <w:shd w:val="clear" w:fill="1B1C1D"/>
+          <w:lang w:val="en-US" w:eastAsia="zh-CN" w:bidi="ar"/>
+        </w:rPr>
+        <w:t xml:space="preserve">{                                                                                                                                                                                                              </w:t>
+      </w:r>
+    </w:p>
+    <w:p>
+      <w:pPr>
+        <w:keepNext w:val="0"/>
+        <w:keepLines w:val="0"/>
+        <w:widowControl/>
+        <w:suppressLineNumbers w:val="0"/>
+        <w:shd w:val="clear" w:fill="1B1C1D"/>
+        <w:jc w:val="left"/>
+        <w:rPr>
+          <w:rFonts w:hint="default" w:ascii="Consolas" w:hAnsi="Consolas" w:eastAsia="Consolas" w:cs="Consolas"/>
+          <w:color w:val="ADADAD"/>
+          <w:sz w:val="13"/>
+          <w:szCs w:val="13"/>
+        </w:rPr>
+      </w:pPr>
+      <w:r>
+        <w:rPr>
+          <w:rFonts w:hint="default" w:ascii="Consolas" w:hAnsi="Consolas" w:eastAsia="Consolas" w:cs="Consolas"/>
+          <w:color w:val="ADADAD"/>
+          <w:kern w:val="0"/>
+          <w:sz w:val="13"/>
+          <w:szCs w:val="13"/>
+          <w:shd w:val="clear" w:fill="1B1C1D"/>
+          <w:lang w:val="en-US" w:eastAsia="zh-CN" w:bidi="ar"/>
+        </w:rPr>
+        <w:t xml:space="preserve">  "functions": [                                                                                                                                                                                               </w:t>
+      </w:r>
+    </w:p>
+    <w:p>
+      <w:pPr>
+        <w:keepNext w:val="0"/>
+        <w:keepLines w:val="0"/>
+        <w:widowControl/>
+        <w:suppressLineNumbers w:val="0"/>
+        <w:shd w:val="clear" w:fill="1B1C1D"/>
+        <w:jc w:val="left"/>
+        <w:rPr>
+          <w:rFonts w:hint="default" w:ascii="Consolas" w:hAnsi="Consolas" w:eastAsia="Consolas" w:cs="Consolas"/>
+          <w:color w:val="ADADAD"/>
+          <w:sz w:val="13"/>
+          <w:szCs w:val="13"/>
+        </w:rPr>
+      </w:pPr>
+      <w:r>
+        <w:rPr>
+          <w:rFonts w:hint="default" w:ascii="Consolas" w:hAnsi="Consolas" w:eastAsia="Consolas" w:cs="Consolas"/>
+          <w:color w:val="ADADAD"/>
+          <w:kern w:val="0"/>
+          <w:sz w:val="13"/>
+          <w:szCs w:val="13"/>
+          <w:shd w:val="clear" w:fill="1B1C1D"/>
+          <w:lang w:val="en-US" w:eastAsia="zh-CN" w:bidi="ar"/>
+        </w:rPr>
+        <w:t xml:space="preserve">    "cli_sample_app.multiply",                                                                                                                                                                                 </w:t>
+      </w:r>
+    </w:p>
+    <w:p>
+      <w:pPr>
+        <w:keepNext w:val="0"/>
+        <w:keepLines w:val="0"/>
+        <w:widowControl/>
+        <w:suppressLineNumbers w:val="0"/>
+        <w:shd w:val="clear" w:fill="1B1C1D"/>
+        <w:jc w:val="left"/>
+        <w:rPr>
+          <w:rFonts w:hint="default" w:ascii="Consolas" w:hAnsi="Consolas" w:eastAsia="Consolas" w:cs="Consolas"/>
+          <w:color w:val="ADADAD"/>
+          <w:sz w:val="13"/>
+          <w:szCs w:val="13"/>
+        </w:rPr>
+      </w:pPr>
+      <w:r>
+        <w:rPr>
+          <w:rFonts w:hint="default" w:ascii="Consolas" w:hAnsi="Consolas" w:eastAsia="Consolas" w:cs="Consolas"/>
+          <w:color w:val="ADADAD"/>
+          <w:kern w:val="0"/>
+          <w:sz w:val="13"/>
+          <w:szCs w:val="13"/>
+          <w:shd w:val="clear" w:fill="1B1C1D"/>
+          <w:lang w:val="en-US" w:eastAsia="zh-CN" w:bidi="ar"/>
+        </w:rPr>
+        <w:t xml:space="preserve">    "cli_sample_app.process"                                                                                                                                                                                   </w:t>
+      </w:r>
+    </w:p>
+    <w:p>
+      <w:pPr>
+        <w:keepNext w:val="0"/>
+        <w:keepLines w:val="0"/>
+        <w:widowControl/>
+        <w:suppressLineNumbers w:val="0"/>
+        <w:shd w:val="clear" w:fill="1B1C1D"/>
+        <w:jc w:val="left"/>
+        <w:rPr>
+          <w:rFonts w:hint="default" w:ascii="Consolas" w:hAnsi="Consolas" w:eastAsia="Consolas" w:cs="Consolas"/>
+          <w:color w:val="ADADAD"/>
+          <w:sz w:val="13"/>
+          <w:szCs w:val="13"/>
+        </w:rPr>
+      </w:pPr>
+      <w:r>
+        <w:rPr>
+          <w:rFonts w:hint="default" w:ascii="Consolas" w:hAnsi="Consolas" w:eastAsia="Consolas" w:cs="Consolas"/>
+          <w:color w:val="ADADAD"/>
+          <w:kern w:val="0"/>
+          <w:sz w:val="13"/>
+          <w:szCs w:val="13"/>
+          <w:shd w:val="clear" w:fill="1B1C1D"/>
+          <w:lang w:val="en-US" w:eastAsia="zh-CN" w:bidi="ar"/>
+        </w:rPr>
+        <w:t xml:space="preserve">  ],                                                                                                                                                                                                           </w:t>
+      </w:r>
+    </w:p>
+    <w:p>
+      <w:pPr>
+        <w:keepNext w:val="0"/>
+        <w:keepLines w:val="0"/>
+        <w:widowControl/>
+        <w:suppressLineNumbers w:val="0"/>
+        <w:shd w:val="clear" w:fill="1B1C1D"/>
+        <w:jc w:val="left"/>
+        <w:rPr>
+          <w:rFonts w:hint="default" w:ascii="Consolas" w:hAnsi="Consolas" w:eastAsia="Consolas" w:cs="Consolas"/>
+          <w:color w:val="ADADAD"/>
+          <w:sz w:val="13"/>
+          <w:szCs w:val="13"/>
+        </w:rPr>
+      </w:pPr>
+      <w:r>
+        <w:rPr>
+          <w:rFonts w:hint="default" w:ascii="Consolas" w:hAnsi="Consolas" w:eastAsia="Consolas" w:cs="Consolas"/>
+          <w:color w:val="ADADAD"/>
+          <w:kern w:val="0"/>
+          <w:sz w:val="13"/>
+          <w:szCs w:val="13"/>
+          <w:shd w:val="clear" w:fill="1B1C1D"/>
+          <w:lang w:val="en-US" w:eastAsia="zh-CN" w:bidi="ar"/>
+        </w:rPr>
+        <w:t xml:space="preserve">  "files": [],                                                                                                                                                                                                 </w:t>
+      </w:r>
+    </w:p>
+    <w:p>
+      <w:pPr>
+        <w:keepNext w:val="0"/>
+        <w:keepLines w:val="0"/>
+        <w:widowControl/>
+        <w:suppressLineNumbers w:val="0"/>
+        <w:shd w:val="clear" w:fill="1B1C1D"/>
+        <w:jc w:val="left"/>
+        <w:rPr>
+          <w:rFonts w:hint="default" w:ascii="Consolas" w:hAnsi="Consolas" w:eastAsia="Consolas" w:cs="Consolas"/>
+          <w:color w:val="ADADAD"/>
+          <w:sz w:val="13"/>
+          <w:szCs w:val="13"/>
+        </w:rPr>
+      </w:pPr>
+      <w:r>
+        <w:rPr>
+          <w:rFonts w:hint="default" w:ascii="Consolas" w:hAnsi="Consolas" w:eastAsia="Consolas" w:cs="Consolas"/>
+          <w:color w:val="ADADAD"/>
+          <w:kern w:val="0"/>
+          <w:sz w:val="13"/>
+          <w:szCs w:val="13"/>
+          <w:shd w:val="clear" w:fill="1B1C1D"/>
+          <w:lang w:val="en-US" w:eastAsia="zh-CN" w:bidi="ar"/>
+        </w:rPr>
+        <w:t xml:space="preserve">  "lines": [                                                                                                                                                                                                   </w:t>
+      </w:r>
+    </w:p>
+    <w:p>
+      <w:pPr>
+        <w:keepNext w:val="0"/>
+        <w:keepLines w:val="0"/>
+        <w:widowControl/>
+        <w:suppressLineNumbers w:val="0"/>
+        <w:shd w:val="clear" w:fill="1B1C1D"/>
+        <w:jc w:val="left"/>
+        <w:rPr>
+          <w:rFonts w:hint="default" w:ascii="Consolas" w:hAnsi="Consolas" w:eastAsia="Consolas" w:cs="Consolas"/>
+          <w:color w:val="ADADAD"/>
+          <w:sz w:val="13"/>
+          <w:szCs w:val="13"/>
+        </w:rPr>
+      </w:pPr>
+      <w:r>
+        <w:rPr>
+          <w:rFonts w:hint="default" w:ascii="Consolas" w:hAnsi="Consolas" w:eastAsia="Consolas" w:cs="Consolas"/>
+          <w:color w:val="ADADAD"/>
+          <w:kern w:val="0"/>
+          <w:sz w:val="13"/>
+          <w:szCs w:val="13"/>
+          <w:shd w:val="clear" w:fill="1B1C1D"/>
+          <w:lang w:val="en-US" w:eastAsia="zh-CN" w:bidi="ar"/>
+        </w:rPr>
+        <w:t xml:space="preserve">    "15",                                                                                                                                                                                                      </w:t>
+      </w:r>
+    </w:p>
+    <w:p>
+      <w:pPr>
+        <w:keepNext w:val="0"/>
+        <w:keepLines w:val="0"/>
+        <w:widowControl/>
+        <w:suppressLineNumbers w:val="0"/>
+        <w:shd w:val="clear" w:fill="1B1C1D"/>
+        <w:jc w:val="left"/>
+        <w:rPr>
+          <w:rFonts w:hint="default" w:ascii="Consolas" w:hAnsi="Consolas" w:eastAsia="Consolas" w:cs="Consolas"/>
+          <w:color w:val="ADADAD"/>
+          <w:sz w:val="13"/>
+          <w:szCs w:val="13"/>
+        </w:rPr>
+      </w:pPr>
+      <w:r>
+        <w:rPr>
+          <w:rFonts w:hint="default" w:ascii="Consolas" w:hAnsi="Consolas" w:eastAsia="Consolas" w:cs="Consolas"/>
+          <w:color w:val="ADADAD"/>
+          <w:kern w:val="0"/>
+          <w:sz w:val="13"/>
+          <w:szCs w:val="13"/>
+          <w:shd w:val="clear" w:fill="1B1C1D"/>
+          <w:lang w:val="en-US" w:eastAsia="zh-CN" w:bidi="ar"/>
+        </w:rPr>
+        <w:t xml:space="preserve">    "23"                                                                                                                                                                                                       </w:t>
+      </w:r>
+    </w:p>
+    <w:p>
+      <w:pPr>
+        <w:keepNext w:val="0"/>
+        <w:keepLines w:val="0"/>
+        <w:widowControl/>
+        <w:suppressLineNumbers w:val="0"/>
+        <w:shd w:val="clear" w:fill="1B1C1D"/>
+        <w:jc w:val="left"/>
+        <w:rPr>
+          <w:rFonts w:hint="default" w:ascii="Consolas" w:hAnsi="Consolas" w:eastAsia="Consolas" w:cs="Consolas"/>
+          <w:color w:val="ADADAD"/>
+          <w:sz w:val="13"/>
+          <w:szCs w:val="13"/>
+        </w:rPr>
+      </w:pPr>
+      <w:r>
+        <w:rPr>
+          <w:rFonts w:hint="default" w:ascii="Consolas" w:hAnsi="Consolas" w:eastAsia="Consolas" w:cs="Consolas"/>
+          <w:color w:val="ADADAD"/>
+          <w:kern w:val="0"/>
+          <w:sz w:val="13"/>
+          <w:szCs w:val="13"/>
+          <w:shd w:val="clear" w:fill="1B1C1D"/>
+          <w:lang w:val="en-US" w:eastAsia="zh-CN" w:bidi="ar"/>
+        </w:rPr>
+        <w:t xml:space="preserve">  ],                                                                                                                                                                                                           </w:t>
+      </w:r>
+    </w:p>
+    <w:p>
+      <w:pPr>
+        <w:keepNext w:val="0"/>
+        <w:keepLines w:val="0"/>
+        <w:widowControl/>
+        <w:suppressLineNumbers w:val="0"/>
+        <w:shd w:val="clear" w:fill="1B1C1D"/>
+        <w:jc w:val="left"/>
+        <w:rPr>
+          <w:rFonts w:hint="default" w:ascii="Consolas" w:hAnsi="Consolas" w:eastAsia="Consolas" w:cs="Consolas"/>
+          <w:color w:val="ADADAD"/>
+          <w:sz w:val="13"/>
+          <w:szCs w:val="13"/>
+        </w:rPr>
+      </w:pPr>
+      <w:r>
+        <w:rPr>
+          <w:rFonts w:hint="default" w:ascii="Consolas" w:hAnsi="Consolas" w:eastAsia="Consolas" w:cs="Consolas"/>
+          <w:color w:val="ADADAD"/>
+          <w:kern w:val="0"/>
+          <w:sz w:val="13"/>
+          <w:szCs w:val="13"/>
+          <w:shd w:val="clear" w:fill="1B1C1D"/>
+          <w:lang w:val="en-US" w:eastAsia="zh-CN" w:bidi="ar"/>
+        </w:rPr>
+        <w:t xml:space="preserve">  "thread_names": [                                                                                                                                                                                            </w:t>
+      </w:r>
+    </w:p>
+    <w:p>
+      <w:pPr>
+        <w:keepNext w:val="0"/>
+        <w:keepLines w:val="0"/>
+        <w:widowControl/>
+        <w:suppressLineNumbers w:val="0"/>
+        <w:shd w:val="clear" w:fill="1B1C1D"/>
+        <w:jc w:val="left"/>
+        <w:rPr>
+          <w:rFonts w:hint="default" w:ascii="Consolas" w:hAnsi="Consolas" w:eastAsia="Consolas" w:cs="Consolas"/>
+          <w:color w:val="ADADAD"/>
+          <w:sz w:val="13"/>
+          <w:szCs w:val="13"/>
+        </w:rPr>
+      </w:pPr>
+      <w:r>
+        <w:rPr>
+          <w:rFonts w:hint="default" w:ascii="Consolas" w:hAnsi="Consolas" w:eastAsia="Consolas" w:cs="Consolas"/>
+          <w:color w:val="ADADAD"/>
+          <w:kern w:val="0"/>
+          <w:sz w:val="13"/>
+          <w:szCs w:val="13"/>
+          <w:shd w:val="clear" w:fill="1B1C1D"/>
+          <w:lang w:val="en-US" w:eastAsia="zh-CN" w:bidi="ar"/>
+        </w:rPr>
+        <w:t xml:space="preserve">    "CLI-Worker"                                                                                                                                                                                               </w:t>
+      </w:r>
+    </w:p>
+    <w:p>
+      <w:pPr>
+        <w:keepNext w:val="0"/>
+        <w:keepLines w:val="0"/>
+        <w:widowControl/>
+        <w:suppressLineNumbers w:val="0"/>
+        <w:shd w:val="clear" w:fill="1B1C1D"/>
+        <w:jc w:val="left"/>
+        <w:rPr>
+          <w:rFonts w:hint="default" w:ascii="Consolas" w:hAnsi="Consolas" w:eastAsia="Consolas" w:cs="Consolas"/>
+          <w:color w:val="ADADAD"/>
+          <w:sz w:val="13"/>
+          <w:szCs w:val="13"/>
+        </w:rPr>
+      </w:pPr>
+      <w:r>
+        <w:rPr>
+          <w:rFonts w:hint="default" w:ascii="Consolas" w:hAnsi="Consolas" w:eastAsia="Consolas" w:cs="Consolas"/>
+          <w:color w:val="ADADAD"/>
+          <w:kern w:val="0"/>
+          <w:sz w:val="13"/>
+          <w:szCs w:val="13"/>
+          <w:shd w:val="clear" w:fill="1B1C1D"/>
+          <w:lang w:val="en-US" w:eastAsia="zh-CN" w:bidi="ar"/>
+        </w:rPr>
+        <w:t xml:space="preserve">  ]                                                                                                                                                                                                            </w:t>
+      </w:r>
+    </w:p>
+    <w:p>
+      <w:pPr>
+        <w:keepNext w:val="0"/>
+        <w:keepLines w:val="0"/>
+        <w:widowControl/>
+        <w:suppressLineNumbers w:val="0"/>
+        <w:shd w:val="clear" w:fill="1B1C1D"/>
+        <w:jc w:val="left"/>
+        <w:rPr>
+          <w:rFonts w:hint="default" w:ascii="Consolas" w:hAnsi="Consolas" w:eastAsia="Consolas" w:cs="Consolas"/>
+          <w:color w:val="ADADAD"/>
+          <w:sz w:val="13"/>
+          <w:szCs w:val="13"/>
+        </w:rPr>
+      </w:pPr>
+      <w:r>
+        <w:rPr>
+          <w:rFonts w:hint="default" w:ascii="Consolas" w:hAnsi="Consolas" w:eastAsia="Consolas" w:cs="Consolas"/>
+          <w:color w:val="ADADAD"/>
+          <w:kern w:val="0"/>
+          <w:sz w:val="13"/>
+          <w:szCs w:val="13"/>
+          <w:shd w:val="clear" w:fill="1B1C1D"/>
+          <w:lang w:val="en-US" w:eastAsia="zh-CN" w:bidi="ar"/>
+        </w:rPr>
+        <w:t xml:space="preserve">}                                                                                                                                                                                                              </w:t>
+      </w:r>
+    </w:p>
+    <w:p>
+      <w:pPr>
+        <w:keepNext w:val="0"/>
+        <w:keepLines w:val="0"/>
+        <w:widowControl/>
+        <w:suppressLineNumbers w:val="0"/>
+        <w:shd w:val="clear" w:fill="1B1C1D"/>
+        <w:jc w:val="left"/>
+        <w:rPr>
+          <w:rFonts w:hint="default" w:ascii="Consolas" w:hAnsi="Consolas" w:eastAsia="Consolas" w:cs="Consolas"/>
+          <w:color w:val="ADADAD"/>
+          <w:sz w:val="13"/>
+          <w:szCs w:val="13"/>
+        </w:rPr>
+      </w:pPr>
+      <w:r>
+        <w:rPr>
+          <w:rFonts w:hint="default" w:ascii="Consolas" w:hAnsi="Consolas" w:eastAsia="Consolas" w:cs="Consolas"/>
+          <w:color w:val="ADADAD"/>
+          <w:kern w:val="0"/>
+          <w:sz w:val="13"/>
+          <w:szCs w:val="13"/>
+          <w:shd w:val="clear" w:fill="1B1C1D"/>
+          <w:lang w:val="en-US" w:eastAsia="zh-CN" w:bidi="ar"/>
+        </w:rPr>
+        <w:t xml:space="preserve">[*] Executing trace with suggested targets...                                                                                                                                                                  </w:t>
+      </w:r>
+    </w:p>
+    <w:p>
+      <w:pPr>
+        <w:keepNext w:val="0"/>
+        <w:keepLines w:val="0"/>
+        <w:widowControl/>
+        <w:suppressLineNumbers w:val="0"/>
+        <w:shd w:val="clear" w:fill="1B1C1D"/>
+        <w:jc w:val="left"/>
+        <w:rPr>
+          <w:rFonts w:hint="default" w:ascii="Consolas" w:hAnsi="Consolas" w:eastAsia="Consolas" w:cs="Consolas"/>
+          <w:color w:val="ADADAD"/>
+          <w:sz w:val="13"/>
+          <w:szCs w:val="13"/>
+        </w:rPr>
+      </w:pPr>
+      <w:r>
+        <w:rPr>
+          <w:rFonts w:hint="default" w:ascii="Consolas" w:hAnsi="Consolas" w:eastAsia="Consolas" w:cs="Consolas"/>
+          <w:color w:val="ADADAD"/>
+          <w:kern w:val="0"/>
+          <w:sz w:val="13"/>
+          <w:szCs w:val="13"/>
+          <w:shd w:val="clear" w:fill="1B1C1D"/>
+          <w:lang w:val="en-US" w:eastAsia="zh-CN" w:bidi="ar"/>
+        </w:rPr>
+        <w:t xml:space="preserve">                                                                                                                                                                                                               </w:t>
+      </w:r>
+    </w:p>
+    <w:p>
+      <w:pPr>
+        <w:keepNext w:val="0"/>
+        <w:keepLines w:val="0"/>
+        <w:widowControl/>
+        <w:suppressLineNumbers w:val="0"/>
+        <w:shd w:val="clear" w:fill="1B1C1D"/>
+        <w:jc w:val="left"/>
+        <w:rPr>
+          <w:rFonts w:hint="default" w:ascii="Consolas" w:hAnsi="Consolas" w:eastAsia="Consolas" w:cs="Consolas"/>
+          <w:color w:val="ADADAD"/>
+          <w:sz w:val="13"/>
+          <w:szCs w:val="13"/>
+        </w:rPr>
+      </w:pPr>
+      <w:r>
+        <w:rPr>
+          <w:rFonts w:hint="default" w:ascii="Consolas" w:hAnsi="Consolas" w:eastAsia="Consolas" w:cs="Consolas"/>
+          <w:color w:val="ADADAD"/>
+          <w:kern w:val="0"/>
+          <w:sz w:val="13"/>
+          <w:szCs w:val="13"/>
+          <w:shd w:val="clear" w:fill="1B1C1D"/>
+          <w:lang w:val="en-US" w:eastAsia="zh-CN" w:bidi="ar"/>
+        </w:rPr>
+        <w:t xml:space="preserve">============================================================                                                                                                                                                   </w:t>
+      </w:r>
+    </w:p>
+    <w:p>
+      <w:pPr>
+        <w:keepNext w:val="0"/>
+        <w:keepLines w:val="0"/>
+        <w:widowControl/>
+        <w:suppressLineNumbers w:val="0"/>
+        <w:shd w:val="clear" w:fill="1B1C1D"/>
+        <w:jc w:val="left"/>
+        <w:rPr>
+          <w:rFonts w:hint="default" w:ascii="Consolas" w:hAnsi="Consolas" w:eastAsia="Consolas" w:cs="Consolas"/>
+          <w:color w:val="ADADAD"/>
+          <w:sz w:val="13"/>
+          <w:szCs w:val="13"/>
+        </w:rPr>
+      </w:pPr>
+      <w:r>
+        <w:rPr>
+          <w:rFonts w:hint="default" w:ascii="Consolas" w:hAnsi="Consolas" w:eastAsia="Consolas" w:cs="Consolas"/>
+          <w:color w:val="ADADAD"/>
+          <w:kern w:val="0"/>
+          <w:sz w:val="13"/>
+          <w:szCs w:val="13"/>
+          <w:shd w:val="clear" w:fill="1B1C1D"/>
+          <w:lang w:val="en-US" w:eastAsia="zh-CN" w:bidi="ar"/>
+        </w:rPr>
+        <w:t xml:space="preserve">TRACE SUMMARY                                                                                                                                                                                                  </w:t>
+      </w:r>
+    </w:p>
+    <w:p>
+      <w:pPr>
+        <w:keepNext w:val="0"/>
+        <w:keepLines w:val="0"/>
+        <w:widowControl/>
+        <w:suppressLineNumbers w:val="0"/>
+        <w:shd w:val="clear" w:fill="1B1C1D"/>
+        <w:jc w:val="left"/>
+        <w:rPr>
+          <w:rFonts w:hint="default" w:ascii="Consolas" w:hAnsi="Consolas" w:eastAsia="Consolas" w:cs="Consolas"/>
+          <w:color w:val="ADADAD"/>
+          <w:sz w:val="13"/>
+          <w:szCs w:val="13"/>
+        </w:rPr>
+      </w:pPr>
+      <w:r>
+        <w:rPr>
+          <w:rFonts w:hint="default" w:ascii="Consolas" w:hAnsi="Consolas" w:eastAsia="Consolas" w:cs="Consolas"/>
+          <w:color w:val="ADADAD"/>
+          <w:kern w:val="0"/>
+          <w:sz w:val="13"/>
+          <w:szCs w:val="13"/>
+          <w:shd w:val="clear" w:fill="1B1C1D"/>
+          <w:lang w:val="en-US" w:eastAsia="zh-CN" w:bidi="ar"/>
+        </w:rPr>
+        <w:t xml:space="preserve">============================================================                                                                                                                                                   </w:t>
+      </w:r>
+    </w:p>
+    <w:p>
+      <w:pPr>
+        <w:keepNext w:val="0"/>
+        <w:keepLines w:val="0"/>
+        <w:widowControl/>
+        <w:suppressLineNumbers w:val="0"/>
+        <w:shd w:val="clear" w:fill="1B1C1D"/>
+        <w:jc w:val="left"/>
+        <w:rPr>
+          <w:rFonts w:hint="default" w:ascii="Consolas" w:hAnsi="Consolas" w:eastAsia="Consolas" w:cs="Consolas"/>
+          <w:color w:val="ADADAD"/>
+          <w:sz w:val="13"/>
+          <w:szCs w:val="13"/>
+        </w:rPr>
+      </w:pPr>
+      <w:r>
+        <w:rPr>
+          <w:rFonts w:hint="default" w:ascii="Consolas" w:hAnsi="Consolas" w:eastAsia="Consolas" w:cs="Consolas"/>
+          <w:color w:val="ADADAD"/>
+          <w:kern w:val="0"/>
+          <w:sz w:val="13"/>
+          <w:szCs w:val="13"/>
+          <w:shd w:val="clear" w:fill="1B1C1D"/>
+          <w:lang w:val="en-US" w:eastAsia="zh-CN" w:bidi="ar"/>
+        </w:rPr>
+        <w:t xml:space="preserve">Total Events: 0                                                                                                                                                                                                </w:t>
+      </w:r>
+    </w:p>
+    <w:p>
+      <w:pPr>
+        <w:keepNext w:val="0"/>
+        <w:keepLines w:val="0"/>
+        <w:widowControl/>
+        <w:suppressLineNumbers w:val="0"/>
+        <w:shd w:val="clear" w:fill="1B1C1D"/>
+        <w:jc w:val="left"/>
+        <w:rPr>
+          <w:rFonts w:hint="default" w:ascii="Consolas" w:hAnsi="Consolas" w:eastAsia="Consolas" w:cs="Consolas"/>
+          <w:color w:val="ADADAD"/>
+          <w:sz w:val="13"/>
+          <w:szCs w:val="13"/>
+        </w:rPr>
+      </w:pPr>
+      <w:r>
+        <w:rPr>
+          <w:rFonts w:hint="default" w:ascii="Consolas" w:hAnsi="Consolas" w:eastAsia="Consolas" w:cs="Consolas"/>
+          <w:color w:val="ADADAD"/>
+          <w:kern w:val="0"/>
+          <w:sz w:val="13"/>
+          <w:szCs w:val="13"/>
+          <w:shd w:val="clear" w:fill="1B1C1D"/>
+          <w:lang w:val="en-US" w:eastAsia="zh-CN" w:bidi="ar"/>
+        </w:rPr>
+        <w:t xml:space="preserve">Duration: 0.0026 seconds                                                                                                                                                                                       </w:t>
+      </w:r>
+    </w:p>
+    <w:p>
+      <w:pPr>
+        <w:keepNext w:val="0"/>
+        <w:keepLines w:val="0"/>
+        <w:widowControl/>
+        <w:suppressLineNumbers w:val="0"/>
+        <w:shd w:val="clear" w:fill="1B1C1D"/>
+        <w:jc w:val="left"/>
+        <w:rPr>
+          <w:rFonts w:hint="default" w:ascii="Consolas" w:hAnsi="Consolas" w:eastAsia="Consolas" w:cs="Consolas"/>
+          <w:color w:val="ADADAD"/>
+          <w:sz w:val="13"/>
+          <w:szCs w:val="13"/>
+        </w:rPr>
+      </w:pPr>
+      <w:r>
+        <w:rPr>
+          <w:rFonts w:hint="default" w:ascii="Consolas" w:hAnsi="Consolas" w:eastAsia="Consolas" w:cs="Consolas"/>
+          <w:color w:val="ADADAD"/>
+          <w:kern w:val="0"/>
+          <w:sz w:val="13"/>
+          <w:szCs w:val="13"/>
+          <w:shd w:val="clear" w:fill="1B1C1D"/>
+          <w:lang w:val="en-US" w:eastAsia="zh-CN" w:bidi="ar"/>
+        </w:rPr>
+        <w:t xml:space="preserve">Output File: C:\Users\Yasin\Desktop\auto_from_suggest.xml                                                                                                                                                      </w:t>
+      </w:r>
+    </w:p>
+    <w:p>
+      <w:pPr>
+        <w:keepNext w:val="0"/>
+        <w:keepLines w:val="0"/>
+        <w:widowControl/>
+        <w:suppressLineNumbers w:val="0"/>
+        <w:shd w:val="clear" w:fill="1B1C1D"/>
+        <w:jc w:val="left"/>
+        <w:rPr>
+          <w:rFonts w:hint="default" w:ascii="Consolas" w:hAnsi="Consolas" w:eastAsia="Consolas" w:cs="Consolas"/>
+          <w:color w:val="ADADAD"/>
+          <w:sz w:val="13"/>
+          <w:szCs w:val="13"/>
+        </w:rPr>
+      </w:pPr>
+      <w:r>
+        <w:rPr>
+          <w:rFonts w:hint="default" w:ascii="Consolas" w:hAnsi="Consolas" w:eastAsia="Consolas" w:cs="Consolas"/>
+          <w:color w:val="ADADAD"/>
+          <w:kern w:val="0"/>
+          <w:sz w:val="13"/>
+          <w:szCs w:val="13"/>
+          <w:shd w:val="clear" w:fill="1B1C1D"/>
+          <w:lang w:val="en-US" w:eastAsia="zh-CN" w:bidi="ar"/>
+        </w:rPr>
+        <w:t xml:space="preserve">Event Types:                                                                                                                                                                                                   </w:t>
+      </w:r>
+    </w:p>
+    <w:p>
+      <w:pPr>
+        <w:keepNext w:val="0"/>
+        <w:keepLines w:val="0"/>
+        <w:widowControl/>
+        <w:suppressLineNumbers w:val="0"/>
+        <w:shd w:val="clear" w:fill="1B1C1D"/>
+        <w:jc w:val="left"/>
+        <w:rPr>
+          <w:rFonts w:hint="default" w:ascii="Consolas" w:hAnsi="Consolas" w:eastAsia="Consolas" w:cs="Consolas"/>
+          <w:color w:val="ADADAD"/>
+          <w:sz w:val="13"/>
+          <w:szCs w:val="13"/>
+        </w:rPr>
+      </w:pPr>
+      <w:r>
+        <w:rPr>
+          <w:rFonts w:hint="default" w:ascii="Consolas" w:hAnsi="Consolas" w:eastAsia="Consolas" w:cs="Consolas"/>
+          <w:color w:val="ADADAD"/>
+          <w:kern w:val="0"/>
+          <w:sz w:val="13"/>
+          <w:szCs w:val="13"/>
+          <w:shd w:val="clear" w:fill="1B1C1D"/>
+          <w:lang w:val="en-US" w:eastAsia="zh-CN" w:bidi="ar"/>
+        </w:rPr>
+        <w:t xml:space="preserve">============================================================                                                                                                                                                   </w:t>
+      </w:r>
+    </w:p>
+    <w:p>
+      <w:pPr>
+        <w:keepNext w:val="0"/>
+        <w:keepLines w:val="0"/>
+        <w:widowControl/>
+        <w:suppressLineNumbers w:val="0"/>
+        <w:shd w:val="clear" w:fill="1B1C1D"/>
+        <w:jc w:val="left"/>
+        <w:rPr>
+          <w:rFonts w:hint="default" w:ascii="Consolas" w:hAnsi="Consolas" w:eastAsia="Consolas" w:cs="Consolas"/>
+          <w:color w:val="ADADAD"/>
+          <w:sz w:val="13"/>
+          <w:szCs w:val="13"/>
+        </w:rPr>
+      </w:pPr>
+      <w:r>
+        <w:rPr>
+          <w:rFonts w:hint="default" w:ascii="Consolas" w:hAnsi="Consolas" w:eastAsia="Consolas" w:cs="Consolas"/>
+          <w:color w:val="ADADAD"/>
+          <w:kern w:val="0"/>
+          <w:sz w:val="13"/>
+          <w:szCs w:val="13"/>
+          <w:shd w:val="clear" w:fill="1B1C1D"/>
+          <w:lang w:val="en-US" w:eastAsia="zh-CN" w:bidi="ar"/>
+        </w:rPr>
+        <w:t xml:space="preserve">                                                                                                                                                                                                               </w:t>
+      </w:r>
+    </w:p>
+    <w:p>
+      <w:pPr>
+        <w:keepNext w:val="0"/>
+        <w:keepLines w:val="0"/>
+        <w:widowControl/>
+        <w:suppressLineNumbers w:val="0"/>
+        <w:shd w:val="clear" w:fill="1B1C1D"/>
+        <w:jc w:val="left"/>
+        <w:rPr>
+          <w:rFonts w:hint="default" w:ascii="Consolas" w:hAnsi="Consolas" w:eastAsia="Consolas" w:cs="Consolas"/>
+          <w:color w:val="ADADAD"/>
+          <w:sz w:val="13"/>
+          <w:szCs w:val="13"/>
+        </w:rPr>
+      </w:pPr>
+      <w:r>
+        <w:rPr>
+          <w:rFonts w:hint="default" w:ascii="Consolas" w:hAnsi="Consolas" w:eastAsia="Consolas" w:cs="Consolas"/>
+          <w:color w:val="ADADAD"/>
+          <w:kern w:val="0"/>
+          <w:sz w:val="13"/>
+          <w:szCs w:val="13"/>
+          <w:shd w:val="clear" w:fill="1B1C1D"/>
+          <w:lang w:val="en-US" w:eastAsia="zh-CN" w:bidi="ar"/>
+        </w:rPr>
+        <w:t xml:space="preserve">[*] XML validation: ok                                                                                                                                                                                         </w:t>
+      </w:r>
+    </w:p>
+    <w:p>
+      <w:pPr>
+        <w:keepNext w:val="0"/>
+        <w:keepLines w:val="0"/>
+        <w:widowControl/>
+        <w:suppressLineNumbers w:val="0"/>
+        <w:shd w:val="clear" w:fill="1B1C1D"/>
+        <w:jc w:val="left"/>
+        <w:rPr>
+          <w:rFonts w:hint="default" w:ascii="Consolas" w:hAnsi="Consolas" w:eastAsia="Consolas" w:cs="Consolas"/>
+          <w:color w:val="ADADAD"/>
+          <w:sz w:val="13"/>
+          <w:szCs w:val="13"/>
+        </w:rPr>
+      </w:pPr>
+      <w:r>
+        <w:rPr>
+          <w:rFonts w:hint="default" w:ascii="Consolas" w:hAnsi="Consolas" w:eastAsia="Consolas" w:cs="Consolas"/>
+          <w:color w:val="ADADAD"/>
+          <w:kern w:val="0"/>
+          <w:sz w:val="13"/>
+          <w:szCs w:val="13"/>
+          <w:shd w:val="clear" w:fill="1B1C1D"/>
+          <w:lang w:val="en-US" w:eastAsia="zh-CN" w:bidi="ar"/>
+        </w:rPr>
+        <w:t xml:space="preserve">[*] Trace written to C:\Users\Yasin\Desktop\auto_from_suggest.xml                                                                                                                                              </w:t>
+      </w:r>
+    </w:p>
+    <w:p>
+      <w:pPr>
+        <w:keepNext w:val="0"/>
+        <w:keepLines w:val="0"/>
+        <w:widowControl/>
+        <w:suppressLineNumbers w:val="0"/>
+        <w:shd w:val="clear" w:fill="1B1C1D"/>
+        <w:jc w:val="left"/>
+        <w:rPr>
+          <w:rFonts w:hint="default" w:ascii="Palatino Linotype" w:hAnsi="Palatino Linotype" w:cs="Palatino Linotype"/>
+        </w:rPr>
+      </w:pPr>
+      <w:r>
+        <w:rPr>
+          <w:rFonts w:hint="default" w:ascii="Consolas" w:hAnsi="Consolas" w:eastAsia="Consolas" w:cs="Consolas"/>
+          <w:color w:val="ADADAD"/>
+          <w:kern w:val="0"/>
+          <w:sz w:val="13"/>
+          <w:szCs w:val="13"/>
+          <w:shd w:val="clear" w:fill="1B1C1D"/>
+          <w:lang w:val="en-US" w:eastAsia="zh-CN" w:bidi="ar"/>
+        </w:rPr>
+        <w:t xml:space="preserve">[*] Target manifest written to C:\Users\Yasin\Desktop\auto_from_suggest.targets.json        </w:t>
+      </w:r>
+      <w:r>
+        <w:rPr>
+          <w:rFonts w:hint="default" w:ascii="Consolas" w:hAnsi="Consolas" w:eastAsia="Consolas" w:cs="Consolas"/>
+          <w:color w:val="ADADAD"/>
+          <w:kern w:val="0"/>
+          <w:sz w:val="21"/>
+          <w:szCs w:val="21"/>
+          <w:shd w:val="clear" w:fill="1B1C1D"/>
+          <w:lang w:val="en-US" w:eastAsia="zh-CN" w:bidi="ar"/>
+        </w:rPr>
+        <w:t xml:space="preserve">                                                                                                                   </w:t>
+      </w:r>
     </w:p>
     <w:p>
       <w:pPr>
@@ -10143,7 +12350,6 @@
           <w:rFonts w:hint="default" w:ascii="Palatino Linotype" w:hAnsi="Palatino Linotype" w:cs="Palatino Linotype"/>
         </w:rPr>
       </w:pPr>
-      <w:bookmarkStart w:id="21" w:name="_Toc4460"/>
       <w:r>
         <w:rPr>
           <w:rFonts w:hint="default" w:ascii="Palatino Linotype" w:hAnsi="Palatino Linotype" w:cs="Palatino Linotype"/>
@@ -10165,12 +12371,14 @@
         <w:ind w:left="170"/>
         <w:rPr>
           <w:rFonts w:hint="default" w:ascii="Palatino Linotype" w:hAnsi="Palatino Linotype" w:cs="Palatino Linotype"/>
-        </w:rPr>
-      </w:pPr>
-      <w:r>
-        <w:rPr>
-          <w:rFonts w:hint="default" w:ascii="Palatino Linotype" w:hAnsi="Palatino Linotype" w:cs="Palatino Linotype"/>
           <w:sz w:val="18"/>
+          <w:lang w:val="tr-TR"/>
+        </w:rPr>
+      </w:pPr>
+      <w:r>
+        <w:rPr>
+          <w:rFonts w:hint="default" w:ascii="Palatino Linotype" w:hAnsi="Palatino Linotype" w:cs="Palatino Linotype"/>
+          <w:sz w:val="18"/>
         </w:rPr>
         <w:t>focustracer load output/sample_trace.xml</w:t>
       </w:r>
@@ -10203,12 +12411,2579 @@
     </w:p>
     <w:p>
       <w:pPr>
+        <w:bidi w:val="0"/>
+        <w:jc w:val="both"/>
+        <w:rPr>
+          <w:rFonts w:hint="default" w:ascii="Palatino Linotype" w:hAnsi="Palatino Linotype" w:cs="Palatino Linotype"/>
+          <w:lang w:val="tr-TR"/>
+        </w:rPr>
+      </w:pPr>
+      <w:bookmarkStart w:id="22" w:name="_Toc20000"/>
+      <w:r>
+        <w:rPr>
+          <w:rFonts w:hint="default" w:ascii="Palatino Linotype" w:hAnsi="Palatino Linotype" w:cs="Palatino Linotype"/>
+          <w:lang w:val="tr-TR"/>
+        </w:rPr>
+        <w:t xml:space="preserve">Bir trace logunu daha sonrasında tekrar yükleyerek inceleyebiliriz. Bunun için load komutu kullanılabilir. </w:t>
+      </w:r>
+    </w:p>
+    <w:p>
+      <w:pPr>
+        <w:keepNext w:val="0"/>
+        <w:keepLines w:val="0"/>
+        <w:widowControl/>
+        <w:suppressLineNumbers w:val="0"/>
+        <w:shd w:val="clear" w:fill="1B1C1D"/>
+        <w:jc w:val="left"/>
+        <w:rPr>
+          <w:rFonts w:ascii="Consolas" w:hAnsi="Consolas" w:eastAsia="Consolas" w:cs="Consolas"/>
+          <w:color w:val="ADADAD"/>
+          <w:sz w:val="8"/>
+          <w:szCs w:val="8"/>
+        </w:rPr>
+      </w:pPr>
+      <w:r>
+        <w:rPr>
+          <w:rFonts w:hint="default" w:ascii="Consolas" w:hAnsi="Consolas" w:eastAsia="Consolas" w:cs="Consolas"/>
+          <w:color w:val="F3AE35"/>
+          <w:kern w:val="0"/>
+          <w:sz w:val="8"/>
+          <w:szCs w:val="8"/>
+          <w:shd w:val="clear" w:fill="1B1C1D"/>
+          <w:lang w:val="en-US" w:eastAsia="zh-CN" w:bidi="ar"/>
+        </w:rPr>
+        <w:t></w:t>
+      </w:r>
+      <w:r>
+        <w:rPr>
+          <w:rFonts w:hint="default" w:ascii="Consolas" w:hAnsi="Consolas" w:eastAsia="Consolas" w:cs="Consolas"/>
+          <w:color w:val="262B44"/>
+          <w:kern w:val="0"/>
+          <w:sz w:val="8"/>
+          <w:szCs w:val="8"/>
+          <w:shd w:val="clear" w:fill="F3AE35"/>
+          <w:lang w:val="en-US" w:eastAsia="zh-CN" w:bidi="ar"/>
+        </w:rPr>
+        <w:t xml:space="preserve"> focustracer </w:t>
+      </w:r>
+      <w:r>
+        <w:rPr>
+          <w:rFonts w:hint="default" w:ascii="Consolas" w:hAnsi="Consolas" w:eastAsia="Consolas" w:cs="Consolas"/>
+          <w:color w:val="F3AE35"/>
+          <w:kern w:val="0"/>
+          <w:sz w:val="8"/>
+          <w:szCs w:val="8"/>
+          <w:shd w:val="clear" w:fill="1B1C1D"/>
+          <w:lang w:val="en-US" w:eastAsia="zh-CN" w:bidi="ar"/>
+        </w:rPr>
+        <w:t xml:space="preserve"> </w:t>
+      </w:r>
+      <w:r>
+        <w:rPr>
+          <w:rFonts w:hint="default" w:ascii="Consolas" w:hAnsi="Consolas" w:eastAsia="Consolas" w:cs="Consolas"/>
+          <w:color w:val="FDC325"/>
+          <w:kern w:val="0"/>
+          <w:sz w:val="8"/>
+          <w:szCs w:val="8"/>
+          <w:shd w:val="clear" w:fill="1B1C1D"/>
+          <w:lang w:val="en-US" w:eastAsia="zh-CN" w:bidi="ar"/>
+        </w:rPr>
+        <w:t xml:space="preserve">focustracer </w:t>
+      </w:r>
+      <w:r>
+        <w:rPr>
+          <w:rFonts w:hint="default" w:ascii="Consolas" w:hAnsi="Consolas" w:eastAsia="Consolas" w:cs="Consolas"/>
+          <w:color w:val="ADADAD"/>
+          <w:kern w:val="0"/>
+          <w:sz w:val="8"/>
+          <w:szCs w:val="8"/>
+          <w:shd w:val="clear" w:fill="1B1C1D"/>
+          <w:lang w:val="en-US" w:eastAsia="zh-CN" w:bidi="ar"/>
+        </w:rPr>
+        <w:t>load output/20260412_232641_cli_sample_app.xml</w:t>
+      </w:r>
+      <w:r>
+        <w:rPr>
+          <w:rFonts w:hint="default" w:ascii="Consolas" w:hAnsi="Consolas" w:eastAsia="Consolas" w:cs="Consolas"/>
+          <w:color w:val="F3AE35"/>
+          <w:kern w:val="0"/>
+          <w:sz w:val="8"/>
+          <w:szCs w:val="8"/>
+          <w:shd w:val="clear" w:fill="1B1C1D"/>
+          <w:lang w:val="en-US" w:eastAsia="zh-CN" w:bidi="ar"/>
+        </w:rPr>
+        <w:t xml:space="preserve">                                                                                                                                     </w:t>
+      </w:r>
+    </w:p>
+    <w:p>
+      <w:pPr>
+        <w:keepNext w:val="0"/>
+        <w:keepLines w:val="0"/>
+        <w:widowControl/>
+        <w:suppressLineNumbers w:val="0"/>
+        <w:shd w:val="clear" w:fill="1B1C1D"/>
+        <w:jc w:val="left"/>
+        <w:rPr>
+          <w:rFonts w:hint="default" w:ascii="Consolas" w:hAnsi="Consolas" w:eastAsia="Consolas" w:cs="Consolas"/>
+          <w:color w:val="ADADAD"/>
+          <w:sz w:val="8"/>
+          <w:szCs w:val="8"/>
+        </w:rPr>
+      </w:pPr>
+      <w:r>
+        <w:rPr>
+          <w:rFonts w:hint="default" w:ascii="Consolas" w:hAnsi="Consolas" w:eastAsia="Consolas" w:cs="Consolas"/>
+          <w:color w:val="3393CA"/>
+          <w:kern w:val="0"/>
+          <w:sz w:val="8"/>
+          <w:szCs w:val="8"/>
+          <w:shd w:val="clear" w:fill="1B1C1D"/>
+          <w:lang w:val="en-US" w:eastAsia="zh-CN" w:bidi="ar"/>
+        </w:rPr>
+        <w:t xml:space="preserve">╭─────────────────────────────────────────────────────────────────────────────────────── </w:t>
+      </w:r>
+      <w:r>
+        <w:rPr>
+          <w:rFonts w:hint="default" w:ascii="Consolas" w:hAnsi="Consolas" w:eastAsia="Consolas" w:cs="Consolas"/>
+          <w:b/>
+          <w:bCs/>
+          <w:color w:val="ADADAD"/>
+          <w:kern w:val="0"/>
+          <w:sz w:val="8"/>
+          <w:szCs w:val="8"/>
+          <w:shd w:val="clear" w:fill="1B1C1D"/>
+          <w:lang w:val="en-US" w:eastAsia="zh-CN" w:bidi="ar"/>
+        </w:rPr>
+        <w:t>FocusTracer — Trace Analysis</w:t>
+      </w:r>
+      <w:r>
+        <w:rPr>
+          <w:rFonts w:hint="default" w:ascii="Consolas" w:hAnsi="Consolas" w:eastAsia="Consolas" w:cs="Consolas"/>
+          <w:color w:val="3393CA"/>
+          <w:kern w:val="0"/>
+          <w:sz w:val="8"/>
+          <w:szCs w:val="8"/>
+          <w:shd w:val="clear" w:fill="1B1C1D"/>
+          <w:lang w:val="en-US" w:eastAsia="zh-CN" w:bidi="ar"/>
+        </w:rPr>
+        <w:t xml:space="preserve"> ────────────────────────────────────────────────────────────────────────────────────────╮</w:t>
+      </w:r>
+    </w:p>
+    <w:p>
+      <w:pPr>
+        <w:keepNext w:val="0"/>
+        <w:keepLines w:val="0"/>
+        <w:widowControl/>
+        <w:suppressLineNumbers w:val="0"/>
+        <w:shd w:val="clear" w:fill="1B1C1D"/>
+        <w:jc w:val="left"/>
+        <w:rPr>
+          <w:rFonts w:hint="default" w:ascii="Consolas" w:hAnsi="Consolas" w:eastAsia="Consolas" w:cs="Consolas"/>
+          <w:color w:val="ADADAD"/>
+          <w:sz w:val="8"/>
+          <w:szCs w:val="8"/>
+        </w:rPr>
+      </w:pPr>
+      <w:r>
+        <w:rPr>
+          <w:rFonts w:hint="default" w:ascii="Consolas" w:hAnsi="Consolas" w:eastAsia="Consolas" w:cs="Consolas"/>
+          <w:color w:val="ADADAD"/>
+          <w:kern w:val="0"/>
+          <w:sz w:val="8"/>
+          <w:szCs w:val="8"/>
+          <w:shd w:val="clear" w:fill="1B1C1D"/>
+          <w:lang w:val="en-US" w:eastAsia="zh-CN" w:bidi="ar"/>
+        </w:rPr>
+        <w:t xml:space="preserve">│  </w:t>
+      </w:r>
+      <w:r>
+        <w:rPr>
+          <w:rFonts w:hint="default" w:ascii="Consolas" w:hAnsi="Consolas" w:eastAsia="Consolas" w:cs="Consolas"/>
+          <w:b/>
+          <w:bCs/>
+          <w:color w:val="3CA1A6"/>
+          <w:kern w:val="0"/>
+          <w:sz w:val="8"/>
+          <w:szCs w:val="8"/>
+          <w:shd w:val="clear" w:fill="1B1C1D"/>
+          <w:lang w:val="en-US" w:eastAsia="zh-CN" w:bidi="ar"/>
+        </w:rPr>
+        <w:t>File:</w:t>
+      </w:r>
+      <w:r>
+        <w:rPr>
+          <w:rFonts w:hint="default" w:ascii="Consolas" w:hAnsi="Consolas" w:eastAsia="Consolas" w:cs="Consolas"/>
+          <w:color w:val="ADADAD"/>
+          <w:kern w:val="0"/>
+          <w:sz w:val="8"/>
+          <w:szCs w:val="8"/>
+          <w:shd w:val="clear" w:fill="1B1C1D"/>
+          <w:lang w:val="en-US" w:eastAsia="zh-CN" w:bidi="ar"/>
+        </w:rPr>
+        <w:t xml:space="preserve"> 20260412_232641_cli_sample_app.xml                                                                                                                                                                   </w:t>
+      </w:r>
+      <w:r>
+        <w:rPr>
+          <w:rFonts w:hint="default" w:ascii="Consolas" w:hAnsi="Consolas" w:eastAsia="Consolas" w:cs="Consolas"/>
+          <w:color w:val="3393CA"/>
+          <w:kern w:val="0"/>
+          <w:sz w:val="8"/>
+          <w:szCs w:val="8"/>
+          <w:shd w:val="clear" w:fill="1B1C1D"/>
+          <w:lang w:val="en-US" w:eastAsia="zh-CN" w:bidi="ar"/>
+        </w:rPr>
+        <w:t>│</w:t>
+      </w:r>
+    </w:p>
+    <w:p>
+      <w:pPr>
+        <w:keepNext w:val="0"/>
+        <w:keepLines w:val="0"/>
+        <w:widowControl/>
+        <w:suppressLineNumbers w:val="0"/>
+        <w:shd w:val="clear" w:fill="1B1C1D"/>
+        <w:jc w:val="left"/>
+        <w:rPr>
+          <w:rFonts w:hint="default" w:ascii="Consolas" w:hAnsi="Consolas" w:eastAsia="Consolas" w:cs="Consolas"/>
+          <w:color w:val="ADADAD"/>
+          <w:sz w:val="8"/>
+          <w:szCs w:val="8"/>
+        </w:rPr>
+      </w:pPr>
+      <w:r>
+        <w:rPr>
+          <w:rFonts w:hint="default" w:ascii="Consolas" w:hAnsi="Consolas" w:eastAsia="Consolas" w:cs="Consolas"/>
+          <w:color w:val="ADADAD"/>
+          <w:kern w:val="0"/>
+          <w:sz w:val="8"/>
+          <w:szCs w:val="8"/>
+          <w:shd w:val="clear" w:fill="1B1C1D"/>
+          <w:lang w:val="en-US" w:eastAsia="zh-CN" w:bidi="ar"/>
+        </w:rPr>
+        <w:t xml:space="preserve">│  </w:t>
+      </w:r>
+      <w:r>
+        <w:rPr>
+          <w:rFonts w:hint="default" w:ascii="Consolas" w:hAnsi="Consolas" w:eastAsia="Consolas" w:cs="Consolas"/>
+          <w:b/>
+          <w:bCs/>
+          <w:color w:val="3CA1A6"/>
+          <w:kern w:val="0"/>
+          <w:sz w:val="8"/>
+          <w:szCs w:val="8"/>
+          <w:shd w:val="clear" w:fill="1B1C1D"/>
+          <w:lang w:val="en-US" w:eastAsia="zh-CN" w:bidi="ar"/>
+        </w:rPr>
+        <w:t>Schema:</w:t>
+      </w:r>
+      <w:r>
+        <w:rPr>
+          <w:rFonts w:hint="default" w:ascii="Consolas" w:hAnsi="Consolas" w:eastAsia="Consolas" w:cs="Consolas"/>
+          <w:color w:val="ADADAD"/>
+          <w:kern w:val="0"/>
+          <w:sz w:val="8"/>
+          <w:szCs w:val="8"/>
+          <w:shd w:val="clear" w:fill="1B1C1D"/>
+          <w:lang w:val="en-US" w:eastAsia="zh-CN" w:bidi="ar"/>
+        </w:rPr>
+        <w:t xml:space="preserve"> v2.1  </w:t>
+      </w:r>
+      <w:r>
+        <w:rPr>
+          <w:rFonts w:hint="default" w:ascii="Consolas" w:hAnsi="Consolas" w:eastAsia="Consolas" w:cs="Consolas"/>
+          <w:b/>
+          <w:bCs/>
+          <w:color w:val="3CA1A6"/>
+          <w:kern w:val="0"/>
+          <w:sz w:val="8"/>
+          <w:szCs w:val="8"/>
+          <w:shd w:val="clear" w:fill="1B1C1D"/>
+          <w:lang w:val="en-US" w:eastAsia="zh-CN" w:bidi="ar"/>
+        </w:rPr>
+        <w:t>Duration:</w:t>
+      </w:r>
+      <w:r>
+        <w:rPr>
+          <w:rFonts w:hint="default" w:ascii="Consolas" w:hAnsi="Consolas" w:eastAsia="Consolas" w:cs="Consolas"/>
+          <w:color w:val="ADADAD"/>
+          <w:kern w:val="0"/>
+          <w:sz w:val="8"/>
+          <w:szCs w:val="8"/>
+          <w:shd w:val="clear" w:fill="1B1C1D"/>
+          <w:lang w:val="en-US" w:eastAsia="zh-CN" w:bidi="ar"/>
+        </w:rPr>
+        <w:t xml:space="preserve"> 0.0056s  </w:t>
+      </w:r>
+      <w:r>
+        <w:rPr>
+          <w:rFonts w:hint="default" w:ascii="Consolas" w:hAnsi="Consolas" w:eastAsia="Consolas" w:cs="Consolas"/>
+          <w:b/>
+          <w:bCs/>
+          <w:color w:val="3CA1A6"/>
+          <w:kern w:val="0"/>
+          <w:sz w:val="8"/>
+          <w:szCs w:val="8"/>
+          <w:shd w:val="clear" w:fill="1B1C1D"/>
+          <w:lang w:val="en-US" w:eastAsia="zh-CN" w:bidi="ar"/>
+        </w:rPr>
+        <w:t>Events:</w:t>
+      </w:r>
+      <w:r>
+        <w:rPr>
+          <w:rFonts w:hint="default" w:ascii="Consolas" w:hAnsi="Consolas" w:eastAsia="Consolas" w:cs="Consolas"/>
+          <w:color w:val="ADADAD"/>
+          <w:kern w:val="0"/>
+          <w:sz w:val="8"/>
+          <w:szCs w:val="8"/>
+          <w:shd w:val="clear" w:fill="1B1C1D"/>
+          <w:lang w:val="en-US" w:eastAsia="zh-CN" w:bidi="ar"/>
+        </w:rPr>
+        <w:t xml:space="preserve"> 26  </w:t>
+      </w:r>
+      <w:r>
+        <w:rPr>
+          <w:rFonts w:hint="default" w:ascii="Consolas" w:hAnsi="Consolas" w:eastAsia="Consolas" w:cs="Consolas"/>
+          <w:b/>
+          <w:bCs/>
+          <w:color w:val="3CA1A6"/>
+          <w:kern w:val="0"/>
+          <w:sz w:val="8"/>
+          <w:szCs w:val="8"/>
+          <w:shd w:val="clear" w:fill="1B1C1D"/>
+          <w:lang w:val="en-US" w:eastAsia="zh-CN" w:bidi="ar"/>
+        </w:rPr>
+        <w:t>Threads:</w:t>
+      </w:r>
+      <w:r>
+        <w:rPr>
+          <w:rFonts w:hint="default" w:ascii="Consolas" w:hAnsi="Consolas" w:eastAsia="Consolas" w:cs="Consolas"/>
+          <w:color w:val="ADADAD"/>
+          <w:kern w:val="0"/>
+          <w:sz w:val="8"/>
+          <w:szCs w:val="8"/>
+          <w:shd w:val="clear" w:fill="1B1C1D"/>
+          <w:lang w:val="en-US" w:eastAsia="zh-CN" w:bidi="ar"/>
+        </w:rPr>
+        <w:t xml:space="preserve"> 1                                                                                                                                                    </w:t>
+      </w:r>
+      <w:r>
+        <w:rPr>
+          <w:rFonts w:hint="default" w:ascii="Consolas" w:hAnsi="Consolas" w:eastAsia="Consolas" w:cs="Consolas"/>
+          <w:color w:val="3393CA"/>
+          <w:kern w:val="0"/>
+          <w:sz w:val="8"/>
+          <w:szCs w:val="8"/>
+          <w:shd w:val="clear" w:fill="1B1C1D"/>
+          <w:lang w:val="en-US" w:eastAsia="zh-CN" w:bidi="ar"/>
+        </w:rPr>
+        <w:t>│</w:t>
+      </w:r>
+    </w:p>
+    <w:p>
+      <w:pPr>
+        <w:keepNext w:val="0"/>
+        <w:keepLines w:val="0"/>
+        <w:widowControl/>
+        <w:suppressLineNumbers w:val="0"/>
+        <w:shd w:val="clear" w:fill="1B1C1D"/>
+        <w:jc w:val="left"/>
+        <w:rPr>
+          <w:rFonts w:hint="default" w:ascii="Consolas" w:hAnsi="Consolas" w:eastAsia="Consolas" w:cs="Consolas"/>
+          <w:color w:val="ADADAD"/>
+          <w:sz w:val="8"/>
+          <w:szCs w:val="8"/>
+        </w:rPr>
+      </w:pPr>
+      <w:r>
+        <w:rPr>
+          <w:rFonts w:hint="default" w:ascii="Consolas" w:hAnsi="Consolas" w:eastAsia="Consolas" w:cs="Consolas"/>
+          <w:color w:val="ADADAD"/>
+          <w:kern w:val="0"/>
+          <w:sz w:val="8"/>
+          <w:szCs w:val="8"/>
+          <w:shd w:val="clear" w:fill="1B1C1D"/>
+          <w:lang w:val="en-US" w:eastAsia="zh-CN" w:bidi="ar"/>
+        </w:rPr>
+        <w:t>╰─────────────────────────────────────────────────────────────────────────────────────────────────────────────────────────────────────────────────────────────────────────────────────────────────────────────╯</w:t>
+      </w:r>
+    </w:p>
+    <w:p>
+      <w:pPr>
+        <w:keepNext w:val="0"/>
+        <w:keepLines w:val="0"/>
+        <w:widowControl/>
+        <w:suppressLineNumbers w:val="0"/>
+        <w:shd w:val="clear" w:fill="1B1C1D"/>
+        <w:jc w:val="left"/>
+        <w:rPr>
+          <w:rFonts w:hint="default" w:ascii="Consolas" w:hAnsi="Consolas" w:eastAsia="Consolas" w:cs="Consolas"/>
+          <w:color w:val="ADADAD"/>
+          <w:sz w:val="8"/>
+          <w:szCs w:val="8"/>
+        </w:rPr>
+      </w:pPr>
+      <w:r>
+        <w:rPr>
+          <w:rFonts w:hint="default" w:ascii="Consolas" w:hAnsi="Consolas" w:eastAsia="Consolas" w:cs="Consolas"/>
+          <w:i/>
+          <w:iCs/>
+          <w:color w:val="ADADAD"/>
+          <w:kern w:val="0"/>
+          <w:sz w:val="8"/>
+          <w:szCs w:val="8"/>
+          <w:shd w:val="clear" w:fill="1B1C1D"/>
+          <w:lang w:val="en-US" w:eastAsia="zh-CN" w:bidi="ar"/>
+        </w:rPr>
+        <w:t xml:space="preserve">            📊 Event Statistics             </w:t>
+      </w:r>
+      <w:r>
+        <w:rPr>
+          <w:rFonts w:hint="default" w:ascii="Consolas" w:hAnsi="Consolas" w:eastAsia="Consolas" w:cs="Consolas"/>
+          <w:color w:val="ADADAD"/>
+          <w:kern w:val="0"/>
+          <w:sz w:val="8"/>
+          <w:szCs w:val="8"/>
+          <w:shd w:val="clear" w:fill="1B1C1D"/>
+          <w:lang w:val="en-US" w:eastAsia="zh-CN" w:bidi="ar"/>
+        </w:rPr>
+        <w:t xml:space="preserve">                                                                                                                                                                   </w:t>
+      </w:r>
+    </w:p>
+    <w:p>
+      <w:pPr>
+        <w:keepNext w:val="0"/>
+        <w:keepLines w:val="0"/>
+        <w:widowControl/>
+        <w:suppressLineNumbers w:val="0"/>
+        <w:shd w:val="clear" w:fill="1B1C1D"/>
+        <w:jc w:val="left"/>
+        <w:rPr>
+          <w:rFonts w:hint="default" w:ascii="Consolas" w:hAnsi="Consolas" w:eastAsia="Consolas" w:cs="Consolas"/>
+          <w:color w:val="ADADAD"/>
+          <w:sz w:val="8"/>
+          <w:szCs w:val="8"/>
+        </w:rPr>
+      </w:pPr>
+      <w:r>
+        <w:rPr>
+          <w:rFonts w:hint="default" w:ascii="Consolas" w:hAnsi="Consolas" w:eastAsia="Consolas" w:cs="Consolas"/>
+          <w:color w:val="ADADAD"/>
+          <w:kern w:val="0"/>
+          <w:sz w:val="8"/>
+          <w:szCs w:val="8"/>
+          <w:shd w:val="clear" w:fill="1B1C1D"/>
+          <w:lang w:val="en-US" w:eastAsia="zh-CN" w:bidi="ar"/>
+        </w:rPr>
+        <w:t xml:space="preserve">                                                                                                                                                                                                               </w:t>
+      </w:r>
+    </w:p>
+    <w:p>
+      <w:pPr>
+        <w:keepNext w:val="0"/>
+        <w:keepLines w:val="0"/>
+        <w:widowControl/>
+        <w:suppressLineNumbers w:val="0"/>
+        <w:shd w:val="clear" w:fill="1B1C1D"/>
+        <w:jc w:val="left"/>
+        <w:rPr>
+          <w:rFonts w:hint="default" w:ascii="Consolas" w:hAnsi="Consolas" w:eastAsia="Consolas" w:cs="Consolas"/>
+          <w:color w:val="ADADAD"/>
+          <w:sz w:val="8"/>
+          <w:szCs w:val="8"/>
+        </w:rPr>
+      </w:pPr>
+      <w:r>
+        <w:rPr>
+          <w:rFonts w:hint="default" w:ascii="Consolas" w:hAnsi="Consolas" w:eastAsia="Consolas" w:cs="Consolas"/>
+          <w:color w:val="ADADAD"/>
+          <w:kern w:val="0"/>
+          <w:sz w:val="8"/>
+          <w:szCs w:val="8"/>
+          <w:shd w:val="clear" w:fill="1B1C1D"/>
+          <w:lang w:val="en-US" w:eastAsia="zh-CN" w:bidi="ar"/>
+        </w:rPr>
+        <w:t xml:space="preserve"> </w:t>
+      </w:r>
+      <w:r>
+        <w:rPr>
+          <w:rFonts w:hint="default" w:ascii="Consolas" w:hAnsi="Consolas" w:eastAsia="Consolas" w:cs="Consolas"/>
+          <w:b/>
+          <w:bCs/>
+          <w:color w:val="F02E4F"/>
+          <w:kern w:val="0"/>
+          <w:sz w:val="8"/>
+          <w:szCs w:val="8"/>
+          <w:shd w:val="clear" w:fill="1B1C1D"/>
+          <w:lang w:val="en-US" w:eastAsia="zh-CN" w:bidi="ar"/>
+        </w:rPr>
+        <w:t xml:space="preserve">  call  </w:t>
+      </w:r>
+      <w:r>
+        <w:rPr>
+          <w:rFonts w:hint="default" w:ascii="Consolas" w:hAnsi="Consolas" w:eastAsia="Consolas" w:cs="Consolas"/>
+          <w:color w:val="ADADAD"/>
+          <w:kern w:val="0"/>
+          <w:sz w:val="8"/>
+          <w:szCs w:val="8"/>
+          <w:shd w:val="clear" w:fill="1B1C1D"/>
+          <w:lang w:val="en-US" w:eastAsia="zh-CN" w:bidi="ar"/>
+        </w:rPr>
+        <w:t xml:space="preserve"> </w:t>
+      </w:r>
+      <w:r>
+        <w:rPr>
+          <w:rFonts w:hint="default" w:ascii="Consolas" w:hAnsi="Consolas" w:eastAsia="Consolas" w:cs="Consolas"/>
+          <w:b/>
+          <w:bCs/>
+          <w:color w:val="F02E4F"/>
+          <w:kern w:val="0"/>
+          <w:sz w:val="8"/>
+          <w:szCs w:val="8"/>
+          <w:shd w:val="clear" w:fill="1B1C1D"/>
+          <w:lang w:val="en-US" w:eastAsia="zh-CN" w:bidi="ar"/>
+        </w:rPr>
+        <w:t xml:space="preserve">  line  </w:t>
+      </w:r>
+      <w:r>
+        <w:rPr>
+          <w:rFonts w:hint="default" w:ascii="Consolas" w:hAnsi="Consolas" w:eastAsia="Consolas" w:cs="Consolas"/>
+          <w:color w:val="ADADAD"/>
+          <w:kern w:val="0"/>
+          <w:sz w:val="8"/>
+          <w:szCs w:val="8"/>
+          <w:shd w:val="clear" w:fill="1B1C1D"/>
+          <w:lang w:val="en-US" w:eastAsia="zh-CN" w:bidi="ar"/>
+        </w:rPr>
+        <w:t xml:space="preserve"> </w:t>
+      </w:r>
+      <w:r>
+        <w:rPr>
+          <w:rFonts w:hint="default" w:ascii="Consolas" w:hAnsi="Consolas" w:eastAsia="Consolas" w:cs="Consolas"/>
+          <w:b/>
+          <w:bCs/>
+          <w:color w:val="F02E4F"/>
+          <w:kern w:val="0"/>
+          <w:sz w:val="8"/>
+          <w:szCs w:val="8"/>
+          <w:shd w:val="clear" w:fill="1B1C1D"/>
+          <w:lang w:val="en-US" w:eastAsia="zh-CN" w:bidi="ar"/>
+        </w:rPr>
+        <w:t xml:space="preserve">  return  </w:t>
+      </w:r>
+      <w:r>
+        <w:rPr>
+          <w:rFonts w:hint="default" w:ascii="Consolas" w:hAnsi="Consolas" w:eastAsia="Consolas" w:cs="Consolas"/>
+          <w:color w:val="ADADAD"/>
+          <w:kern w:val="0"/>
+          <w:sz w:val="8"/>
+          <w:szCs w:val="8"/>
+          <w:shd w:val="clear" w:fill="1B1C1D"/>
+          <w:lang w:val="en-US" w:eastAsia="zh-CN" w:bidi="ar"/>
+        </w:rPr>
+        <w:t xml:space="preserve"> </w:t>
+      </w:r>
+      <w:r>
+        <w:rPr>
+          <w:rFonts w:hint="default" w:ascii="Consolas" w:hAnsi="Consolas" w:eastAsia="Consolas" w:cs="Consolas"/>
+          <w:b/>
+          <w:bCs/>
+          <w:color w:val="F02E4F"/>
+          <w:kern w:val="0"/>
+          <w:sz w:val="8"/>
+          <w:szCs w:val="8"/>
+          <w:shd w:val="clear" w:fill="1B1C1D"/>
+          <w:lang w:val="en-US" w:eastAsia="zh-CN" w:bidi="ar"/>
+        </w:rPr>
+        <w:t xml:space="preserve">  exception  </w:t>
+      </w:r>
+      <w:r>
+        <w:rPr>
+          <w:rFonts w:hint="default" w:ascii="Consolas" w:hAnsi="Consolas" w:eastAsia="Consolas" w:cs="Consolas"/>
+          <w:color w:val="ADADAD"/>
+          <w:kern w:val="0"/>
+          <w:sz w:val="8"/>
+          <w:szCs w:val="8"/>
+          <w:shd w:val="clear" w:fill="1B1C1D"/>
+          <w:lang w:val="en-US" w:eastAsia="zh-CN" w:bidi="ar"/>
+        </w:rPr>
+        <w:t xml:space="preserve">                                                                                                                                                                    </w:t>
+      </w:r>
+    </w:p>
+    <w:p>
+      <w:pPr>
+        <w:keepNext w:val="0"/>
+        <w:keepLines w:val="0"/>
+        <w:widowControl/>
+        <w:suppressLineNumbers w:val="0"/>
+        <w:shd w:val="clear" w:fill="1B1C1D"/>
+        <w:jc w:val="left"/>
+        <w:rPr>
+          <w:rFonts w:hint="default" w:ascii="Consolas" w:hAnsi="Consolas" w:eastAsia="Consolas" w:cs="Consolas"/>
+          <w:color w:val="ADADAD"/>
+          <w:sz w:val="8"/>
+          <w:szCs w:val="8"/>
+        </w:rPr>
+      </w:pPr>
+      <w:r>
+        <w:rPr>
+          <w:rFonts w:hint="default" w:ascii="Consolas" w:hAnsi="Consolas" w:eastAsia="Consolas" w:cs="Consolas"/>
+          <w:color w:val="ADADAD"/>
+          <w:kern w:val="0"/>
+          <w:sz w:val="8"/>
+          <w:szCs w:val="8"/>
+          <w:shd w:val="clear" w:fill="1B1C1D"/>
+          <w:lang w:val="en-US" w:eastAsia="zh-CN" w:bidi="ar"/>
+        </w:rPr>
+        <w:t xml:space="preserve"> ──────────────────────────────────────────                                                                                                                                                                    </w:t>
+      </w:r>
+    </w:p>
+    <w:p>
+      <w:pPr>
+        <w:keepNext w:val="0"/>
+        <w:keepLines w:val="0"/>
+        <w:widowControl/>
+        <w:suppressLineNumbers w:val="0"/>
+        <w:shd w:val="clear" w:fill="1B1C1D"/>
+        <w:jc w:val="left"/>
+        <w:rPr>
+          <w:rFonts w:hint="default" w:ascii="Consolas" w:hAnsi="Consolas" w:eastAsia="Consolas" w:cs="Consolas"/>
+          <w:color w:val="ADADAD"/>
+          <w:sz w:val="8"/>
+          <w:szCs w:val="8"/>
+        </w:rPr>
+      </w:pPr>
+      <w:r>
+        <w:rPr>
+          <w:rFonts w:hint="default" w:ascii="Consolas" w:hAnsi="Consolas" w:eastAsia="Consolas" w:cs="Consolas"/>
+          <w:color w:val="ADADAD"/>
+          <w:kern w:val="0"/>
+          <w:sz w:val="8"/>
+          <w:szCs w:val="8"/>
+          <w:shd w:val="clear" w:fill="1B1C1D"/>
+          <w:lang w:val="en-US" w:eastAsia="zh-CN" w:bidi="ar"/>
+        </w:rPr>
+        <w:t xml:space="preserve">    0        12        0            0                                                                                                                                                                          </w:t>
+      </w:r>
+    </w:p>
+    <w:p>
+      <w:pPr>
+        <w:keepNext w:val="0"/>
+        <w:keepLines w:val="0"/>
+        <w:widowControl/>
+        <w:suppressLineNumbers w:val="0"/>
+        <w:shd w:val="clear" w:fill="1B1C1D"/>
+        <w:jc w:val="left"/>
+        <w:rPr>
+          <w:rFonts w:hint="default" w:ascii="Consolas" w:hAnsi="Consolas" w:eastAsia="Consolas" w:cs="Consolas"/>
+          <w:color w:val="ADADAD"/>
+          <w:sz w:val="8"/>
+          <w:szCs w:val="8"/>
+        </w:rPr>
+      </w:pPr>
+      <w:r>
+        <w:rPr>
+          <w:rFonts w:hint="default" w:ascii="Consolas" w:hAnsi="Consolas" w:eastAsia="Consolas" w:cs="Consolas"/>
+          <w:color w:val="ADADAD"/>
+          <w:kern w:val="0"/>
+          <w:sz w:val="8"/>
+          <w:szCs w:val="8"/>
+          <w:shd w:val="clear" w:fill="1B1C1D"/>
+          <w:lang w:val="en-US" w:eastAsia="zh-CN" w:bidi="ar"/>
+        </w:rPr>
+        <w:t xml:space="preserve">                                                                                                                                                                                                               </w:t>
+      </w:r>
+    </w:p>
+    <w:p>
+      <w:pPr>
+        <w:keepNext w:val="0"/>
+        <w:keepLines w:val="0"/>
+        <w:widowControl/>
+        <w:suppressLineNumbers w:val="0"/>
+        <w:shd w:val="clear" w:fill="1B1C1D"/>
+        <w:jc w:val="left"/>
+        <w:rPr>
+          <w:rFonts w:hint="default" w:ascii="Consolas" w:hAnsi="Consolas" w:eastAsia="Consolas" w:cs="Consolas"/>
+          <w:color w:val="ADADAD"/>
+          <w:sz w:val="8"/>
+          <w:szCs w:val="8"/>
+        </w:rPr>
+      </w:pPr>
+      <w:r>
+        <w:rPr>
+          <w:rFonts w:hint="default" w:ascii="Consolas" w:hAnsi="Consolas" w:eastAsia="Consolas" w:cs="Consolas"/>
+          <w:color w:val="ADADAD"/>
+          <w:kern w:val="0"/>
+          <w:sz w:val="8"/>
+          <w:szCs w:val="8"/>
+          <w:shd w:val="clear" w:fill="1B1C1D"/>
+          <w:lang w:val="en-US" w:eastAsia="zh-CN" w:bidi="ar"/>
+        </w:rPr>
+        <w:t xml:space="preserve">                                                                                                                                                                                                               </w:t>
+      </w:r>
+    </w:p>
+    <w:p>
+      <w:pPr>
+        <w:keepNext w:val="0"/>
+        <w:keepLines w:val="0"/>
+        <w:widowControl/>
+        <w:suppressLineNumbers w:val="0"/>
+        <w:shd w:val="clear" w:fill="1B1C1D"/>
+        <w:jc w:val="left"/>
+        <w:rPr>
+          <w:rFonts w:hint="default" w:ascii="Consolas" w:hAnsi="Consolas" w:eastAsia="Consolas" w:cs="Consolas"/>
+          <w:color w:val="ADADAD"/>
+          <w:sz w:val="8"/>
+          <w:szCs w:val="8"/>
+        </w:rPr>
+      </w:pPr>
+      <w:r>
+        <w:rPr>
+          <w:rFonts w:hint="default" w:ascii="Consolas" w:hAnsi="Consolas" w:eastAsia="Consolas" w:cs="Consolas"/>
+          <w:color w:val="ADADAD"/>
+          <w:kern w:val="0"/>
+          <w:sz w:val="8"/>
+          <w:szCs w:val="8"/>
+          <w:shd w:val="clear" w:fill="1B1C1D"/>
+          <w:lang w:val="en-US" w:eastAsia="zh-CN" w:bidi="ar"/>
+        </w:rPr>
+        <w:t xml:space="preserve">🔍 </w:t>
+      </w:r>
+      <w:r>
+        <w:rPr>
+          <w:rFonts w:hint="default" w:ascii="Consolas" w:hAnsi="Consolas" w:eastAsia="Consolas" w:cs="Consolas"/>
+          <w:b/>
+          <w:bCs/>
+          <w:color w:val="ADADAD"/>
+          <w:kern w:val="0"/>
+          <w:sz w:val="8"/>
+          <w:szCs w:val="8"/>
+          <w:shd w:val="clear" w:fill="1B1C1D"/>
+          <w:lang w:val="en-US" w:eastAsia="zh-CN" w:bidi="ar"/>
+        </w:rPr>
+        <w:t>Execution Tree</w:t>
+      </w:r>
+      <w:r>
+        <w:rPr>
+          <w:rFonts w:hint="default" w:ascii="Consolas" w:hAnsi="Consolas" w:eastAsia="Consolas" w:cs="Consolas"/>
+          <w:color w:val="ADADAD"/>
+          <w:kern w:val="0"/>
+          <w:sz w:val="8"/>
+          <w:szCs w:val="8"/>
+          <w:shd w:val="clear" w:fill="1B1C1D"/>
+          <w:lang w:val="en-US" w:eastAsia="zh-CN" w:bidi="ar"/>
+        </w:rPr>
+        <w:t xml:space="preserve">                                                                                                                                                                                              </w:t>
+      </w:r>
+    </w:p>
+    <w:p>
+      <w:pPr>
+        <w:keepNext w:val="0"/>
+        <w:keepLines w:val="0"/>
+        <w:widowControl/>
+        <w:suppressLineNumbers w:val="0"/>
+        <w:shd w:val="clear" w:fill="1B1C1D"/>
+        <w:jc w:val="left"/>
+        <w:rPr>
+          <w:rFonts w:hint="default" w:ascii="Consolas" w:hAnsi="Consolas" w:eastAsia="Consolas" w:cs="Consolas"/>
+          <w:color w:val="ADADAD"/>
+          <w:sz w:val="8"/>
+          <w:szCs w:val="8"/>
+        </w:rPr>
+      </w:pPr>
+      <w:r>
+        <w:rPr>
+          <w:rFonts w:hint="default" w:ascii="Consolas" w:hAnsi="Consolas" w:eastAsia="Consolas" w:cs="Consolas"/>
+          <w:color w:val="ADADAD"/>
+          <w:kern w:val="0"/>
+          <w:sz w:val="8"/>
+          <w:szCs w:val="8"/>
+          <w:shd w:val="clear" w:fill="1B1C1D"/>
+          <w:lang w:val="en-US" w:eastAsia="zh-CN" w:bidi="ar"/>
+        </w:rPr>
+        <w:t xml:space="preserve">└── 📡 </w:t>
+      </w:r>
+      <w:r>
+        <w:rPr>
+          <w:rFonts w:hint="default" w:ascii="Consolas" w:hAnsi="Consolas" w:eastAsia="Consolas" w:cs="Consolas"/>
+          <w:b/>
+          <w:bCs/>
+          <w:color w:val="FA771D"/>
+          <w:kern w:val="0"/>
+          <w:sz w:val="8"/>
+          <w:szCs w:val="8"/>
+          <w:shd w:val="clear" w:fill="1B1C1D"/>
+          <w:lang w:val="en-US" w:eastAsia="zh-CN" w:bidi="ar"/>
+        </w:rPr>
+        <w:t>Thread-25616</w:t>
+      </w:r>
+      <w:r>
+        <w:rPr>
+          <w:rFonts w:hint="default" w:ascii="Consolas" w:hAnsi="Consolas" w:eastAsia="Consolas" w:cs="Consolas"/>
+          <w:color w:val="ADADAD"/>
+          <w:kern w:val="0"/>
+          <w:sz w:val="8"/>
+          <w:szCs w:val="8"/>
+          <w:shd w:val="clear" w:fill="1B1C1D"/>
+          <w:lang w:val="en-US" w:eastAsia="zh-CN" w:bidi="ar"/>
+        </w:rPr>
+        <w:t xml:space="preserve"> "CLI-Worker"                                                                                                                                                                               </w:t>
+      </w:r>
+    </w:p>
+    <w:p>
+      <w:pPr>
+        <w:keepNext w:val="0"/>
+        <w:keepLines w:val="0"/>
+        <w:widowControl/>
+        <w:suppressLineNumbers w:val="0"/>
+        <w:shd w:val="clear" w:fill="1B1C1D"/>
+        <w:jc w:val="left"/>
+        <w:rPr>
+          <w:rFonts w:hint="default" w:ascii="Consolas" w:hAnsi="Consolas" w:eastAsia="Consolas" w:cs="Consolas"/>
+          <w:color w:val="ADADAD"/>
+          <w:sz w:val="8"/>
+          <w:szCs w:val="8"/>
+        </w:rPr>
+      </w:pPr>
+      <w:r>
+        <w:rPr>
+          <w:rFonts w:hint="default" w:ascii="Consolas" w:hAnsi="Consolas" w:eastAsia="Consolas" w:cs="Consolas"/>
+          <w:color w:val="ADADAD"/>
+          <w:kern w:val="0"/>
+          <w:sz w:val="8"/>
+          <w:szCs w:val="8"/>
+          <w:shd w:val="clear" w:fill="1B1C1D"/>
+          <w:lang w:val="en-US" w:eastAsia="zh-CN" w:bidi="ar"/>
+        </w:rPr>
+        <w:t xml:space="preserve">    └── 🔷 </w:t>
+      </w:r>
+      <w:r>
+        <w:rPr>
+          <w:rFonts w:hint="default" w:ascii="Consolas" w:hAnsi="Consolas" w:eastAsia="Consolas" w:cs="Consolas"/>
+          <w:b/>
+          <w:bCs/>
+          <w:color w:val="565747"/>
+          <w:kern w:val="0"/>
+          <w:sz w:val="8"/>
+          <w:szCs w:val="8"/>
+          <w:shd w:val="clear" w:fill="1B1C1D"/>
+          <w:lang w:val="en-US" w:eastAsia="zh-CN" w:bidi="ar"/>
+        </w:rPr>
+        <w:t>worker</w:t>
+      </w:r>
+      <w:r>
+        <w:rPr>
+          <w:rFonts w:hint="default" w:ascii="Consolas" w:hAnsi="Consolas" w:eastAsia="Consolas" w:cs="Consolas"/>
+          <w:color w:val="ADADAD"/>
+          <w:kern w:val="0"/>
+          <w:sz w:val="8"/>
+          <w:szCs w:val="8"/>
+          <w:shd w:val="clear" w:fill="1B1C1D"/>
+          <w:lang w:val="en-US" w:eastAsia="zh-CN" w:bidi="ar"/>
+        </w:rPr>
+        <w:t>(</w:t>
+      </w:r>
+      <w:r>
+        <w:rPr>
+          <w:rFonts w:hint="default" w:ascii="Consolas" w:hAnsi="Consolas" w:eastAsia="Consolas" w:cs="Consolas"/>
+          <w:color w:val="3CA1A6"/>
+          <w:kern w:val="0"/>
+          <w:sz w:val="8"/>
+          <w:szCs w:val="8"/>
+          <w:shd w:val="clear" w:fill="1B1C1D"/>
+          <w:lang w:val="en-US" w:eastAsia="zh-CN" w:bidi="ar"/>
+        </w:rPr>
+        <w:t>data=</w:t>
+      </w:r>
+      <w:r>
+        <w:rPr>
+          <w:rFonts w:hint="default" w:ascii="Consolas" w:hAnsi="Consolas" w:eastAsia="Consolas" w:cs="Consolas"/>
+          <w:i/>
+          <w:iCs/>
+          <w:color w:val="3CA1A6"/>
+          <w:kern w:val="0"/>
+          <w:sz w:val="8"/>
+          <w:szCs w:val="8"/>
+          <w:shd w:val="clear" w:fill="1B1C1D"/>
+          <w:lang w:val="en-US" w:eastAsia="zh-CN" w:bidi="ar"/>
+        </w:rPr>
+        <w:t>[1, 2, 3]</w:t>
+      </w:r>
+      <w:r>
+        <w:rPr>
+          <w:rFonts w:hint="default" w:ascii="Consolas" w:hAnsi="Consolas" w:eastAsia="Consolas" w:cs="Consolas"/>
+          <w:color w:val="ADADAD"/>
+          <w:kern w:val="0"/>
+          <w:sz w:val="8"/>
+          <w:szCs w:val="8"/>
+          <w:shd w:val="clear" w:fill="1B1C1D"/>
+          <w:lang w:val="en-US" w:eastAsia="zh-CN" w:bidi="ar"/>
+        </w:rPr>
+        <w:t xml:space="preserve">)                                                                                                                                                                              </w:t>
+      </w:r>
+    </w:p>
+    <w:p>
+      <w:pPr>
+        <w:keepNext w:val="0"/>
+        <w:keepLines w:val="0"/>
+        <w:widowControl/>
+        <w:suppressLineNumbers w:val="0"/>
+        <w:shd w:val="clear" w:fill="1B1C1D"/>
+        <w:jc w:val="left"/>
+        <w:rPr>
+          <w:rFonts w:hint="default" w:ascii="Consolas" w:hAnsi="Consolas" w:eastAsia="Consolas" w:cs="Consolas"/>
+          <w:color w:val="ADADAD"/>
+          <w:sz w:val="8"/>
+          <w:szCs w:val="8"/>
+        </w:rPr>
+      </w:pPr>
+      <w:r>
+        <w:rPr>
+          <w:rFonts w:hint="default" w:ascii="Consolas" w:hAnsi="Consolas" w:eastAsia="Consolas" w:cs="Consolas"/>
+          <w:color w:val="ADADAD"/>
+          <w:kern w:val="0"/>
+          <w:sz w:val="8"/>
+          <w:szCs w:val="8"/>
+          <w:shd w:val="clear" w:fill="1B1C1D"/>
+          <w:lang w:val="en-US" w:eastAsia="zh-CN" w:bidi="ar"/>
+        </w:rPr>
+        <w:t xml:space="preserve">        ├── L17 </w:t>
+      </w:r>
+      <w:r>
+        <w:rPr>
+          <w:rFonts w:hint="default" w:ascii="Consolas" w:hAnsi="Consolas" w:eastAsia="Consolas" w:cs="Consolas"/>
+          <w:color w:val="565747"/>
+          <w:kern w:val="0"/>
+          <w:sz w:val="8"/>
+          <w:szCs w:val="8"/>
+          <w:shd w:val="clear" w:fill="1B1C1D"/>
+          <w:lang w:val="en-US" w:eastAsia="zh-CN" w:bidi="ar"/>
+        </w:rPr>
+        <w:t>+data</w:t>
+      </w:r>
+      <w:r>
+        <w:rPr>
+          <w:rFonts w:hint="default" w:ascii="Consolas" w:hAnsi="Consolas" w:eastAsia="Consolas" w:cs="Consolas"/>
+          <w:color w:val="ADADAD"/>
+          <w:kern w:val="0"/>
+          <w:sz w:val="8"/>
+          <w:szCs w:val="8"/>
+          <w:shd w:val="clear" w:fill="1B1C1D"/>
+          <w:lang w:val="en-US" w:eastAsia="zh-CN" w:bidi="ar"/>
+        </w:rPr>
+        <w:t xml:space="preserve">=[1, 2, 3]                                                                                                                                                                                </w:t>
+      </w:r>
+    </w:p>
+    <w:p>
+      <w:pPr>
+        <w:keepNext w:val="0"/>
+        <w:keepLines w:val="0"/>
+        <w:widowControl/>
+        <w:suppressLineNumbers w:val="0"/>
+        <w:shd w:val="clear" w:fill="1B1C1D"/>
+        <w:jc w:val="left"/>
+        <w:rPr>
+          <w:rFonts w:hint="default" w:ascii="Consolas" w:hAnsi="Consolas" w:eastAsia="Consolas" w:cs="Consolas"/>
+          <w:color w:val="ADADAD"/>
+          <w:sz w:val="8"/>
+          <w:szCs w:val="8"/>
+        </w:rPr>
+      </w:pPr>
+      <w:r>
+        <w:rPr>
+          <w:rFonts w:hint="default" w:ascii="Consolas" w:hAnsi="Consolas" w:eastAsia="Consolas" w:cs="Consolas"/>
+          <w:color w:val="ADADAD"/>
+          <w:kern w:val="0"/>
+          <w:sz w:val="8"/>
+          <w:szCs w:val="8"/>
+          <w:shd w:val="clear" w:fill="1B1C1D"/>
+          <w:lang w:val="en-US" w:eastAsia="zh-CN" w:bidi="ar"/>
+        </w:rPr>
+        <w:t xml:space="preserve">        ├── 🔷 </w:t>
+      </w:r>
+      <w:r>
+        <w:rPr>
+          <w:rFonts w:hint="default" w:ascii="Consolas" w:hAnsi="Consolas" w:eastAsia="Consolas" w:cs="Consolas"/>
+          <w:b/>
+          <w:bCs/>
+          <w:color w:val="565747"/>
+          <w:kern w:val="0"/>
+          <w:sz w:val="8"/>
+          <w:szCs w:val="8"/>
+          <w:shd w:val="clear" w:fill="1B1C1D"/>
+          <w:lang w:val="en-US" w:eastAsia="zh-CN" w:bidi="ar"/>
+        </w:rPr>
+        <w:t>process</w:t>
+      </w:r>
+      <w:r>
+        <w:rPr>
+          <w:rFonts w:hint="default" w:ascii="Consolas" w:hAnsi="Consolas" w:eastAsia="Consolas" w:cs="Consolas"/>
+          <w:color w:val="ADADAD"/>
+          <w:kern w:val="0"/>
+          <w:sz w:val="8"/>
+          <w:szCs w:val="8"/>
+          <w:shd w:val="clear" w:fill="1B1C1D"/>
+          <w:lang w:val="en-US" w:eastAsia="zh-CN" w:bidi="ar"/>
+        </w:rPr>
+        <w:t>(</w:t>
+      </w:r>
+      <w:r>
+        <w:rPr>
+          <w:rFonts w:hint="default" w:ascii="Consolas" w:hAnsi="Consolas" w:eastAsia="Consolas" w:cs="Consolas"/>
+          <w:color w:val="3CA1A6"/>
+          <w:kern w:val="0"/>
+          <w:sz w:val="8"/>
+          <w:szCs w:val="8"/>
+          <w:shd w:val="clear" w:fill="1B1C1D"/>
+          <w:lang w:val="en-US" w:eastAsia="zh-CN" w:bidi="ar"/>
+        </w:rPr>
+        <w:t>values=</w:t>
+      </w:r>
+      <w:r>
+        <w:rPr>
+          <w:rFonts w:hint="default" w:ascii="Consolas" w:hAnsi="Consolas" w:eastAsia="Consolas" w:cs="Consolas"/>
+          <w:i/>
+          <w:iCs/>
+          <w:color w:val="3CA1A6"/>
+          <w:kern w:val="0"/>
+          <w:sz w:val="8"/>
+          <w:szCs w:val="8"/>
+          <w:shd w:val="clear" w:fill="1B1C1D"/>
+          <w:lang w:val="en-US" w:eastAsia="zh-CN" w:bidi="ar"/>
+        </w:rPr>
+        <w:t>[1, 2, 3]</w:t>
+      </w:r>
+      <w:r>
+        <w:rPr>
+          <w:rFonts w:hint="default" w:ascii="Consolas" w:hAnsi="Consolas" w:eastAsia="Consolas" w:cs="Consolas"/>
+          <w:color w:val="ADADAD"/>
+          <w:kern w:val="0"/>
+          <w:sz w:val="8"/>
+          <w:szCs w:val="8"/>
+          <w:shd w:val="clear" w:fill="1B1C1D"/>
+          <w:lang w:val="en-US" w:eastAsia="zh-CN" w:bidi="ar"/>
+        </w:rPr>
+        <w:t xml:space="preserve">)                                                                                                                                                                       </w:t>
+      </w:r>
+    </w:p>
+    <w:p>
+      <w:pPr>
+        <w:keepNext w:val="0"/>
+        <w:keepLines w:val="0"/>
+        <w:widowControl/>
+        <w:suppressLineNumbers w:val="0"/>
+        <w:shd w:val="clear" w:fill="1B1C1D"/>
+        <w:jc w:val="left"/>
+        <w:rPr>
+          <w:rFonts w:hint="default" w:ascii="Consolas" w:hAnsi="Consolas" w:eastAsia="Consolas" w:cs="Consolas"/>
+          <w:color w:val="ADADAD"/>
+          <w:sz w:val="8"/>
+          <w:szCs w:val="8"/>
+        </w:rPr>
+      </w:pPr>
+      <w:r>
+        <w:rPr>
+          <w:rFonts w:hint="default" w:ascii="Consolas" w:hAnsi="Consolas" w:eastAsia="Consolas" w:cs="Consolas"/>
+          <w:color w:val="ADADAD"/>
+          <w:kern w:val="0"/>
+          <w:sz w:val="8"/>
+          <w:szCs w:val="8"/>
+          <w:shd w:val="clear" w:fill="1B1C1D"/>
+          <w:lang w:val="en-US" w:eastAsia="zh-CN" w:bidi="ar"/>
+        </w:rPr>
+        <w:t xml:space="preserve">        │   ├── L10 </w:t>
+      </w:r>
+      <w:r>
+        <w:rPr>
+          <w:rFonts w:hint="default" w:ascii="Consolas" w:hAnsi="Consolas" w:eastAsia="Consolas" w:cs="Consolas"/>
+          <w:color w:val="565747"/>
+          <w:kern w:val="0"/>
+          <w:sz w:val="8"/>
+          <w:szCs w:val="8"/>
+          <w:shd w:val="clear" w:fill="1B1C1D"/>
+          <w:lang w:val="en-US" w:eastAsia="zh-CN" w:bidi="ar"/>
+        </w:rPr>
+        <w:t>+values</w:t>
+      </w:r>
+      <w:r>
+        <w:rPr>
+          <w:rFonts w:hint="default" w:ascii="Consolas" w:hAnsi="Consolas" w:eastAsia="Consolas" w:cs="Consolas"/>
+          <w:color w:val="ADADAD"/>
+          <w:kern w:val="0"/>
+          <w:sz w:val="8"/>
+          <w:szCs w:val="8"/>
+          <w:shd w:val="clear" w:fill="1B1C1D"/>
+          <w:lang w:val="en-US" w:eastAsia="zh-CN" w:bidi="ar"/>
+        </w:rPr>
+        <w:t xml:space="preserve">=[1, 2, 3]                                                                                                                                                                          </w:t>
+      </w:r>
+    </w:p>
+    <w:p>
+      <w:pPr>
+        <w:keepNext w:val="0"/>
+        <w:keepLines w:val="0"/>
+        <w:widowControl/>
+        <w:suppressLineNumbers w:val="0"/>
+        <w:shd w:val="clear" w:fill="1B1C1D"/>
+        <w:jc w:val="left"/>
+        <w:rPr>
+          <w:rFonts w:hint="default" w:ascii="Consolas" w:hAnsi="Consolas" w:eastAsia="Consolas" w:cs="Consolas"/>
+          <w:color w:val="ADADAD"/>
+          <w:sz w:val="8"/>
+          <w:szCs w:val="8"/>
+        </w:rPr>
+      </w:pPr>
+      <w:r>
+        <w:rPr>
+          <w:rFonts w:hint="default" w:ascii="Consolas" w:hAnsi="Consolas" w:eastAsia="Consolas" w:cs="Consolas"/>
+          <w:color w:val="ADADAD"/>
+          <w:kern w:val="0"/>
+          <w:sz w:val="8"/>
+          <w:szCs w:val="8"/>
+          <w:shd w:val="clear" w:fill="1B1C1D"/>
+          <w:lang w:val="en-US" w:eastAsia="zh-CN" w:bidi="ar"/>
+        </w:rPr>
+        <w:t xml:space="preserve">        │   ├── 🔁 </w:t>
+      </w:r>
+      <w:r>
+        <w:rPr>
+          <w:rFonts w:hint="default" w:ascii="Consolas" w:hAnsi="Consolas" w:eastAsia="Consolas" w:cs="Consolas"/>
+          <w:b/>
+          <w:bCs/>
+          <w:color w:val="F02E4F"/>
+          <w:kern w:val="0"/>
+          <w:sz w:val="8"/>
+          <w:szCs w:val="8"/>
+          <w:shd w:val="clear" w:fill="1B1C1D"/>
+          <w:lang w:val="en-US" w:eastAsia="zh-CN" w:bidi="ar"/>
+        </w:rPr>
+        <w:t>for value in values:</w:t>
+      </w:r>
+      <w:r>
+        <w:rPr>
+          <w:rFonts w:hint="default" w:ascii="Consolas" w:hAnsi="Consolas" w:eastAsia="Consolas" w:cs="Consolas"/>
+          <w:color w:val="ADADAD"/>
+          <w:kern w:val="0"/>
+          <w:sz w:val="8"/>
+          <w:szCs w:val="8"/>
+          <w:shd w:val="clear" w:fill="1B1C1D"/>
+          <w:lang w:val="en-US" w:eastAsia="zh-CN" w:bidi="ar"/>
+        </w:rPr>
+        <w:t xml:space="preserve">  3 iter                                                                                                                                                                </w:t>
+      </w:r>
+    </w:p>
+    <w:p>
+      <w:pPr>
+        <w:keepNext w:val="0"/>
+        <w:keepLines w:val="0"/>
+        <w:widowControl/>
+        <w:suppressLineNumbers w:val="0"/>
+        <w:shd w:val="clear" w:fill="1B1C1D"/>
+        <w:jc w:val="left"/>
+        <w:rPr>
+          <w:rFonts w:hint="default" w:ascii="Consolas" w:hAnsi="Consolas" w:eastAsia="Consolas" w:cs="Consolas"/>
+          <w:color w:val="ADADAD"/>
+          <w:sz w:val="8"/>
+          <w:szCs w:val="8"/>
+        </w:rPr>
+      </w:pPr>
+      <w:r>
+        <w:rPr>
+          <w:rFonts w:hint="default" w:ascii="Consolas" w:hAnsi="Consolas" w:eastAsia="Consolas" w:cs="Consolas"/>
+          <w:color w:val="ADADAD"/>
+          <w:kern w:val="0"/>
+          <w:sz w:val="8"/>
+          <w:szCs w:val="8"/>
+          <w:shd w:val="clear" w:fill="1B1C1D"/>
+          <w:lang w:val="en-US" w:eastAsia="zh-CN" w:bidi="ar"/>
+        </w:rPr>
+        <w:t xml:space="preserve">        │   │   ├── [0]                                                                                                                                                                                        </w:t>
+      </w:r>
+    </w:p>
+    <w:p>
+      <w:pPr>
+        <w:keepNext w:val="0"/>
+        <w:keepLines w:val="0"/>
+        <w:widowControl/>
+        <w:suppressLineNumbers w:val="0"/>
+        <w:shd w:val="clear" w:fill="1B1C1D"/>
+        <w:jc w:val="left"/>
+        <w:rPr>
+          <w:rFonts w:hint="default" w:ascii="Consolas" w:hAnsi="Consolas" w:eastAsia="Consolas" w:cs="Consolas"/>
+          <w:color w:val="ADADAD"/>
+          <w:sz w:val="8"/>
+          <w:szCs w:val="8"/>
+        </w:rPr>
+      </w:pPr>
+      <w:r>
+        <w:rPr>
+          <w:rFonts w:hint="default" w:ascii="Consolas" w:hAnsi="Consolas" w:eastAsia="Consolas" w:cs="Consolas"/>
+          <w:color w:val="ADADAD"/>
+          <w:kern w:val="0"/>
+          <w:sz w:val="8"/>
+          <w:szCs w:val="8"/>
+          <w:shd w:val="clear" w:fill="1B1C1D"/>
+          <w:lang w:val="en-US" w:eastAsia="zh-CN" w:bidi="ar"/>
+        </w:rPr>
+        <w:t xml:space="preserve">        │   │   │   ├── L12 </w:t>
+      </w:r>
+      <w:r>
+        <w:rPr>
+          <w:rFonts w:hint="default" w:ascii="Consolas" w:hAnsi="Consolas" w:eastAsia="Consolas" w:cs="Consolas"/>
+          <w:color w:val="565747"/>
+          <w:kern w:val="0"/>
+          <w:sz w:val="8"/>
+          <w:szCs w:val="8"/>
+          <w:shd w:val="clear" w:fill="1B1C1D"/>
+          <w:lang w:val="en-US" w:eastAsia="zh-CN" w:bidi="ar"/>
+        </w:rPr>
+        <w:t>+value</w:t>
+      </w:r>
+      <w:r>
+        <w:rPr>
+          <w:rFonts w:hint="default" w:ascii="Consolas" w:hAnsi="Consolas" w:eastAsia="Consolas" w:cs="Consolas"/>
+          <w:color w:val="ADADAD"/>
+          <w:kern w:val="0"/>
+          <w:sz w:val="8"/>
+          <w:szCs w:val="8"/>
+          <w:shd w:val="clear" w:fill="1B1C1D"/>
+          <w:lang w:val="en-US" w:eastAsia="zh-CN" w:bidi="ar"/>
+        </w:rPr>
+        <w:t xml:space="preserve">=1                                                                                                                                                                           </w:t>
+      </w:r>
+    </w:p>
+    <w:p>
+      <w:pPr>
+        <w:keepNext w:val="0"/>
+        <w:keepLines w:val="0"/>
+        <w:widowControl/>
+        <w:suppressLineNumbers w:val="0"/>
+        <w:shd w:val="clear" w:fill="1B1C1D"/>
+        <w:jc w:val="left"/>
+        <w:rPr>
+          <w:rFonts w:hint="default" w:ascii="Consolas" w:hAnsi="Consolas" w:eastAsia="Consolas" w:cs="Consolas"/>
+          <w:color w:val="ADADAD"/>
+          <w:sz w:val="8"/>
+          <w:szCs w:val="8"/>
+        </w:rPr>
+      </w:pPr>
+      <w:r>
+        <w:rPr>
+          <w:rFonts w:hint="default" w:ascii="Consolas" w:hAnsi="Consolas" w:eastAsia="Consolas" w:cs="Consolas"/>
+          <w:color w:val="ADADAD"/>
+          <w:kern w:val="0"/>
+          <w:sz w:val="8"/>
+          <w:szCs w:val="8"/>
+          <w:shd w:val="clear" w:fill="1B1C1D"/>
+          <w:lang w:val="en-US" w:eastAsia="zh-CN" w:bidi="ar"/>
+        </w:rPr>
+        <w:t xml:space="preserve">        │   │   │   └── 🔷 </w:t>
+      </w:r>
+      <w:r>
+        <w:rPr>
+          <w:rFonts w:hint="default" w:ascii="Consolas" w:hAnsi="Consolas" w:eastAsia="Consolas" w:cs="Consolas"/>
+          <w:b/>
+          <w:bCs/>
+          <w:color w:val="565747"/>
+          <w:kern w:val="0"/>
+          <w:sz w:val="8"/>
+          <w:szCs w:val="8"/>
+          <w:shd w:val="clear" w:fill="1B1C1D"/>
+          <w:lang w:val="en-US" w:eastAsia="zh-CN" w:bidi="ar"/>
+        </w:rPr>
+        <w:t>multiply</w:t>
+      </w:r>
+      <w:r>
+        <w:rPr>
+          <w:rFonts w:hint="default" w:ascii="Consolas" w:hAnsi="Consolas" w:eastAsia="Consolas" w:cs="Consolas"/>
+          <w:color w:val="ADADAD"/>
+          <w:kern w:val="0"/>
+          <w:sz w:val="8"/>
+          <w:szCs w:val="8"/>
+          <w:shd w:val="clear" w:fill="1B1C1D"/>
+          <w:lang w:val="en-US" w:eastAsia="zh-CN" w:bidi="ar"/>
+        </w:rPr>
+        <w:t>(</w:t>
+      </w:r>
+      <w:r>
+        <w:rPr>
+          <w:rFonts w:hint="default" w:ascii="Consolas" w:hAnsi="Consolas" w:eastAsia="Consolas" w:cs="Consolas"/>
+          <w:color w:val="3CA1A6"/>
+          <w:kern w:val="0"/>
+          <w:sz w:val="8"/>
+          <w:szCs w:val="8"/>
+          <w:shd w:val="clear" w:fill="1B1C1D"/>
+          <w:lang w:val="en-US" w:eastAsia="zh-CN" w:bidi="ar"/>
+        </w:rPr>
+        <w:t>value=</w:t>
+      </w:r>
+      <w:r>
+        <w:rPr>
+          <w:rFonts w:hint="default" w:ascii="Consolas" w:hAnsi="Consolas" w:eastAsia="Consolas" w:cs="Consolas"/>
+          <w:i/>
+          <w:iCs/>
+          <w:color w:val="3CA1A6"/>
+          <w:kern w:val="0"/>
+          <w:sz w:val="8"/>
+          <w:szCs w:val="8"/>
+          <w:shd w:val="clear" w:fill="1B1C1D"/>
+          <w:lang w:val="en-US" w:eastAsia="zh-CN" w:bidi="ar"/>
+        </w:rPr>
+        <w:t>1</w:t>
+      </w:r>
+      <w:r>
+        <w:rPr>
+          <w:rFonts w:hint="default" w:ascii="Consolas" w:hAnsi="Consolas" w:eastAsia="Consolas" w:cs="Consolas"/>
+          <w:color w:val="ADADAD"/>
+          <w:kern w:val="0"/>
+          <w:sz w:val="8"/>
+          <w:szCs w:val="8"/>
+          <w:shd w:val="clear" w:fill="1B1C1D"/>
+          <w:lang w:val="en-US" w:eastAsia="zh-CN" w:bidi="ar"/>
+        </w:rPr>
+        <w:t xml:space="preserve">)                                                                                                                                                                   </w:t>
+      </w:r>
+    </w:p>
+    <w:p>
+      <w:pPr>
+        <w:keepNext w:val="0"/>
+        <w:keepLines w:val="0"/>
+        <w:widowControl/>
+        <w:suppressLineNumbers w:val="0"/>
+        <w:shd w:val="clear" w:fill="1B1C1D"/>
+        <w:jc w:val="left"/>
+        <w:rPr>
+          <w:rFonts w:hint="default" w:ascii="Consolas" w:hAnsi="Consolas" w:eastAsia="Consolas" w:cs="Consolas"/>
+          <w:color w:val="ADADAD"/>
+          <w:sz w:val="8"/>
+          <w:szCs w:val="8"/>
+        </w:rPr>
+      </w:pPr>
+      <w:r>
+        <w:rPr>
+          <w:rFonts w:hint="default" w:ascii="Consolas" w:hAnsi="Consolas" w:eastAsia="Consolas" w:cs="Consolas"/>
+          <w:color w:val="ADADAD"/>
+          <w:kern w:val="0"/>
+          <w:sz w:val="8"/>
+          <w:szCs w:val="8"/>
+          <w:shd w:val="clear" w:fill="1B1C1D"/>
+          <w:lang w:val="en-US" w:eastAsia="zh-CN" w:bidi="ar"/>
+        </w:rPr>
+        <w:t xml:space="preserve">        │   │   │       ├── L5 </w:t>
+      </w:r>
+      <w:r>
+        <w:rPr>
+          <w:rFonts w:hint="default" w:ascii="Consolas" w:hAnsi="Consolas" w:eastAsia="Consolas" w:cs="Consolas"/>
+          <w:color w:val="565747"/>
+          <w:kern w:val="0"/>
+          <w:sz w:val="8"/>
+          <w:szCs w:val="8"/>
+          <w:shd w:val="clear" w:fill="1B1C1D"/>
+          <w:lang w:val="en-US" w:eastAsia="zh-CN" w:bidi="ar"/>
+        </w:rPr>
+        <w:t>+value</w:t>
+      </w:r>
+      <w:r>
+        <w:rPr>
+          <w:rFonts w:hint="default" w:ascii="Consolas" w:hAnsi="Consolas" w:eastAsia="Consolas" w:cs="Consolas"/>
+          <w:color w:val="ADADAD"/>
+          <w:kern w:val="0"/>
+          <w:sz w:val="8"/>
+          <w:szCs w:val="8"/>
+          <w:shd w:val="clear" w:fill="1B1C1D"/>
+          <w:lang w:val="en-US" w:eastAsia="zh-CN" w:bidi="ar"/>
+        </w:rPr>
+        <w:t xml:space="preserve">=1                                                                                                                                                                        </w:t>
+      </w:r>
+    </w:p>
+    <w:p>
+      <w:pPr>
+        <w:keepNext w:val="0"/>
+        <w:keepLines w:val="0"/>
+        <w:widowControl/>
+        <w:suppressLineNumbers w:val="0"/>
+        <w:shd w:val="clear" w:fill="1B1C1D"/>
+        <w:jc w:val="left"/>
+        <w:rPr>
+          <w:rFonts w:hint="default" w:ascii="Consolas" w:hAnsi="Consolas" w:eastAsia="Consolas" w:cs="Consolas"/>
+          <w:color w:val="ADADAD"/>
+          <w:sz w:val="8"/>
+          <w:szCs w:val="8"/>
+        </w:rPr>
+      </w:pPr>
+      <w:r>
+        <w:rPr>
+          <w:rFonts w:hint="default" w:ascii="Consolas" w:hAnsi="Consolas" w:eastAsia="Consolas" w:cs="Consolas"/>
+          <w:color w:val="ADADAD"/>
+          <w:kern w:val="0"/>
+          <w:sz w:val="8"/>
+          <w:szCs w:val="8"/>
+          <w:shd w:val="clear" w:fill="1B1C1D"/>
+          <w:lang w:val="en-US" w:eastAsia="zh-CN" w:bidi="ar"/>
+        </w:rPr>
+        <w:t xml:space="preserve">        │   │   │       ├── L6 </w:t>
+      </w:r>
+      <w:r>
+        <w:rPr>
+          <w:rFonts w:hint="default" w:ascii="Consolas" w:hAnsi="Consolas" w:eastAsia="Consolas" w:cs="Consolas"/>
+          <w:color w:val="565747"/>
+          <w:kern w:val="0"/>
+          <w:sz w:val="8"/>
+          <w:szCs w:val="8"/>
+          <w:shd w:val="clear" w:fill="1B1C1D"/>
+          <w:lang w:val="en-US" w:eastAsia="zh-CN" w:bidi="ar"/>
+        </w:rPr>
+        <w:t>+result</w:t>
+      </w:r>
+      <w:r>
+        <w:rPr>
+          <w:rFonts w:hint="default" w:ascii="Consolas" w:hAnsi="Consolas" w:eastAsia="Consolas" w:cs="Consolas"/>
+          <w:color w:val="ADADAD"/>
+          <w:kern w:val="0"/>
+          <w:sz w:val="8"/>
+          <w:szCs w:val="8"/>
+          <w:shd w:val="clear" w:fill="1B1C1D"/>
+          <w:lang w:val="en-US" w:eastAsia="zh-CN" w:bidi="ar"/>
+        </w:rPr>
+        <w:t xml:space="preserve">=2                                                                                                                                                                       </w:t>
+      </w:r>
+    </w:p>
+    <w:p>
+      <w:pPr>
+        <w:keepNext w:val="0"/>
+        <w:keepLines w:val="0"/>
+        <w:widowControl/>
+        <w:suppressLineNumbers w:val="0"/>
+        <w:shd w:val="clear" w:fill="1B1C1D"/>
+        <w:jc w:val="left"/>
+        <w:rPr>
+          <w:rFonts w:hint="default" w:ascii="Consolas" w:hAnsi="Consolas" w:eastAsia="Consolas" w:cs="Consolas"/>
+          <w:color w:val="ADADAD"/>
+          <w:sz w:val="8"/>
+          <w:szCs w:val="8"/>
+        </w:rPr>
+      </w:pPr>
+      <w:r>
+        <w:rPr>
+          <w:rFonts w:hint="default" w:ascii="Consolas" w:hAnsi="Consolas" w:eastAsia="Consolas" w:cs="Consolas"/>
+          <w:color w:val="ADADAD"/>
+          <w:kern w:val="0"/>
+          <w:sz w:val="8"/>
+          <w:szCs w:val="8"/>
+          <w:shd w:val="clear" w:fill="1B1C1D"/>
+          <w:lang w:val="en-US" w:eastAsia="zh-CN" w:bidi="ar"/>
+        </w:rPr>
+        <w:t xml:space="preserve">        │   │   │       └── ↩️  return </w:t>
+      </w:r>
+      <w:r>
+        <w:rPr>
+          <w:rFonts w:hint="default" w:ascii="Consolas" w:hAnsi="Consolas" w:eastAsia="Consolas" w:cs="Consolas"/>
+          <w:color w:val="FA771D"/>
+          <w:kern w:val="0"/>
+          <w:sz w:val="8"/>
+          <w:szCs w:val="8"/>
+          <w:shd w:val="clear" w:fill="1B1C1D"/>
+          <w:lang w:val="en-US" w:eastAsia="zh-CN" w:bidi="ar"/>
+        </w:rPr>
+        <w:t xml:space="preserve">2 </w:t>
+      </w:r>
+      <w:r>
+        <w:rPr>
+          <w:rFonts w:hint="default" w:ascii="Consolas" w:hAnsi="Consolas" w:eastAsia="Consolas" w:cs="Consolas"/>
+          <w:color w:val="ADADAD"/>
+          <w:kern w:val="0"/>
+          <w:sz w:val="8"/>
+          <w:szCs w:val="8"/>
+          <w:shd w:val="clear" w:fill="1B1C1D"/>
+          <w:lang w:val="en-US" w:eastAsia="zh-CN" w:bidi="ar"/>
+        </w:rPr>
+        <w:t xml:space="preserve">int                                                                                                                                                                    </w:t>
+      </w:r>
+    </w:p>
+    <w:p>
+      <w:pPr>
+        <w:keepNext w:val="0"/>
+        <w:keepLines w:val="0"/>
+        <w:widowControl/>
+        <w:suppressLineNumbers w:val="0"/>
+        <w:shd w:val="clear" w:fill="1B1C1D"/>
+        <w:jc w:val="left"/>
+        <w:rPr>
+          <w:rFonts w:hint="default" w:ascii="Consolas" w:hAnsi="Consolas" w:eastAsia="Consolas" w:cs="Consolas"/>
+          <w:color w:val="ADADAD"/>
+          <w:sz w:val="8"/>
+          <w:szCs w:val="8"/>
+        </w:rPr>
+      </w:pPr>
+      <w:r>
+        <w:rPr>
+          <w:rFonts w:hint="default" w:ascii="Consolas" w:hAnsi="Consolas" w:eastAsia="Consolas" w:cs="Consolas"/>
+          <w:color w:val="ADADAD"/>
+          <w:kern w:val="0"/>
+          <w:sz w:val="8"/>
+          <w:szCs w:val="8"/>
+          <w:shd w:val="clear" w:fill="1B1C1D"/>
+          <w:lang w:val="en-US" w:eastAsia="zh-CN" w:bidi="ar"/>
+        </w:rPr>
+        <w:t xml:space="preserve">        │   │   ├── [1]                                                                                                                                                                                        </w:t>
+      </w:r>
+    </w:p>
+    <w:p>
+      <w:pPr>
+        <w:keepNext w:val="0"/>
+        <w:keepLines w:val="0"/>
+        <w:widowControl/>
+        <w:suppressLineNumbers w:val="0"/>
+        <w:shd w:val="clear" w:fill="1B1C1D"/>
+        <w:jc w:val="left"/>
+        <w:rPr>
+          <w:rFonts w:hint="default" w:ascii="Consolas" w:hAnsi="Consolas" w:eastAsia="Consolas" w:cs="Consolas"/>
+          <w:color w:val="ADADAD"/>
+          <w:sz w:val="8"/>
+          <w:szCs w:val="8"/>
+        </w:rPr>
+      </w:pPr>
+      <w:r>
+        <w:rPr>
+          <w:rFonts w:hint="default" w:ascii="Consolas" w:hAnsi="Consolas" w:eastAsia="Consolas" w:cs="Consolas"/>
+          <w:color w:val="ADADAD"/>
+          <w:kern w:val="0"/>
+          <w:sz w:val="8"/>
+          <w:szCs w:val="8"/>
+          <w:shd w:val="clear" w:fill="1B1C1D"/>
+          <w:lang w:val="en-US" w:eastAsia="zh-CN" w:bidi="ar"/>
+        </w:rPr>
+        <w:t xml:space="preserve">        │   │   │   ├── L12 </w:t>
+      </w:r>
+      <w:r>
+        <w:rPr>
+          <w:rFonts w:hint="default" w:ascii="Consolas" w:hAnsi="Consolas" w:eastAsia="Consolas" w:cs="Consolas"/>
+          <w:color w:val="FA771D"/>
+          <w:kern w:val="0"/>
+          <w:sz w:val="8"/>
+          <w:szCs w:val="8"/>
+          <w:shd w:val="clear" w:fill="1B1C1D"/>
+          <w:lang w:val="en-US" w:eastAsia="zh-CN" w:bidi="ar"/>
+        </w:rPr>
+        <w:t>value</w:t>
+      </w:r>
+      <w:r>
+        <w:rPr>
+          <w:rFonts w:hint="default" w:ascii="Consolas" w:hAnsi="Consolas" w:eastAsia="Consolas" w:cs="Consolas"/>
+          <w:color w:val="ADADAD"/>
+          <w:kern w:val="0"/>
+          <w:sz w:val="8"/>
+          <w:szCs w:val="8"/>
+          <w:shd w:val="clear" w:fill="1B1C1D"/>
+          <w:lang w:val="en-US" w:eastAsia="zh-CN" w:bidi="ar"/>
+        </w:rPr>
+        <w:t xml:space="preserve">: 1→2                                                                                                                                                                         </w:t>
+      </w:r>
+    </w:p>
+    <w:p>
+      <w:pPr>
+        <w:keepNext w:val="0"/>
+        <w:keepLines w:val="0"/>
+        <w:widowControl/>
+        <w:suppressLineNumbers w:val="0"/>
+        <w:shd w:val="clear" w:fill="1B1C1D"/>
+        <w:jc w:val="left"/>
+        <w:rPr>
+          <w:rFonts w:hint="default" w:ascii="Consolas" w:hAnsi="Consolas" w:eastAsia="Consolas" w:cs="Consolas"/>
+          <w:color w:val="ADADAD"/>
+          <w:sz w:val="8"/>
+          <w:szCs w:val="8"/>
+        </w:rPr>
+      </w:pPr>
+      <w:r>
+        <w:rPr>
+          <w:rFonts w:hint="default" w:ascii="Consolas" w:hAnsi="Consolas" w:eastAsia="Consolas" w:cs="Consolas"/>
+          <w:color w:val="ADADAD"/>
+          <w:kern w:val="0"/>
+          <w:sz w:val="8"/>
+          <w:szCs w:val="8"/>
+          <w:shd w:val="clear" w:fill="1B1C1D"/>
+          <w:lang w:val="en-US" w:eastAsia="zh-CN" w:bidi="ar"/>
+        </w:rPr>
+        <w:t xml:space="preserve">        │   │   │   └── 🔷 </w:t>
+      </w:r>
+      <w:r>
+        <w:rPr>
+          <w:rFonts w:hint="default" w:ascii="Consolas" w:hAnsi="Consolas" w:eastAsia="Consolas" w:cs="Consolas"/>
+          <w:b/>
+          <w:bCs/>
+          <w:color w:val="565747"/>
+          <w:kern w:val="0"/>
+          <w:sz w:val="8"/>
+          <w:szCs w:val="8"/>
+          <w:shd w:val="clear" w:fill="1B1C1D"/>
+          <w:lang w:val="en-US" w:eastAsia="zh-CN" w:bidi="ar"/>
+        </w:rPr>
+        <w:t>multiply</w:t>
+      </w:r>
+      <w:r>
+        <w:rPr>
+          <w:rFonts w:hint="default" w:ascii="Consolas" w:hAnsi="Consolas" w:eastAsia="Consolas" w:cs="Consolas"/>
+          <w:color w:val="ADADAD"/>
+          <w:kern w:val="0"/>
+          <w:sz w:val="8"/>
+          <w:szCs w:val="8"/>
+          <w:shd w:val="clear" w:fill="1B1C1D"/>
+          <w:lang w:val="en-US" w:eastAsia="zh-CN" w:bidi="ar"/>
+        </w:rPr>
+        <w:t>(</w:t>
+      </w:r>
+      <w:r>
+        <w:rPr>
+          <w:rFonts w:hint="default" w:ascii="Consolas" w:hAnsi="Consolas" w:eastAsia="Consolas" w:cs="Consolas"/>
+          <w:color w:val="3CA1A6"/>
+          <w:kern w:val="0"/>
+          <w:sz w:val="8"/>
+          <w:szCs w:val="8"/>
+          <w:shd w:val="clear" w:fill="1B1C1D"/>
+          <w:lang w:val="en-US" w:eastAsia="zh-CN" w:bidi="ar"/>
+        </w:rPr>
+        <w:t>value=</w:t>
+      </w:r>
+      <w:r>
+        <w:rPr>
+          <w:rFonts w:hint="default" w:ascii="Consolas" w:hAnsi="Consolas" w:eastAsia="Consolas" w:cs="Consolas"/>
+          <w:i/>
+          <w:iCs/>
+          <w:color w:val="3CA1A6"/>
+          <w:kern w:val="0"/>
+          <w:sz w:val="8"/>
+          <w:szCs w:val="8"/>
+          <w:shd w:val="clear" w:fill="1B1C1D"/>
+          <w:lang w:val="en-US" w:eastAsia="zh-CN" w:bidi="ar"/>
+        </w:rPr>
+        <w:t>2</w:t>
+      </w:r>
+      <w:r>
+        <w:rPr>
+          <w:rFonts w:hint="default" w:ascii="Consolas" w:hAnsi="Consolas" w:eastAsia="Consolas" w:cs="Consolas"/>
+          <w:color w:val="ADADAD"/>
+          <w:kern w:val="0"/>
+          <w:sz w:val="8"/>
+          <w:szCs w:val="8"/>
+          <w:shd w:val="clear" w:fill="1B1C1D"/>
+          <w:lang w:val="en-US" w:eastAsia="zh-CN" w:bidi="ar"/>
+        </w:rPr>
+        <w:t xml:space="preserve">)                                                                                                                                                                   </w:t>
+      </w:r>
+    </w:p>
+    <w:p>
+      <w:pPr>
+        <w:keepNext w:val="0"/>
+        <w:keepLines w:val="0"/>
+        <w:widowControl/>
+        <w:suppressLineNumbers w:val="0"/>
+        <w:shd w:val="clear" w:fill="1B1C1D"/>
+        <w:jc w:val="left"/>
+        <w:rPr>
+          <w:rFonts w:hint="default" w:ascii="Consolas" w:hAnsi="Consolas" w:eastAsia="Consolas" w:cs="Consolas"/>
+          <w:color w:val="ADADAD"/>
+          <w:sz w:val="8"/>
+          <w:szCs w:val="8"/>
+        </w:rPr>
+      </w:pPr>
+      <w:r>
+        <w:rPr>
+          <w:rFonts w:hint="default" w:ascii="Consolas" w:hAnsi="Consolas" w:eastAsia="Consolas" w:cs="Consolas"/>
+          <w:color w:val="ADADAD"/>
+          <w:kern w:val="0"/>
+          <w:sz w:val="8"/>
+          <w:szCs w:val="8"/>
+          <w:shd w:val="clear" w:fill="1B1C1D"/>
+          <w:lang w:val="en-US" w:eastAsia="zh-CN" w:bidi="ar"/>
+        </w:rPr>
+        <w:t xml:space="preserve">        │   │   │       ├── L5 </w:t>
+      </w:r>
+      <w:r>
+        <w:rPr>
+          <w:rFonts w:hint="default" w:ascii="Consolas" w:hAnsi="Consolas" w:eastAsia="Consolas" w:cs="Consolas"/>
+          <w:color w:val="565747"/>
+          <w:kern w:val="0"/>
+          <w:sz w:val="8"/>
+          <w:szCs w:val="8"/>
+          <w:shd w:val="clear" w:fill="1B1C1D"/>
+          <w:lang w:val="en-US" w:eastAsia="zh-CN" w:bidi="ar"/>
+        </w:rPr>
+        <w:t>+value</w:t>
+      </w:r>
+      <w:r>
+        <w:rPr>
+          <w:rFonts w:hint="default" w:ascii="Consolas" w:hAnsi="Consolas" w:eastAsia="Consolas" w:cs="Consolas"/>
+          <w:color w:val="ADADAD"/>
+          <w:kern w:val="0"/>
+          <w:sz w:val="8"/>
+          <w:szCs w:val="8"/>
+          <w:shd w:val="clear" w:fill="1B1C1D"/>
+          <w:lang w:val="en-US" w:eastAsia="zh-CN" w:bidi="ar"/>
+        </w:rPr>
+        <w:t xml:space="preserve">=2                                                                                                                                                                        </w:t>
+      </w:r>
+    </w:p>
+    <w:p>
+      <w:pPr>
+        <w:keepNext w:val="0"/>
+        <w:keepLines w:val="0"/>
+        <w:widowControl/>
+        <w:suppressLineNumbers w:val="0"/>
+        <w:shd w:val="clear" w:fill="1B1C1D"/>
+        <w:jc w:val="left"/>
+        <w:rPr>
+          <w:rFonts w:hint="default" w:ascii="Consolas" w:hAnsi="Consolas" w:eastAsia="Consolas" w:cs="Consolas"/>
+          <w:color w:val="ADADAD"/>
+          <w:sz w:val="8"/>
+          <w:szCs w:val="8"/>
+        </w:rPr>
+      </w:pPr>
+      <w:r>
+        <w:rPr>
+          <w:rFonts w:hint="default" w:ascii="Consolas" w:hAnsi="Consolas" w:eastAsia="Consolas" w:cs="Consolas"/>
+          <w:color w:val="ADADAD"/>
+          <w:kern w:val="0"/>
+          <w:sz w:val="8"/>
+          <w:szCs w:val="8"/>
+          <w:shd w:val="clear" w:fill="1B1C1D"/>
+          <w:lang w:val="en-US" w:eastAsia="zh-CN" w:bidi="ar"/>
+        </w:rPr>
+        <w:t xml:space="preserve">        │   │   │       ├── L6 </w:t>
+      </w:r>
+      <w:r>
+        <w:rPr>
+          <w:rFonts w:hint="default" w:ascii="Consolas" w:hAnsi="Consolas" w:eastAsia="Consolas" w:cs="Consolas"/>
+          <w:color w:val="565747"/>
+          <w:kern w:val="0"/>
+          <w:sz w:val="8"/>
+          <w:szCs w:val="8"/>
+          <w:shd w:val="clear" w:fill="1B1C1D"/>
+          <w:lang w:val="en-US" w:eastAsia="zh-CN" w:bidi="ar"/>
+        </w:rPr>
+        <w:t>+result</w:t>
+      </w:r>
+      <w:r>
+        <w:rPr>
+          <w:rFonts w:hint="default" w:ascii="Consolas" w:hAnsi="Consolas" w:eastAsia="Consolas" w:cs="Consolas"/>
+          <w:color w:val="ADADAD"/>
+          <w:kern w:val="0"/>
+          <w:sz w:val="8"/>
+          <w:szCs w:val="8"/>
+          <w:shd w:val="clear" w:fill="1B1C1D"/>
+          <w:lang w:val="en-US" w:eastAsia="zh-CN" w:bidi="ar"/>
+        </w:rPr>
+        <w:t xml:space="preserve">=4                                                                                                                                                                       </w:t>
+      </w:r>
+    </w:p>
+    <w:p>
+      <w:pPr>
+        <w:keepNext w:val="0"/>
+        <w:keepLines w:val="0"/>
+        <w:widowControl/>
+        <w:suppressLineNumbers w:val="0"/>
+        <w:shd w:val="clear" w:fill="1B1C1D"/>
+        <w:jc w:val="left"/>
+        <w:rPr>
+          <w:rFonts w:hint="default" w:ascii="Consolas" w:hAnsi="Consolas" w:eastAsia="Consolas" w:cs="Consolas"/>
+          <w:color w:val="ADADAD"/>
+          <w:sz w:val="8"/>
+          <w:szCs w:val="8"/>
+        </w:rPr>
+      </w:pPr>
+      <w:r>
+        <w:rPr>
+          <w:rFonts w:hint="default" w:ascii="Consolas" w:hAnsi="Consolas" w:eastAsia="Consolas" w:cs="Consolas"/>
+          <w:color w:val="ADADAD"/>
+          <w:kern w:val="0"/>
+          <w:sz w:val="8"/>
+          <w:szCs w:val="8"/>
+          <w:shd w:val="clear" w:fill="1B1C1D"/>
+          <w:lang w:val="en-US" w:eastAsia="zh-CN" w:bidi="ar"/>
+        </w:rPr>
+        <w:t xml:space="preserve">        │   │   │       └── ↩️  return </w:t>
+      </w:r>
+      <w:r>
+        <w:rPr>
+          <w:rFonts w:hint="default" w:ascii="Consolas" w:hAnsi="Consolas" w:eastAsia="Consolas" w:cs="Consolas"/>
+          <w:color w:val="FA771D"/>
+          <w:kern w:val="0"/>
+          <w:sz w:val="8"/>
+          <w:szCs w:val="8"/>
+          <w:shd w:val="clear" w:fill="1B1C1D"/>
+          <w:lang w:val="en-US" w:eastAsia="zh-CN" w:bidi="ar"/>
+        </w:rPr>
+        <w:t xml:space="preserve">4 </w:t>
+      </w:r>
+      <w:r>
+        <w:rPr>
+          <w:rFonts w:hint="default" w:ascii="Consolas" w:hAnsi="Consolas" w:eastAsia="Consolas" w:cs="Consolas"/>
+          <w:color w:val="ADADAD"/>
+          <w:kern w:val="0"/>
+          <w:sz w:val="8"/>
+          <w:szCs w:val="8"/>
+          <w:shd w:val="clear" w:fill="1B1C1D"/>
+          <w:lang w:val="en-US" w:eastAsia="zh-CN" w:bidi="ar"/>
+        </w:rPr>
+        <w:t xml:space="preserve">int                                                                                                                                                                    </w:t>
+      </w:r>
+    </w:p>
+    <w:p>
+      <w:pPr>
+        <w:keepNext w:val="0"/>
+        <w:keepLines w:val="0"/>
+        <w:widowControl/>
+        <w:suppressLineNumbers w:val="0"/>
+        <w:shd w:val="clear" w:fill="1B1C1D"/>
+        <w:jc w:val="left"/>
+        <w:rPr>
+          <w:rFonts w:hint="default" w:ascii="Consolas" w:hAnsi="Consolas" w:eastAsia="Consolas" w:cs="Consolas"/>
+          <w:color w:val="ADADAD"/>
+          <w:sz w:val="8"/>
+          <w:szCs w:val="8"/>
+        </w:rPr>
+      </w:pPr>
+      <w:r>
+        <w:rPr>
+          <w:rFonts w:hint="default" w:ascii="Consolas" w:hAnsi="Consolas" w:eastAsia="Consolas" w:cs="Consolas"/>
+          <w:color w:val="ADADAD"/>
+          <w:kern w:val="0"/>
+          <w:sz w:val="8"/>
+          <w:szCs w:val="8"/>
+          <w:shd w:val="clear" w:fill="1B1C1D"/>
+          <w:lang w:val="en-US" w:eastAsia="zh-CN" w:bidi="ar"/>
+        </w:rPr>
+        <w:t xml:space="preserve">        │   │   ├── [2]                                                                                                                                                                                        </w:t>
+      </w:r>
+    </w:p>
+    <w:p>
+      <w:pPr>
+        <w:keepNext w:val="0"/>
+        <w:keepLines w:val="0"/>
+        <w:widowControl/>
+        <w:suppressLineNumbers w:val="0"/>
+        <w:shd w:val="clear" w:fill="1B1C1D"/>
+        <w:jc w:val="left"/>
+        <w:rPr>
+          <w:rFonts w:hint="default" w:ascii="Consolas" w:hAnsi="Consolas" w:eastAsia="Consolas" w:cs="Consolas"/>
+          <w:color w:val="ADADAD"/>
+          <w:sz w:val="8"/>
+          <w:szCs w:val="8"/>
+        </w:rPr>
+      </w:pPr>
+      <w:r>
+        <w:rPr>
+          <w:rFonts w:hint="default" w:ascii="Consolas" w:hAnsi="Consolas" w:eastAsia="Consolas" w:cs="Consolas"/>
+          <w:color w:val="ADADAD"/>
+          <w:kern w:val="0"/>
+          <w:sz w:val="8"/>
+          <w:szCs w:val="8"/>
+          <w:shd w:val="clear" w:fill="1B1C1D"/>
+          <w:lang w:val="en-US" w:eastAsia="zh-CN" w:bidi="ar"/>
+        </w:rPr>
+        <w:t xml:space="preserve">        │   │   │   ├── L12 </w:t>
+      </w:r>
+      <w:r>
+        <w:rPr>
+          <w:rFonts w:hint="default" w:ascii="Consolas" w:hAnsi="Consolas" w:eastAsia="Consolas" w:cs="Consolas"/>
+          <w:color w:val="FA771D"/>
+          <w:kern w:val="0"/>
+          <w:sz w:val="8"/>
+          <w:szCs w:val="8"/>
+          <w:shd w:val="clear" w:fill="1B1C1D"/>
+          <w:lang w:val="en-US" w:eastAsia="zh-CN" w:bidi="ar"/>
+        </w:rPr>
+        <w:t>value</w:t>
+      </w:r>
+      <w:r>
+        <w:rPr>
+          <w:rFonts w:hint="default" w:ascii="Consolas" w:hAnsi="Consolas" w:eastAsia="Consolas" w:cs="Consolas"/>
+          <w:color w:val="ADADAD"/>
+          <w:kern w:val="0"/>
+          <w:sz w:val="8"/>
+          <w:szCs w:val="8"/>
+          <w:shd w:val="clear" w:fill="1B1C1D"/>
+          <w:lang w:val="en-US" w:eastAsia="zh-CN" w:bidi="ar"/>
+        </w:rPr>
+        <w:t xml:space="preserve">: 2→3                                                                                                                                                                         </w:t>
+      </w:r>
+    </w:p>
+    <w:p>
+      <w:pPr>
+        <w:keepNext w:val="0"/>
+        <w:keepLines w:val="0"/>
+        <w:widowControl/>
+        <w:suppressLineNumbers w:val="0"/>
+        <w:shd w:val="clear" w:fill="1B1C1D"/>
+        <w:jc w:val="left"/>
+        <w:rPr>
+          <w:rFonts w:hint="default" w:ascii="Consolas" w:hAnsi="Consolas" w:eastAsia="Consolas" w:cs="Consolas"/>
+          <w:color w:val="ADADAD"/>
+          <w:sz w:val="8"/>
+          <w:szCs w:val="8"/>
+        </w:rPr>
+      </w:pPr>
+      <w:r>
+        <w:rPr>
+          <w:rFonts w:hint="default" w:ascii="Consolas" w:hAnsi="Consolas" w:eastAsia="Consolas" w:cs="Consolas"/>
+          <w:color w:val="ADADAD"/>
+          <w:kern w:val="0"/>
+          <w:sz w:val="8"/>
+          <w:szCs w:val="8"/>
+          <w:shd w:val="clear" w:fill="1B1C1D"/>
+          <w:lang w:val="en-US" w:eastAsia="zh-CN" w:bidi="ar"/>
+        </w:rPr>
+        <w:t xml:space="preserve">        │   │   │   └── 🔷 </w:t>
+      </w:r>
+      <w:r>
+        <w:rPr>
+          <w:rFonts w:hint="default" w:ascii="Consolas" w:hAnsi="Consolas" w:eastAsia="Consolas" w:cs="Consolas"/>
+          <w:b/>
+          <w:bCs/>
+          <w:color w:val="565747"/>
+          <w:kern w:val="0"/>
+          <w:sz w:val="8"/>
+          <w:szCs w:val="8"/>
+          <w:shd w:val="clear" w:fill="1B1C1D"/>
+          <w:lang w:val="en-US" w:eastAsia="zh-CN" w:bidi="ar"/>
+        </w:rPr>
+        <w:t>multiply</w:t>
+      </w:r>
+      <w:r>
+        <w:rPr>
+          <w:rFonts w:hint="default" w:ascii="Consolas" w:hAnsi="Consolas" w:eastAsia="Consolas" w:cs="Consolas"/>
+          <w:color w:val="ADADAD"/>
+          <w:kern w:val="0"/>
+          <w:sz w:val="8"/>
+          <w:szCs w:val="8"/>
+          <w:shd w:val="clear" w:fill="1B1C1D"/>
+          <w:lang w:val="en-US" w:eastAsia="zh-CN" w:bidi="ar"/>
+        </w:rPr>
+        <w:t>(</w:t>
+      </w:r>
+      <w:r>
+        <w:rPr>
+          <w:rFonts w:hint="default" w:ascii="Consolas" w:hAnsi="Consolas" w:eastAsia="Consolas" w:cs="Consolas"/>
+          <w:color w:val="3CA1A6"/>
+          <w:kern w:val="0"/>
+          <w:sz w:val="8"/>
+          <w:szCs w:val="8"/>
+          <w:shd w:val="clear" w:fill="1B1C1D"/>
+          <w:lang w:val="en-US" w:eastAsia="zh-CN" w:bidi="ar"/>
+        </w:rPr>
+        <w:t>value=</w:t>
+      </w:r>
+      <w:r>
+        <w:rPr>
+          <w:rFonts w:hint="default" w:ascii="Consolas" w:hAnsi="Consolas" w:eastAsia="Consolas" w:cs="Consolas"/>
+          <w:i/>
+          <w:iCs/>
+          <w:color w:val="3CA1A6"/>
+          <w:kern w:val="0"/>
+          <w:sz w:val="8"/>
+          <w:szCs w:val="8"/>
+          <w:shd w:val="clear" w:fill="1B1C1D"/>
+          <w:lang w:val="en-US" w:eastAsia="zh-CN" w:bidi="ar"/>
+        </w:rPr>
+        <w:t>3</w:t>
+      </w:r>
+      <w:r>
+        <w:rPr>
+          <w:rFonts w:hint="default" w:ascii="Consolas" w:hAnsi="Consolas" w:eastAsia="Consolas" w:cs="Consolas"/>
+          <w:color w:val="ADADAD"/>
+          <w:kern w:val="0"/>
+          <w:sz w:val="8"/>
+          <w:szCs w:val="8"/>
+          <w:shd w:val="clear" w:fill="1B1C1D"/>
+          <w:lang w:val="en-US" w:eastAsia="zh-CN" w:bidi="ar"/>
+        </w:rPr>
+        <w:t xml:space="preserve">)                                                                                                                                                                   </w:t>
+      </w:r>
+    </w:p>
+    <w:p>
+      <w:pPr>
+        <w:keepNext w:val="0"/>
+        <w:keepLines w:val="0"/>
+        <w:widowControl/>
+        <w:suppressLineNumbers w:val="0"/>
+        <w:shd w:val="clear" w:fill="1B1C1D"/>
+        <w:jc w:val="left"/>
+        <w:rPr>
+          <w:rFonts w:hint="default" w:ascii="Consolas" w:hAnsi="Consolas" w:eastAsia="Consolas" w:cs="Consolas"/>
+          <w:color w:val="ADADAD"/>
+          <w:sz w:val="8"/>
+          <w:szCs w:val="8"/>
+        </w:rPr>
+      </w:pPr>
+      <w:r>
+        <w:rPr>
+          <w:rFonts w:hint="default" w:ascii="Consolas" w:hAnsi="Consolas" w:eastAsia="Consolas" w:cs="Consolas"/>
+          <w:color w:val="ADADAD"/>
+          <w:kern w:val="0"/>
+          <w:sz w:val="8"/>
+          <w:szCs w:val="8"/>
+          <w:shd w:val="clear" w:fill="1B1C1D"/>
+          <w:lang w:val="en-US" w:eastAsia="zh-CN" w:bidi="ar"/>
+        </w:rPr>
+        <w:t xml:space="preserve">        │   │   │       ├── L5 </w:t>
+      </w:r>
+      <w:r>
+        <w:rPr>
+          <w:rFonts w:hint="default" w:ascii="Consolas" w:hAnsi="Consolas" w:eastAsia="Consolas" w:cs="Consolas"/>
+          <w:color w:val="565747"/>
+          <w:kern w:val="0"/>
+          <w:sz w:val="8"/>
+          <w:szCs w:val="8"/>
+          <w:shd w:val="clear" w:fill="1B1C1D"/>
+          <w:lang w:val="en-US" w:eastAsia="zh-CN" w:bidi="ar"/>
+        </w:rPr>
+        <w:t>+value</w:t>
+      </w:r>
+      <w:r>
+        <w:rPr>
+          <w:rFonts w:hint="default" w:ascii="Consolas" w:hAnsi="Consolas" w:eastAsia="Consolas" w:cs="Consolas"/>
+          <w:color w:val="ADADAD"/>
+          <w:kern w:val="0"/>
+          <w:sz w:val="8"/>
+          <w:szCs w:val="8"/>
+          <w:shd w:val="clear" w:fill="1B1C1D"/>
+          <w:lang w:val="en-US" w:eastAsia="zh-CN" w:bidi="ar"/>
+        </w:rPr>
+        <w:t xml:space="preserve">=3                                                                                                                                                                        </w:t>
+      </w:r>
+    </w:p>
+    <w:p>
+      <w:pPr>
+        <w:keepNext w:val="0"/>
+        <w:keepLines w:val="0"/>
+        <w:widowControl/>
+        <w:suppressLineNumbers w:val="0"/>
+        <w:shd w:val="clear" w:fill="1B1C1D"/>
+        <w:jc w:val="left"/>
+        <w:rPr>
+          <w:rFonts w:hint="default" w:ascii="Consolas" w:hAnsi="Consolas" w:eastAsia="Consolas" w:cs="Consolas"/>
+          <w:color w:val="ADADAD"/>
+          <w:sz w:val="8"/>
+          <w:szCs w:val="8"/>
+        </w:rPr>
+      </w:pPr>
+      <w:r>
+        <w:rPr>
+          <w:rFonts w:hint="default" w:ascii="Consolas" w:hAnsi="Consolas" w:eastAsia="Consolas" w:cs="Consolas"/>
+          <w:color w:val="ADADAD"/>
+          <w:kern w:val="0"/>
+          <w:sz w:val="8"/>
+          <w:szCs w:val="8"/>
+          <w:shd w:val="clear" w:fill="1B1C1D"/>
+          <w:lang w:val="en-US" w:eastAsia="zh-CN" w:bidi="ar"/>
+        </w:rPr>
+        <w:t xml:space="preserve">        │   │   │       ├── L6 </w:t>
+      </w:r>
+      <w:r>
+        <w:rPr>
+          <w:rFonts w:hint="default" w:ascii="Consolas" w:hAnsi="Consolas" w:eastAsia="Consolas" w:cs="Consolas"/>
+          <w:color w:val="565747"/>
+          <w:kern w:val="0"/>
+          <w:sz w:val="8"/>
+          <w:szCs w:val="8"/>
+          <w:shd w:val="clear" w:fill="1B1C1D"/>
+          <w:lang w:val="en-US" w:eastAsia="zh-CN" w:bidi="ar"/>
+        </w:rPr>
+        <w:t>+result</w:t>
+      </w:r>
+      <w:r>
+        <w:rPr>
+          <w:rFonts w:hint="default" w:ascii="Consolas" w:hAnsi="Consolas" w:eastAsia="Consolas" w:cs="Consolas"/>
+          <w:color w:val="ADADAD"/>
+          <w:kern w:val="0"/>
+          <w:sz w:val="8"/>
+          <w:szCs w:val="8"/>
+          <w:shd w:val="clear" w:fill="1B1C1D"/>
+          <w:lang w:val="en-US" w:eastAsia="zh-CN" w:bidi="ar"/>
+        </w:rPr>
+        <w:t xml:space="preserve">=6                                                                                                                                                                       </w:t>
+      </w:r>
+    </w:p>
+    <w:p>
+      <w:pPr>
+        <w:keepNext w:val="0"/>
+        <w:keepLines w:val="0"/>
+        <w:widowControl/>
+        <w:suppressLineNumbers w:val="0"/>
+        <w:shd w:val="clear" w:fill="1B1C1D"/>
+        <w:jc w:val="left"/>
+        <w:rPr>
+          <w:rFonts w:hint="default" w:ascii="Consolas" w:hAnsi="Consolas" w:eastAsia="Consolas" w:cs="Consolas"/>
+          <w:color w:val="ADADAD"/>
+          <w:sz w:val="8"/>
+          <w:szCs w:val="8"/>
+        </w:rPr>
+      </w:pPr>
+      <w:r>
+        <w:rPr>
+          <w:rFonts w:hint="default" w:ascii="Consolas" w:hAnsi="Consolas" w:eastAsia="Consolas" w:cs="Consolas"/>
+          <w:color w:val="ADADAD"/>
+          <w:kern w:val="0"/>
+          <w:sz w:val="8"/>
+          <w:szCs w:val="8"/>
+          <w:shd w:val="clear" w:fill="1B1C1D"/>
+          <w:lang w:val="en-US" w:eastAsia="zh-CN" w:bidi="ar"/>
+        </w:rPr>
+        <w:t xml:space="preserve">        │   │   │       └── ↩️  return </w:t>
+      </w:r>
+      <w:r>
+        <w:rPr>
+          <w:rFonts w:hint="default" w:ascii="Consolas" w:hAnsi="Consolas" w:eastAsia="Consolas" w:cs="Consolas"/>
+          <w:color w:val="FA771D"/>
+          <w:kern w:val="0"/>
+          <w:sz w:val="8"/>
+          <w:szCs w:val="8"/>
+          <w:shd w:val="clear" w:fill="1B1C1D"/>
+          <w:lang w:val="en-US" w:eastAsia="zh-CN" w:bidi="ar"/>
+        </w:rPr>
+        <w:t xml:space="preserve">6 </w:t>
+      </w:r>
+      <w:r>
+        <w:rPr>
+          <w:rFonts w:hint="default" w:ascii="Consolas" w:hAnsi="Consolas" w:eastAsia="Consolas" w:cs="Consolas"/>
+          <w:color w:val="ADADAD"/>
+          <w:kern w:val="0"/>
+          <w:sz w:val="8"/>
+          <w:szCs w:val="8"/>
+          <w:shd w:val="clear" w:fill="1B1C1D"/>
+          <w:lang w:val="en-US" w:eastAsia="zh-CN" w:bidi="ar"/>
+        </w:rPr>
+        <w:t xml:space="preserve">int                                                                                                                                                                    </w:t>
+      </w:r>
+    </w:p>
+    <w:p>
+      <w:pPr>
+        <w:keepNext w:val="0"/>
+        <w:keepLines w:val="0"/>
+        <w:widowControl/>
+        <w:suppressLineNumbers w:val="0"/>
+        <w:shd w:val="clear" w:fill="1B1C1D"/>
+        <w:jc w:val="left"/>
+        <w:rPr>
+          <w:rFonts w:hint="default" w:ascii="Consolas" w:hAnsi="Consolas" w:eastAsia="Consolas" w:cs="Consolas"/>
+          <w:color w:val="ADADAD"/>
+          <w:sz w:val="8"/>
+          <w:szCs w:val="8"/>
+        </w:rPr>
+      </w:pPr>
+      <w:r>
+        <w:rPr>
+          <w:rFonts w:hint="default" w:ascii="Consolas" w:hAnsi="Consolas" w:eastAsia="Consolas" w:cs="Consolas"/>
+          <w:color w:val="ADADAD"/>
+          <w:kern w:val="0"/>
+          <w:sz w:val="8"/>
+          <w:szCs w:val="8"/>
+          <w:shd w:val="clear" w:fill="1B1C1D"/>
+          <w:lang w:val="en-US" w:eastAsia="zh-CN" w:bidi="ar"/>
+        </w:rPr>
+        <w:t xml:space="preserve">        │   │   └── 📈 </w:t>
+      </w:r>
+      <w:r>
+        <w:rPr>
+          <w:rFonts w:hint="default" w:ascii="Consolas" w:hAnsi="Consolas" w:eastAsia="Consolas" w:cs="Consolas"/>
+          <w:color w:val="3CA1A6"/>
+          <w:kern w:val="0"/>
+          <w:sz w:val="8"/>
+          <w:szCs w:val="8"/>
+          <w:shd w:val="clear" w:fill="1B1C1D"/>
+          <w:lang w:val="en-US" w:eastAsia="zh-CN" w:bidi="ar"/>
+        </w:rPr>
+        <w:t>value</w:t>
+      </w:r>
+      <w:r>
+        <w:rPr>
+          <w:rFonts w:hint="default" w:ascii="Consolas" w:hAnsi="Consolas" w:eastAsia="Consolas" w:cs="Consolas"/>
+          <w:color w:val="ADADAD"/>
+          <w:kern w:val="0"/>
+          <w:sz w:val="8"/>
+          <w:szCs w:val="8"/>
+          <w:shd w:val="clear" w:fill="1B1C1D"/>
+          <w:lang w:val="en-US" w:eastAsia="zh-CN" w:bidi="ar"/>
+        </w:rPr>
+        <w:t xml:space="preserve">: 1 → </w:t>
+      </w:r>
+      <w:r>
+        <w:rPr>
+          <w:rFonts w:hint="default" w:ascii="Consolas" w:hAnsi="Consolas" w:eastAsia="Consolas" w:cs="Consolas"/>
+          <w:color w:val="FA771D"/>
+          <w:kern w:val="0"/>
+          <w:sz w:val="8"/>
+          <w:szCs w:val="8"/>
+          <w:shd w:val="clear" w:fill="1B1C1D"/>
+          <w:lang w:val="en-US" w:eastAsia="zh-CN" w:bidi="ar"/>
+        </w:rPr>
+        <w:t xml:space="preserve">3  </w:t>
+      </w:r>
+      <w:r>
+        <w:rPr>
+          <w:rFonts w:hint="default" w:ascii="Consolas" w:hAnsi="Consolas" w:eastAsia="Consolas" w:cs="Consolas"/>
+          <w:color w:val="ADADAD"/>
+          <w:kern w:val="0"/>
+          <w:sz w:val="8"/>
+          <w:szCs w:val="8"/>
+          <w:shd w:val="clear" w:fill="1B1C1D"/>
+          <w:lang w:val="en-US" w:eastAsia="zh-CN" w:bidi="ar"/>
+        </w:rPr>
+        <w:t xml:space="preserve">│  </w:t>
+      </w:r>
+      <w:r>
+        <w:rPr>
+          <w:rFonts w:hint="default" w:ascii="Consolas" w:hAnsi="Consolas" w:eastAsia="Consolas" w:cs="Consolas"/>
+          <w:color w:val="3CA1A6"/>
+          <w:kern w:val="0"/>
+          <w:sz w:val="8"/>
+          <w:szCs w:val="8"/>
+          <w:shd w:val="clear" w:fill="1B1C1D"/>
+          <w:lang w:val="en-US" w:eastAsia="zh-CN" w:bidi="ar"/>
+        </w:rPr>
+        <w:t>output</w:t>
+      </w:r>
+      <w:r>
+        <w:rPr>
+          <w:rFonts w:hint="default" w:ascii="Consolas" w:hAnsi="Consolas" w:eastAsia="Consolas" w:cs="Consolas"/>
+          <w:color w:val="ADADAD"/>
+          <w:kern w:val="0"/>
+          <w:sz w:val="8"/>
+          <w:szCs w:val="8"/>
+          <w:shd w:val="clear" w:fill="1B1C1D"/>
+          <w:lang w:val="en-US" w:eastAsia="zh-CN" w:bidi="ar"/>
+        </w:rPr>
+        <w:t xml:space="preserve">: [] → </w:t>
+      </w:r>
+      <w:r>
+        <w:rPr>
+          <w:rFonts w:hint="default" w:ascii="Consolas" w:hAnsi="Consolas" w:eastAsia="Consolas" w:cs="Consolas"/>
+          <w:color w:val="FA771D"/>
+          <w:kern w:val="0"/>
+          <w:sz w:val="8"/>
+          <w:szCs w:val="8"/>
+          <w:shd w:val="clear" w:fill="1B1C1D"/>
+          <w:lang w:val="en-US" w:eastAsia="zh-CN" w:bidi="ar"/>
+        </w:rPr>
+        <w:t>[2, 4, 6]</w:t>
+      </w:r>
+      <w:r>
+        <w:rPr>
+          <w:rFonts w:hint="default" w:ascii="Consolas" w:hAnsi="Consolas" w:eastAsia="Consolas" w:cs="Consolas"/>
+          <w:color w:val="ADADAD"/>
+          <w:kern w:val="0"/>
+          <w:sz w:val="8"/>
+          <w:szCs w:val="8"/>
+          <w:shd w:val="clear" w:fill="1B1C1D"/>
+          <w:lang w:val="en-US" w:eastAsia="zh-CN" w:bidi="ar"/>
+        </w:rPr>
+        <w:t xml:space="preserve">                                                                                                                                                 </w:t>
+      </w:r>
+    </w:p>
+    <w:p>
+      <w:pPr>
+        <w:keepNext w:val="0"/>
+        <w:keepLines w:val="0"/>
+        <w:widowControl/>
+        <w:suppressLineNumbers w:val="0"/>
+        <w:shd w:val="clear" w:fill="1B1C1D"/>
+        <w:jc w:val="left"/>
+        <w:rPr>
+          <w:rFonts w:hint="default" w:ascii="Consolas" w:hAnsi="Consolas" w:eastAsia="Consolas" w:cs="Consolas"/>
+          <w:color w:val="ADADAD"/>
+          <w:sz w:val="8"/>
+          <w:szCs w:val="8"/>
+        </w:rPr>
+      </w:pPr>
+      <w:r>
+        <w:rPr>
+          <w:rFonts w:hint="default" w:ascii="Consolas" w:hAnsi="Consolas" w:eastAsia="Consolas" w:cs="Consolas"/>
+          <w:color w:val="ADADAD"/>
+          <w:kern w:val="0"/>
+          <w:sz w:val="8"/>
+          <w:szCs w:val="8"/>
+          <w:shd w:val="clear" w:fill="1B1C1D"/>
+          <w:lang w:val="en-US" w:eastAsia="zh-CN" w:bidi="ar"/>
+        </w:rPr>
+        <w:t xml:space="preserve">        │   └── ↩️  return </w:t>
+      </w:r>
+      <w:r>
+        <w:rPr>
+          <w:rFonts w:hint="default" w:ascii="Consolas" w:hAnsi="Consolas" w:eastAsia="Consolas" w:cs="Consolas"/>
+          <w:color w:val="FA771D"/>
+          <w:kern w:val="0"/>
+          <w:sz w:val="8"/>
+          <w:szCs w:val="8"/>
+          <w:shd w:val="clear" w:fill="1B1C1D"/>
+          <w:lang w:val="en-US" w:eastAsia="zh-CN" w:bidi="ar"/>
+        </w:rPr>
+        <w:t xml:space="preserve">[2, 4, 6] </w:t>
+      </w:r>
+      <w:r>
+        <w:rPr>
+          <w:rFonts w:hint="default" w:ascii="Consolas" w:hAnsi="Consolas" w:eastAsia="Consolas" w:cs="Consolas"/>
+          <w:color w:val="ADADAD"/>
+          <w:kern w:val="0"/>
+          <w:sz w:val="8"/>
+          <w:szCs w:val="8"/>
+          <w:shd w:val="clear" w:fill="1B1C1D"/>
+          <w:lang w:val="en-US" w:eastAsia="zh-CN" w:bidi="ar"/>
+        </w:rPr>
+        <w:t xml:space="preserve">list                                                                                                                                                                       </w:t>
+      </w:r>
+    </w:p>
+    <w:p>
+      <w:pPr>
+        <w:keepNext w:val="0"/>
+        <w:keepLines w:val="0"/>
+        <w:widowControl/>
+        <w:suppressLineNumbers w:val="0"/>
+        <w:shd w:val="clear" w:fill="1B1C1D"/>
+        <w:jc w:val="left"/>
+        <w:rPr>
+          <w:rFonts w:hint="default" w:ascii="Consolas" w:hAnsi="Consolas" w:eastAsia="Consolas" w:cs="Consolas"/>
+          <w:color w:val="ADADAD"/>
+          <w:sz w:val="8"/>
+          <w:szCs w:val="8"/>
+        </w:rPr>
+      </w:pPr>
+      <w:r>
+        <w:rPr>
+          <w:rFonts w:hint="default" w:ascii="Consolas" w:hAnsi="Consolas" w:eastAsia="Consolas" w:cs="Consolas"/>
+          <w:color w:val="ADADAD"/>
+          <w:kern w:val="0"/>
+          <w:sz w:val="8"/>
+          <w:szCs w:val="8"/>
+          <w:shd w:val="clear" w:fill="1B1C1D"/>
+          <w:lang w:val="en-US" w:eastAsia="zh-CN" w:bidi="ar"/>
+        </w:rPr>
+        <w:t xml:space="preserve">        └── ↩️  return </w:t>
+      </w:r>
+      <w:r>
+        <w:rPr>
+          <w:rFonts w:hint="default" w:ascii="Consolas" w:hAnsi="Consolas" w:eastAsia="Consolas" w:cs="Consolas"/>
+          <w:color w:val="FA771D"/>
+          <w:kern w:val="0"/>
+          <w:sz w:val="8"/>
+          <w:szCs w:val="8"/>
+          <w:shd w:val="clear" w:fill="1B1C1D"/>
+          <w:lang w:val="en-US" w:eastAsia="zh-CN" w:bidi="ar"/>
+        </w:rPr>
+        <w:t xml:space="preserve">None </w:t>
+      </w:r>
+      <w:r>
+        <w:rPr>
+          <w:rFonts w:hint="default" w:ascii="Consolas" w:hAnsi="Consolas" w:eastAsia="Consolas" w:cs="Consolas"/>
+          <w:color w:val="ADADAD"/>
+          <w:kern w:val="0"/>
+          <w:sz w:val="8"/>
+          <w:szCs w:val="8"/>
+          <w:shd w:val="clear" w:fill="1B1C1D"/>
+          <w:lang w:val="en-US" w:eastAsia="zh-CN" w:bidi="ar"/>
+        </w:rPr>
+        <w:t xml:space="preserve">NoneType                                                                                                                                                                            </w:t>
+      </w:r>
+    </w:p>
+    <w:p>
+      <w:pPr>
+        <w:keepNext w:val="0"/>
+        <w:keepLines w:val="0"/>
+        <w:widowControl/>
+        <w:suppressLineNumbers w:val="0"/>
+        <w:shd w:val="clear" w:fill="1B1C1D"/>
+        <w:jc w:val="left"/>
+        <w:rPr>
+          <w:rFonts w:hint="default" w:ascii="Consolas" w:hAnsi="Consolas" w:eastAsia="Consolas" w:cs="Consolas"/>
+          <w:color w:val="ADADAD"/>
+          <w:sz w:val="8"/>
+          <w:szCs w:val="8"/>
+        </w:rPr>
+      </w:pPr>
+      <w:r>
+        <w:rPr>
+          <w:rFonts w:hint="default" w:ascii="Consolas" w:hAnsi="Consolas" w:eastAsia="Consolas" w:cs="Consolas"/>
+          <w:color w:val="F3AE35"/>
+          <w:kern w:val="0"/>
+          <w:sz w:val="8"/>
+          <w:szCs w:val="8"/>
+          <w:shd w:val="clear" w:fill="1B1C1D"/>
+          <w:lang w:val="en-US" w:eastAsia="zh-CN" w:bidi="ar"/>
+        </w:rPr>
+        <w:t></w:t>
+      </w:r>
+      <w:r>
+        <w:rPr>
+          <w:rFonts w:hint="default" w:ascii="Consolas" w:hAnsi="Consolas" w:eastAsia="Consolas" w:cs="Consolas"/>
+          <w:color w:val="262B44"/>
+          <w:kern w:val="0"/>
+          <w:sz w:val="8"/>
+          <w:szCs w:val="8"/>
+          <w:shd w:val="clear" w:fill="F3AE35"/>
+          <w:lang w:val="en-US" w:eastAsia="zh-CN" w:bidi="ar"/>
+        </w:rPr>
+        <w:t xml:space="preserve"> Yasin </w:t>
+      </w:r>
+      <w:r>
+        <w:rPr>
+          <w:rFonts w:hint="default" w:ascii="Consolas" w:hAnsi="Consolas" w:eastAsia="Consolas" w:cs="Consolas"/>
+          <w:color w:val="F3AE35"/>
+          <w:kern w:val="0"/>
+          <w:sz w:val="8"/>
+          <w:szCs w:val="8"/>
+          <w:shd w:val="clear" w:fill="1B1C1D"/>
+          <w:lang w:val="en-US" w:eastAsia="zh-CN" w:bidi="ar"/>
+        </w:rPr>
+        <w:t></w:t>
+      </w:r>
+      <w:r>
+        <w:rPr>
+          <w:rFonts w:hint="default" w:ascii="Consolas" w:hAnsi="Consolas" w:eastAsia="Consolas" w:cs="Consolas"/>
+          <w:color w:val="000000"/>
+          <w:kern w:val="0"/>
+          <w:sz w:val="8"/>
+          <w:szCs w:val="8"/>
+          <w:shd w:val="clear" w:fill="BFBFBF"/>
+          <w:lang w:val="en-US" w:eastAsia="zh-CN" w:bidi="ar"/>
+        </w:rPr>
+        <w:t></w:t>
+      </w:r>
+      <w:r>
+        <w:rPr>
+          <w:rFonts w:hint="default" w:ascii="Consolas" w:hAnsi="Consolas" w:eastAsia="Consolas" w:cs="Consolas"/>
+          <w:color w:val="E0DEF4"/>
+          <w:kern w:val="0"/>
+          <w:sz w:val="8"/>
+          <w:szCs w:val="8"/>
+          <w:shd w:val="clear" w:fill="F07623"/>
+          <w:lang w:val="en-US" w:eastAsia="zh-CN" w:bidi="ar"/>
+        </w:rPr>
+        <w:t xml:space="preserve">  </w:t>
+      </w:r>
+      <w:r>
+        <w:rPr>
+          <w:rFonts w:hint="default" w:ascii="Consolas" w:hAnsi="Consolas" w:eastAsia="Consolas" w:cs="Consolas"/>
+          <w:color w:val="E0DEF4"/>
+          <w:kern w:val="0"/>
+          <w:sz w:val="8"/>
+          <w:szCs w:val="8"/>
+          <w:u w:val="single"/>
+          <w:shd w:val="clear" w:fill="F07623"/>
+          <w:lang w:val="en-US" w:eastAsia="zh-CN" w:bidi="ar"/>
+        </w:rPr>
+        <w:t>focustracer</w:t>
+      </w:r>
+      <w:r>
+        <w:rPr>
+          <w:rFonts w:hint="default" w:ascii="Consolas" w:hAnsi="Consolas" w:eastAsia="Consolas" w:cs="Consolas"/>
+          <w:color w:val="E0DEF4"/>
+          <w:kern w:val="0"/>
+          <w:sz w:val="8"/>
+          <w:szCs w:val="8"/>
+          <w:shd w:val="clear" w:fill="F07623"/>
+          <w:lang w:val="en-US" w:eastAsia="zh-CN" w:bidi="ar"/>
+        </w:rPr>
+        <w:t xml:space="preserve"> </w:t>
+      </w:r>
+      <w:r>
+        <w:rPr>
+          <w:rFonts w:hint="default" w:ascii="Consolas" w:hAnsi="Consolas" w:eastAsia="Consolas" w:cs="Consolas"/>
+          <w:color w:val="F07623"/>
+          <w:kern w:val="0"/>
+          <w:sz w:val="8"/>
+          <w:szCs w:val="8"/>
+          <w:shd w:val="clear" w:fill="59C9A5"/>
+          <w:lang w:val="en-US" w:eastAsia="zh-CN" w:bidi="ar"/>
+        </w:rPr>
+        <w:t xml:space="preserve"> </w:t>
+      </w:r>
+      <w:r>
+        <w:rPr>
+          <w:rFonts w:hint="default" w:ascii="Consolas" w:hAnsi="Consolas" w:eastAsia="Consolas" w:cs="Consolas"/>
+          <w:color w:val="262B44"/>
+          <w:kern w:val="0"/>
+          <w:sz w:val="8"/>
+          <w:szCs w:val="8"/>
+          <w:u w:val="single"/>
+          <w:shd w:val="clear" w:fill="59C9A5"/>
+          <w:lang w:val="en-US" w:eastAsia="zh-CN" w:bidi="ar"/>
+        </w:rPr>
+        <w:t></w:t>
+      </w:r>
+      <w:r>
+        <w:rPr>
+          <w:rFonts w:hint="default" w:ascii="Consolas" w:hAnsi="Consolas" w:eastAsia="Consolas" w:cs="Consolas"/>
+          <w:color w:val="262B44"/>
+          <w:kern w:val="0"/>
+          <w:sz w:val="8"/>
+          <w:szCs w:val="8"/>
+          <w:shd w:val="clear" w:fill="59C9A5"/>
+          <w:lang w:val="en-US" w:eastAsia="zh-CN" w:bidi="ar"/>
+        </w:rPr>
+        <w:t xml:space="preserve"> master ≡ </w:t>
+      </w:r>
+      <w:r>
+        <w:rPr>
+          <w:rFonts w:hint="default" w:ascii="Consolas" w:hAnsi="Consolas" w:eastAsia="Consolas" w:cs="Consolas"/>
+          <w:color w:val="59C9A5"/>
+          <w:kern w:val="0"/>
+          <w:sz w:val="8"/>
+          <w:szCs w:val="8"/>
+          <w:shd w:val="clear" w:fill="1B1C1D"/>
+          <w:lang w:val="en-US" w:eastAsia="zh-CN" w:bidi="ar"/>
+        </w:rPr>
+        <w:t></w:t>
+      </w:r>
+      <w:r>
+        <w:rPr>
+          <w:rFonts w:hint="default" w:ascii="Consolas" w:hAnsi="Consolas" w:eastAsia="Consolas" w:cs="Consolas"/>
+          <w:color w:val="000000"/>
+          <w:kern w:val="0"/>
+          <w:sz w:val="8"/>
+          <w:szCs w:val="8"/>
+          <w:shd w:val="clear" w:fill="BFBFBF"/>
+          <w:lang w:val="en-US" w:eastAsia="zh-CN" w:bidi="ar"/>
+        </w:rPr>
+        <w:t></w:t>
+      </w:r>
+      <w:r>
+        <w:rPr>
+          <w:rFonts w:hint="default" w:ascii="Consolas" w:hAnsi="Consolas" w:eastAsia="Consolas" w:cs="Consolas"/>
+          <w:color w:val="E0DEF4"/>
+          <w:kern w:val="0"/>
+          <w:sz w:val="8"/>
+          <w:szCs w:val="8"/>
+          <w:shd w:val="clear" w:fill="4B95E9"/>
+          <w:lang w:val="en-US" w:eastAsia="zh-CN" w:bidi="ar"/>
+        </w:rPr>
+        <w:t xml:space="preserve">  </w:t>
+      </w:r>
+      <w:r>
+        <w:rPr>
+          <w:rFonts w:hint="default" w:ascii="Consolas" w:hAnsi="Consolas" w:eastAsia="Consolas" w:cs="Consolas"/>
+          <w:color w:val="4B95E9"/>
+          <w:kern w:val="0"/>
+          <w:sz w:val="8"/>
+          <w:szCs w:val="8"/>
+          <w:shd w:val="clear" w:fill="1B1C1D"/>
+          <w:lang w:val="en-US" w:eastAsia="zh-CN" w:bidi="ar"/>
+        </w:rPr>
+        <w:t xml:space="preserve">    </w:t>
+      </w:r>
+    </w:p>
+    <w:p>
+      <w:pPr>
         <w:pStyle w:val="3"/>
         <w:rPr>
           <w:rFonts w:hint="default" w:ascii="Palatino Linotype" w:hAnsi="Palatino Linotype" w:cs="Palatino Linotype"/>
         </w:rPr>
       </w:pPr>
-      <w:bookmarkStart w:id="22" w:name="_Toc20000"/>
+    </w:p>
+    <w:p>
+      <w:pPr>
+        <w:pStyle w:val="3"/>
+        <w:rPr>
+          <w:rFonts w:hint="default" w:ascii="Palatino Linotype" w:hAnsi="Palatino Linotype" w:cs="Palatino Linotype"/>
+        </w:rPr>
+      </w:pPr>
       <w:r>
         <w:rPr>
           <w:rFonts w:hint="default" w:ascii="Palatino Linotype" w:hAnsi="Palatino Linotype" w:cs="Palatino Linotype"/>
@@ -10300,6 +15075,7 @@
     </w:p>
     <w:p>
       <w:pPr>
+        <w:jc w:val="both"/>
         <w:rPr>
           <w:rFonts w:hint="default" w:ascii="Palatino Linotype" w:hAnsi="Palatino Linotype" w:cs="Palatino Linotype"/>
         </w:rPr>
@@ -10633,6 +15409,7 @@
     </w:p>
     <w:p>
       <w:pPr>
+        <w:jc w:val="both"/>
         <w:rPr>
           <w:rFonts w:hint="default" w:ascii="Palatino Linotype" w:hAnsi="Palatino Linotype" w:cs="Palatino Linotype"/>
         </w:rPr>
@@ -10649,6 +15426,7 @@
     <w:p>
       <w:pPr>
         <w:pStyle w:val="31"/>
+        <w:jc w:val="both"/>
         <w:rPr>
           <w:rFonts w:hint="default" w:ascii="Palatino Linotype" w:hAnsi="Palatino Linotype" w:cs="Palatino Linotype"/>
         </w:rPr>
@@ -10663,6 +15441,7 @@
     <w:p>
       <w:pPr>
         <w:pStyle w:val="31"/>
+        <w:jc w:val="both"/>
         <w:rPr>
           <w:rFonts w:hint="default" w:ascii="Palatino Linotype" w:hAnsi="Palatino Linotype" w:cs="Palatino Linotype"/>
         </w:rPr>
@@ -10677,6 +15456,7 @@
     <w:p>
       <w:pPr>
         <w:pStyle w:val="31"/>
+        <w:jc w:val="both"/>
         <w:rPr>
           <w:rFonts w:hint="default" w:ascii="Palatino Linotype" w:hAnsi="Palatino Linotype" w:cs="Palatino Linotype"/>
         </w:rPr>
@@ -10691,6 +15471,7 @@
     <w:p>
       <w:pPr>
         <w:pStyle w:val="31"/>
+        <w:jc w:val="both"/>
         <w:rPr>
           <w:rFonts w:hint="default" w:ascii="Palatino Linotype" w:hAnsi="Palatino Linotype" w:cs="Palatino Linotype"/>
         </w:rPr>
@@ -10705,6 +15486,7 @@
     <w:p>
       <w:pPr>
         <w:pStyle w:val="31"/>
+        <w:jc w:val="both"/>
         <w:rPr>
           <w:rFonts w:hint="default" w:ascii="Palatino Linotype" w:hAnsi="Palatino Linotype" w:cs="Palatino Linotype"/>
         </w:rPr>
@@ -10719,6 +15501,7 @@
     <w:p>
       <w:pPr>
         <w:pStyle w:val="31"/>
+        <w:jc w:val="both"/>
         <w:rPr>
           <w:rFonts w:hint="default" w:ascii="Palatino Linotype" w:hAnsi="Palatino Linotype" w:cs="Palatino Linotype"/>
         </w:rPr>
@@ -10733,6 +15516,7 @@
     <w:p>
       <w:pPr>
         <w:pStyle w:val="31"/>
+        <w:jc w:val="both"/>
         <w:rPr>
           <w:rFonts w:hint="default" w:ascii="Palatino Linotype" w:hAnsi="Palatino Linotype" w:cs="Palatino Linotype"/>
         </w:rPr>
@@ -10747,6 +15531,7 @@
     <w:p>
       <w:pPr>
         <w:pStyle w:val="31"/>
+        <w:jc w:val="both"/>
         <w:rPr>
           <w:rFonts w:hint="default" w:ascii="Palatino Linotype" w:hAnsi="Palatino Linotype" w:cs="Palatino Linotype"/>
         </w:rPr>
@@ -10761,6 +15546,7 @@
     <w:p>
       <w:pPr>
         <w:pStyle w:val="31"/>
+        <w:jc w:val="both"/>
         <w:rPr>
           <w:rFonts w:hint="default" w:ascii="Palatino Linotype" w:hAnsi="Palatino Linotype" w:cs="Palatino Linotype"/>
         </w:rPr>
@@ -10775,6 +15561,7 @@
     <w:p>
       <w:pPr>
         <w:pStyle w:val="31"/>
+        <w:jc w:val="both"/>
         <w:rPr>
           <w:rFonts w:hint="default" w:ascii="Palatino Linotype" w:hAnsi="Palatino Linotype" w:cs="Palatino Linotype"/>
         </w:rPr>
@@ -10805,6 +15592,7 @@
     <w:p>
       <w:pPr>
         <w:pStyle w:val="25"/>
+        <w:jc w:val="both"/>
         <w:rPr>
           <w:rFonts w:hint="default" w:ascii="Palatino Linotype" w:hAnsi="Palatino Linotype" w:cs="Palatino Linotype"/>
         </w:rPr>
@@ -10829,6 +15617,7 @@
     <w:p>
       <w:pPr>
         <w:pStyle w:val="25"/>
+        <w:jc w:val="both"/>
         <w:rPr>
           <w:rFonts w:hint="default" w:ascii="Palatino Linotype" w:hAnsi="Palatino Linotype" w:cs="Palatino Linotype"/>
         </w:rPr>
@@ -10853,6 +15642,7 @@
     <w:p>
       <w:pPr>
         <w:pStyle w:val="25"/>
+        <w:jc w:val="both"/>
         <w:rPr>
           <w:rFonts w:hint="default" w:ascii="Palatino Linotype" w:hAnsi="Palatino Linotype" w:cs="Palatino Linotype"/>
         </w:rPr>
@@ -10877,6 +15667,7 @@
     <w:p>
       <w:pPr>
         <w:pStyle w:val="25"/>
+        <w:jc w:val="both"/>
         <w:rPr>
           <w:rFonts w:hint="default" w:ascii="Palatino Linotype" w:hAnsi="Palatino Linotype" w:cs="Palatino Linotype"/>
         </w:rPr>
@@ -10929,6 +15720,7 @@
     </w:p>
     <w:p>
       <w:pPr>
+        <w:jc w:val="both"/>
         <w:rPr>
           <w:rFonts w:hint="default" w:ascii="Palatino Linotype" w:hAnsi="Palatino Linotype" w:cs="Palatino Linotype"/>
         </w:rPr>
@@ -11449,6 +16241,7 @@
     </w:p>
     <w:p>
       <w:pPr>
+        <w:jc w:val="both"/>
         <w:rPr>
           <w:rFonts w:hint="default" w:ascii="Palatino Linotype" w:hAnsi="Palatino Linotype" w:cs="Palatino Linotype"/>
         </w:rPr>
@@ -12810,6 +17603,7 @@
     </w:p>
     <w:p>
       <w:pPr>
+        <w:jc w:val="both"/>
         <w:rPr>
           <w:rFonts w:hint="default" w:ascii="Palatino Linotype" w:hAnsi="Palatino Linotype" w:cs="Palatino Linotype"/>
         </w:rPr>
@@ -12841,6 +17635,7 @@
     </w:p>
     <w:p>
       <w:pPr>
+        <w:jc w:val="both"/>
         <w:rPr>
           <w:rFonts w:hint="default" w:ascii="Palatino Linotype" w:hAnsi="Palatino Linotype" w:cs="Palatino Linotype"/>
         </w:rPr>
@@ -15069,6 +19864,7 @@
     </w:p>
     <w:p>
       <w:pPr>
+        <w:jc w:val="both"/>
         <w:rPr>
           <w:rFonts w:hint="default" w:ascii="Palatino Linotype" w:hAnsi="Palatino Linotype" w:cs="Palatino Linotype"/>
         </w:rPr>
@@ -17308,13 +22104,15 @@
     <w:p>
       <w:pPr>
         <w:spacing w:after="40"/>
-        <w:rPr>
-          <w:rFonts w:hint="default" w:ascii="Palatino Linotype" w:hAnsi="Palatino Linotype" w:cs="Palatino Linotype"/>
-        </w:rPr>
-      </w:pPr>
-    </w:p>
-    <w:p>
-      <w:pPr>
+        <w:jc w:val="both"/>
+        <w:rPr>
+          <w:rFonts w:hint="default" w:ascii="Palatino Linotype" w:hAnsi="Palatino Linotype" w:cs="Palatino Linotype"/>
+        </w:rPr>
+      </w:pPr>
+    </w:p>
+    <w:p>
+      <w:pPr>
+        <w:jc w:val="both"/>
         <w:rPr>
           <w:rFonts w:hint="default" w:ascii="Palatino Linotype" w:hAnsi="Palatino Linotype" w:cs="Palatino Linotype"/>
         </w:rPr>
@@ -17331,6 +22129,7 @@
     <w:p>
       <w:pPr>
         <w:pStyle w:val="25"/>
+        <w:jc w:val="both"/>
         <w:rPr>
           <w:rFonts w:hint="default" w:ascii="Palatino Linotype" w:hAnsi="Palatino Linotype" w:cs="Palatino Linotype"/>
         </w:rPr>
@@ -17345,6 +22144,7 @@
     <w:p>
       <w:pPr>
         <w:pStyle w:val="25"/>
+        <w:jc w:val="both"/>
         <w:rPr>
           <w:rFonts w:hint="default" w:ascii="Palatino Linotype" w:hAnsi="Palatino Linotype" w:cs="Palatino Linotype"/>
         </w:rPr>
@@ -17359,6 +22159,7 @@
     <w:p>
       <w:pPr>
         <w:pStyle w:val="25"/>
+        <w:jc w:val="both"/>
         <w:rPr>
           <w:rFonts w:hint="default" w:ascii="Palatino Linotype" w:hAnsi="Palatino Linotype" w:cs="Palatino Linotype"/>
         </w:rPr>
@@ -17373,6 +22174,7 @@
     <w:p>
       <w:pPr>
         <w:pStyle w:val="25"/>
+        <w:jc w:val="both"/>
         <w:rPr>
           <w:rFonts w:hint="default" w:ascii="Palatino Linotype" w:hAnsi="Palatino Linotype" w:cs="Palatino Linotype"/>
         </w:rPr>
@@ -17387,6 +22189,7 @@
     <w:p>
       <w:pPr>
         <w:pStyle w:val="25"/>
+        <w:jc w:val="both"/>
         <w:rPr>
           <w:rFonts w:hint="default" w:ascii="Palatino Linotype" w:hAnsi="Palatino Linotype" w:cs="Palatino Linotype"/>
         </w:rPr>
@@ -17416,6 +22219,7 @@
     </w:p>
     <w:p>
       <w:pPr>
+        <w:jc w:val="both"/>
         <w:rPr>
           <w:rFonts w:hint="default" w:ascii="Palatino Linotype" w:hAnsi="Palatino Linotype" w:cs="Palatino Linotype"/>
         </w:rPr>
@@ -18136,6 +22940,7 @@
     </w:p>
     <w:p>
       <w:pPr>
+        <w:jc w:val="both"/>
         <w:rPr>
           <w:rFonts w:hint="default" w:ascii="Palatino Linotype" w:hAnsi="Palatino Linotype" w:cs="Palatino Linotype"/>
         </w:rPr>
@@ -18684,6 +23489,7 @@
     </w:p>
     <w:p>
       <w:pPr>
+        <w:jc w:val="both"/>
         <w:rPr>
           <w:rFonts w:hint="default" w:ascii="Palatino Linotype" w:hAnsi="Palatino Linotype" w:cs="Palatino Linotype"/>
         </w:rPr>
@@ -19221,6 +24027,7 @@
     </w:p>
     <w:p>
       <w:pPr>
+        <w:jc w:val="both"/>
         <w:rPr>
           <w:rFonts w:hint="default" w:ascii="Palatino Linotype" w:hAnsi="Palatino Linotype" w:cs="Palatino Linotype"/>
         </w:rPr>
@@ -19237,6 +24044,7 @@
     <w:p>
       <w:pPr>
         <w:pStyle w:val="25"/>
+        <w:jc w:val="both"/>
         <w:rPr>
           <w:rFonts w:hint="default" w:ascii="Palatino Linotype" w:hAnsi="Palatino Linotype" w:cs="Palatino Linotype"/>
         </w:rPr>
@@ -19251,6 +24059,7 @@
     <w:p>
       <w:pPr>
         <w:pStyle w:val="25"/>
+        <w:jc w:val="both"/>
         <w:rPr>
           <w:rFonts w:hint="default" w:ascii="Palatino Linotype" w:hAnsi="Palatino Linotype" w:cs="Palatino Linotype"/>
         </w:rPr>
@@ -19265,6 +24074,7 @@
     <w:p>
       <w:pPr>
         <w:pStyle w:val="25"/>
+        <w:jc w:val="both"/>
         <w:rPr>
           <w:rFonts w:hint="default" w:ascii="Palatino Linotype" w:hAnsi="Palatino Linotype" w:cs="Palatino Linotype"/>
         </w:rPr>
@@ -19294,6 +24104,7 @@
     </w:p>
     <w:p>
       <w:pPr>
+        <w:jc w:val="both"/>
         <w:rPr>
           <w:rFonts w:hint="default" w:ascii="Palatino Linotype" w:hAnsi="Palatino Linotype" w:cs="Palatino Linotype"/>
         </w:rPr>
@@ -19310,6 +24121,7 @@
     <w:p>
       <w:pPr>
         <w:pStyle w:val="25"/>
+        <w:jc w:val="both"/>
         <w:rPr>
           <w:rFonts w:hint="default" w:ascii="Palatino Linotype" w:hAnsi="Palatino Linotype" w:cs="Palatino Linotype"/>
         </w:rPr>
@@ -19334,6 +24146,7 @@
     <w:p>
       <w:pPr>
         <w:pStyle w:val="25"/>
+        <w:jc w:val="both"/>
         <w:rPr>
           <w:rFonts w:hint="default" w:ascii="Palatino Linotype" w:hAnsi="Palatino Linotype" w:cs="Palatino Linotype"/>
         </w:rPr>
@@ -19358,6 +24171,7 @@
     <w:p>
       <w:pPr>
         <w:pStyle w:val="25"/>
+        <w:jc w:val="both"/>
         <w:rPr>
           <w:rFonts w:hint="default" w:ascii="Palatino Linotype" w:hAnsi="Palatino Linotype" w:cs="Palatino Linotype"/>
         </w:rPr>
@@ -19383,6 +24197,7 @@
       <w:pPr>
         <w:shd w:val="clear" w:color="auto" w:fill="E8F0F8"/>
         <w:ind w:left="227"/>
+        <w:jc w:val="both"/>
         <w:rPr>
           <w:rFonts w:hint="default" w:ascii="Palatino Linotype" w:hAnsi="Palatino Linotype" w:cs="Palatino Linotype"/>
         </w:rPr>
@@ -19419,6 +24234,7 @@
     </w:p>
     <w:p>
       <w:pPr>
+        <w:jc w:val="both"/>
         <w:rPr>
           <w:rFonts w:hint="default" w:ascii="Palatino Linotype" w:hAnsi="Palatino Linotype" w:cs="Palatino Linotype"/>
         </w:rPr>
@@ -19450,6 +24266,7 @@
     </w:p>
     <w:p>
       <w:pPr>
+        <w:jc w:val="both"/>
         <w:rPr>
           <w:rFonts w:hint="default" w:ascii="Palatino Linotype" w:hAnsi="Palatino Linotype" w:cs="Palatino Linotype"/>
         </w:rPr>
@@ -19510,6 +24327,7 @@
     </w:p>
     <w:p>
       <w:pPr>
+        <w:jc w:val="both"/>
         <w:rPr>
           <w:rFonts w:hint="default" w:ascii="Palatino Linotype" w:hAnsi="Palatino Linotype" w:cs="Palatino Linotype"/>
         </w:rPr>
@@ -20053,6 +24871,7 @@
     </w:p>
     <w:p>
       <w:pPr>
+        <w:jc w:val="both"/>
         <w:rPr>
           <w:rFonts w:hint="default" w:ascii="Palatino Linotype" w:hAnsi="Palatino Linotype" w:cs="Palatino Linotype"/>
         </w:rPr>
@@ -20068,6 +24887,7 @@
     </w:p>
     <w:p>
       <w:pPr>
+        <w:jc w:val="both"/>
         <w:rPr>
           <w:rFonts w:hint="default" w:ascii="Palatino Linotype" w:hAnsi="Palatino Linotype" w:cs="Palatino Linotype"/>
         </w:rPr>
@@ -20084,6 +24904,7 @@
     <w:p>
       <w:pPr>
         <w:pStyle w:val="31"/>
+        <w:jc w:val="both"/>
         <w:rPr>
           <w:rFonts w:hint="default" w:ascii="Palatino Linotype" w:hAnsi="Palatino Linotype" w:cs="Palatino Linotype"/>
         </w:rPr>
@@ -20098,6 +24919,7 @@
     <w:p>
       <w:pPr>
         <w:pStyle w:val="31"/>
+        <w:jc w:val="both"/>
         <w:rPr>
           <w:rFonts w:hint="default" w:ascii="Palatino Linotype" w:hAnsi="Palatino Linotype" w:cs="Palatino Linotype"/>
         </w:rPr>
@@ -20112,6 +24934,7 @@
     <w:p>
       <w:pPr>
         <w:pStyle w:val="31"/>
+        <w:jc w:val="both"/>
         <w:rPr>
           <w:rFonts w:hint="default" w:ascii="Palatino Linotype" w:hAnsi="Palatino Linotype" w:cs="Palatino Linotype"/>
         </w:rPr>
@@ -20126,6 +24949,7 @@
     <w:p>
       <w:pPr>
         <w:pStyle w:val="31"/>
+        <w:jc w:val="both"/>
         <w:rPr>
           <w:rFonts w:hint="default" w:ascii="Palatino Linotype" w:hAnsi="Palatino Linotype" w:cs="Palatino Linotype"/>
         </w:rPr>
@@ -20140,6 +24964,7 @@
     <w:p>
       <w:pPr>
         <w:pStyle w:val="31"/>
+        <w:jc w:val="both"/>
         <w:rPr>
           <w:rFonts w:hint="default" w:ascii="Palatino Linotype" w:hAnsi="Palatino Linotype" w:cs="Palatino Linotype"/>
         </w:rPr>
@@ -20154,6 +24979,7 @@
     <w:p>
       <w:pPr>
         <w:pStyle w:val="31"/>
+        <w:jc w:val="both"/>
         <w:rPr>
           <w:rFonts w:hint="default" w:ascii="Palatino Linotype" w:hAnsi="Palatino Linotype" w:cs="Palatino Linotype"/>
         </w:rPr>
@@ -20183,6 +25009,7 @@
     </w:p>
     <w:p>
       <w:pPr>
+        <w:jc w:val="both"/>
         <w:rPr>
           <w:rFonts w:hint="default" w:ascii="Palatino Linotype" w:hAnsi="Palatino Linotype" w:cs="Palatino Linotype"/>
         </w:rPr>
@@ -20243,6 +25070,7 @@
     </w:p>
     <w:p>
       <w:pPr>
+        <w:jc w:val="both"/>
         <w:rPr>
           <w:rFonts w:hint="default" w:ascii="Palatino Linotype" w:hAnsi="Palatino Linotype" w:cs="Palatino Linotype"/>
         </w:rPr>
@@ -21923,6 +26751,7 @@
     <w:p>
       <w:pPr>
         <w:pStyle w:val="4"/>
+        <w:jc w:val="both"/>
         <w:rPr>
           <w:rFonts w:hint="default" w:ascii="Palatino Linotype" w:hAnsi="Palatino Linotype" w:cs="Palatino Linotype"/>
         </w:rPr>
@@ -21938,6 +26767,7 @@
     </w:p>
     <w:p>
       <w:pPr>
+        <w:jc w:val="both"/>
         <w:rPr>
           <w:rFonts w:hint="default" w:ascii="Palatino Linotype" w:hAnsi="Palatino Linotype" w:cs="Palatino Linotype"/>
         </w:rPr>
@@ -21954,6 +26784,7 @@
     <w:p>
       <w:pPr>
         <w:pStyle w:val="25"/>
+        <w:jc w:val="both"/>
         <w:rPr>
           <w:rFonts w:hint="default" w:ascii="Palatino Linotype" w:hAnsi="Palatino Linotype" w:cs="Palatino Linotype"/>
         </w:rPr>
@@ -21978,6 +26809,7 @@
     <w:p>
       <w:pPr>
         <w:pStyle w:val="25"/>
+        <w:jc w:val="both"/>
         <w:rPr>
           <w:rFonts w:hint="default" w:ascii="Palatino Linotype" w:hAnsi="Palatino Linotype" w:cs="Palatino Linotype"/>
         </w:rPr>
@@ -22001,6 +26833,7 @@
     </w:p>
     <w:p>
       <w:pPr>
+        <w:jc w:val="both"/>
         <w:rPr>
           <w:rFonts w:hint="default" w:ascii="Palatino Linotype" w:hAnsi="Palatino Linotype" w:cs="Palatino Linotype"/>
         </w:rPr>
@@ -22032,6 +26865,7 @@
     </w:p>
     <w:p>
       <w:pPr>
+        <w:jc w:val="both"/>
         <w:rPr>
           <w:rFonts w:hint="default" w:ascii="Palatino Linotype" w:hAnsi="Palatino Linotype" w:cs="Palatino Linotype"/>
         </w:rPr>
@@ -22063,6 +26897,7 @@
     </w:p>
     <w:p>
       <w:pPr>
+        <w:jc w:val="both"/>
         <w:rPr>
           <w:rFonts w:hint="default" w:ascii="Palatino Linotype" w:hAnsi="Palatino Linotype" w:cs="Palatino Linotype"/>
         </w:rPr>
@@ -22094,6 +26929,7 @@
     </w:p>
     <w:p>
       <w:pPr>
+        <w:jc w:val="both"/>
         <w:rPr>
           <w:rFonts w:hint="default" w:ascii="Palatino Linotype" w:hAnsi="Palatino Linotype" w:cs="Palatino Linotype"/>
         </w:rPr>
@@ -22125,6 +26961,7 @@
     </w:p>
     <w:p>
       <w:pPr>
+        <w:jc w:val="both"/>
         <w:rPr>
           <w:rFonts w:hint="default" w:ascii="Palatino Linotype" w:hAnsi="Palatino Linotype" w:cs="Palatino Linotype"/>
         </w:rPr>
@@ -22142,6 +26979,7 @@
       <w:pPr>
         <w:shd w:val="clear" w:color="auto" w:fill="E8F0F8"/>
         <w:ind w:left="227"/>
+        <w:jc w:val="both"/>
         <w:rPr>
           <w:rFonts w:hint="default" w:ascii="Palatino Linotype" w:hAnsi="Palatino Linotype" w:cs="Palatino Linotype"/>
         </w:rPr>
@@ -22208,6 +27046,7 @@
     <w:p>
       <w:pPr>
         <w:pStyle w:val="25"/>
+        <w:jc w:val="both"/>
         <w:rPr>
           <w:rFonts w:hint="default" w:ascii="Palatino Linotype" w:hAnsi="Palatino Linotype" w:cs="Palatino Linotype"/>
         </w:rPr>
@@ -22222,6 +27061,7 @@
     <w:p>
       <w:pPr>
         <w:pStyle w:val="25"/>
+        <w:jc w:val="both"/>
         <w:rPr>
           <w:rFonts w:hint="default" w:ascii="Palatino Linotype" w:hAnsi="Palatino Linotype" w:cs="Palatino Linotype"/>
         </w:rPr>
@@ -22236,6 +27076,7 @@
     <w:p>
       <w:pPr>
         <w:pStyle w:val="25"/>
+        <w:jc w:val="both"/>
         <w:rPr>
           <w:rFonts w:hint="default" w:ascii="Palatino Linotype" w:hAnsi="Palatino Linotype" w:cs="Palatino Linotype"/>
         </w:rPr>
@@ -22250,6 +27091,7 @@
     <w:p>
       <w:pPr>
         <w:pStyle w:val="25"/>
+        <w:jc w:val="both"/>
         <w:rPr>
           <w:rFonts w:hint="default" w:ascii="Palatino Linotype" w:hAnsi="Palatino Linotype" w:cs="Palatino Linotype"/>
         </w:rPr>
@@ -22279,6 +27121,7 @@
     </w:p>
     <w:p>
       <w:pPr>
+        <w:jc w:val="both"/>
         <w:rPr>
           <w:rFonts w:hint="default" w:ascii="Palatino Linotype" w:hAnsi="Palatino Linotype" w:cs="Palatino Linotype"/>
         </w:rPr>
@@ -22730,6 +27573,7 @@
       <w:pPr>
         <w:shd w:val="clear" w:color="auto" w:fill="E8F0F8"/>
         <w:ind w:left="227"/>
+        <w:jc w:val="both"/>
         <w:rPr>
           <w:rFonts w:hint="default" w:ascii="Palatino Linotype" w:hAnsi="Palatino Linotype" w:cs="Palatino Linotype"/>
         </w:rPr>
@@ -24673,6 +29517,7 @@
       <w:pPr>
         <w:shd w:val="clear" w:color="auto" w:fill="E8F0F8"/>
         <w:ind w:left="227"/>
+        <w:jc w:val="both"/>
         <w:rPr>
           <w:rFonts w:hint="default" w:ascii="Palatino Linotype" w:hAnsi="Palatino Linotype" w:cs="Palatino Linotype"/>
         </w:rPr>
@@ -24709,6 +29554,7 @@
     </w:p>
     <w:p>
       <w:pPr>
+        <w:jc w:val="both"/>
         <w:rPr>
           <w:rFonts w:hint="default" w:ascii="Palatino Linotype" w:hAnsi="Palatino Linotype" w:cs="Palatino Linotype"/>
         </w:rPr>
@@ -24740,6 +29586,7 @@
     </w:p>
     <w:p>
       <w:pPr>
+        <w:jc w:val="both"/>
         <w:rPr>
           <w:rFonts w:hint="default" w:ascii="Palatino Linotype" w:hAnsi="Palatino Linotype" w:cs="Palatino Linotype"/>
         </w:rPr>
@@ -24800,6 +29647,7 @@
     </w:p>
     <w:p>
       <w:pPr>
+        <w:jc w:val="both"/>
         <w:rPr>
           <w:rFonts w:hint="default" w:ascii="Palatino Linotype" w:hAnsi="Palatino Linotype" w:cs="Palatino Linotype"/>
         </w:rPr>
@@ -25327,6 +30175,7 @@
     </w:p>
     <w:p>
       <w:pPr>
+        <w:jc w:val="both"/>
         <w:rPr>
           <w:rFonts w:hint="default" w:ascii="Palatino Linotype" w:hAnsi="Palatino Linotype" w:cs="Palatino Linotype"/>
         </w:rPr>
@@ -25358,6 +30207,7 @@
     </w:p>
     <w:p>
       <w:pPr>
+        <w:jc w:val="both"/>
         <w:rPr>
           <w:rFonts w:hint="default" w:ascii="Palatino Linotype" w:hAnsi="Palatino Linotype" w:cs="Palatino Linotype"/>
         </w:rPr>
@@ -25390,6 +30240,7 @@
     <w:p>
       <w:pPr>
         <w:pStyle w:val="31"/>
+        <w:jc w:val="both"/>
         <w:rPr>
           <w:rFonts w:hint="default" w:ascii="Palatino Linotype" w:hAnsi="Palatino Linotype" w:cs="Palatino Linotype"/>
         </w:rPr>
@@ -25404,6 +30255,7 @@
     <w:p>
       <w:pPr>
         <w:pStyle w:val="31"/>
+        <w:jc w:val="both"/>
         <w:rPr>
           <w:rFonts w:hint="default" w:ascii="Palatino Linotype" w:hAnsi="Palatino Linotype" w:cs="Palatino Linotype"/>
         </w:rPr>
@@ -25418,6 +30270,7 @@
     <w:p>
       <w:pPr>
         <w:pStyle w:val="31"/>
+        <w:jc w:val="both"/>
         <w:rPr>
           <w:rFonts w:hint="default" w:ascii="Palatino Linotype" w:hAnsi="Palatino Linotype" w:cs="Palatino Linotype"/>
         </w:rPr>
@@ -25432,6 +30285,7 @@
     <w:p>
       <w:pPr>
         <w:pStyle w:val="31"/>
+        <w:jc w:val="both"/>
         <w:rPr>
           <w:rFonts w:hint="default" w:ascii="Palatino Linotype" w:hAnsi="Palatino Linotype" w:cs="Palatino Linotype"/>
         </w:rPr>
@@ -25446,6 +30300,7 @@
     <w:p>
       <w:pPr>
         <w:pStyle w:val="31"/>
+        <w:jc w:val="both"/>
         <w:rPr>
           <w:rFonts w:hint="default" w:ascii="Palatino Linotype" w:hAnsi="Palatino Linotype" w:cs="Palatino Linotype"/>
         </w:rPr>
@@ -25504,6 +30359,7 @@
     </w:p>
     <w:p>
       <w:pPr>
+        <w:jc w:val="both"/>
         <w:rPr>
           <w:rFonts w:hint="default" w:ascii="Palatino Linotype" w:hAnsi="Palatino Linotype" w:cs="Palatino Linotype"/>
         </w:rPr>
@@ -25535,6 +30391,7 @@
     </w:p>
     <w:p>
       <w:pPr>
+        <w:jc w:val="both"/>
         <w:rPr>
           <w:rFonts w:hint="default" w:ascii="Palatino Linotype" w:hAnsi="Palatino Linotype" w:cs="Palatino Linotype"/>
         </w:rPr>
@@ -25651,6 +30508,7 @@
     </w:p>
     <w:p>
       <w:pPr>
+        <w:jc w:val="both"/>
         <w:rPr>
           <w:rFonts w:hint="default" w:ascii="Palatino Linotype" w:hAnsi="Palatino Linotype" w:cs="Palatino Linotype"/>
         </w:rPr>
@@ -25716,6 +30574,12 @@
             <w:insideH w:val="single" w:color="auto" w:sz="4" w:space="0"/>
             <w:insideV w:val="single" w:color="auto" w:sz="4" w:space="0"/>
           </w:tblBorders>
+          <w:tblCellMar>
+            <w:top w:w="0" w:type="dxa"/>
+            <w:left w:w="108" w:type="dxa"/>
+            <w:bottom w:w="0" w:type="dxa"/>
+            <w:right w:w="108" w:type="dxa"/>
+          </w:tblCellMar>
         </w:tblPrEx>
         <w:trPr>
           <w:jc w:val="center"/>
@@ -26828,6 +31692,7 @@
     </w:p>
     <w:p>
       <w:pPr>
+        <w:jc w:val="both"/>
         <w:rPr>
           <w:rFonts w:hint="default" w:ascii="Palatino Linotype" w:hAnsi="Palatino Linotype" w:cs="Palatino Linotype"/>
         </w:rPr>
@@ -26845,6 +31710,7 @@
       <w:pPr>
         <w:shd w:val="clear" w:color="auto" w:fill="E8F0F8"/>
         <w:ind w:left="227"/>
+        <w:jc w:val="both"/>
         <w:rPr>
           <w:rFonts w:hint="default" w:ascii="Palatino Linotype" w:hAnsi="Palatino Linotype" w:cs="Palatino Linotype"/>
         </w:rPr>
@@ -26894,6 +31760,7 @@
     </w:p>
     <w:p>
       <w:pPr>
+        <w:jc w:val="both"/>
         <w:rPr>
           <w:rFonts w:hint="default" w:ascii="Palatino Linotype" w:hAnsi="Palatino Linotype" w:cs="Palatino Linotype"/>
         </w:rPr>
@@ -26925,6 +31792,7 @@
     </w:p>
     <w:p>
       <w:pPr>
+        <w:jc w:val="both"/>
         <w:rPr>
           <w:rFonts w:hint="default" w:ascii="Palatino Linotype" w:hAnsi="Palatino Linotype" w:cs="Palatino Linotype"/>
         </w:rPr>
@@ -27173,6 +32041,7 @@
     </w:p>
     <w:p>
       <w:pPr>
+        <w:jc w:val="both"/>
         <w:rPr>
           <w:rFonts w:hint="default" w:ascii="Palatino Linotype" w:hAnsi="Palatino Linotype" w:cs="Palatino Linotype"/>
         </w:rPr>
@@ -27665,6 +32534,7 @@
       <w:pPr>
         <w:shd w:val="clear" w:color="auto" w:fill="E8F0F8"/>
         <w:ind w:left="227"/>
+        <w:jc w:val="both"/>
         <w:rPr>
           <w:rFonts w:hint="default" w:ascii="Palatino Linotype" w:hAnsi="Palatino Linotype" w:cs="Palatino Linotype"/>
         </w:rPr>
@@ -27714,6 +32584,7 @@
     </w:p>
     <w:p>
       <w:pPr>
+        <w:jc w:val="both"/>
         <w:rPr>
           <w:rFonts w:hint="default" w:ascii="Palatino Linotype" w:hAnsi="Palatino Linotype" w:cs="Palatino Linotype"/>
         </w:rPr>
@@ -28787,6 +33658,7 @@
       <w:pPr>
         <w:shd w:val="clear" w:color="auto" w:fill="E8F0F8"/>
         <w:ind w:left="227"/>
+        <w:jc w:val="both"/>
         <w:rPr>
           <w:rFonts w:hint="default" w:ascii="Palatino Linotype" w:hAnsi="Palatino Linotype" w:cs="Palatino Linotype"/>
         </w:rPr>
@@ -29820,6 +34692,7 @@
     <w:p>
       <w:pPr>
         <w:pStyle w:val="25"/>
+        <w:jc w:val="both"/>
         <w:rPr>
           <w:rFonts w:hint="default" w:ascii="Palatino Linotype" w:hAnsi="Palatino Linotype" w:cs="Palatino Linotype"/>
         </w:rPr>
@@ -29834,6 +34707,7 @@
     <w:p>
       <w:pPr>
         <w:pStyle w:val="25"/>
+        <w:jc w:val="both"/>
         <w:rPr>
           <w:rFonts w:hint="default" w:ascii="Palatino Linotype" w:hAnsi="Palatino Linotype" w:cs="Palatino Linotype"/>
         </w:rPr>
@@ -29848,6 +34722,7 @@
     <w:p>
       <w:pPr>
         <w:pStyle w:val="25"/>
+        <w:jc w:val="both"/>
         <w:rPr>
           <w:rFonts w:hint="default" w:ascii="Palatino Linotype" w:hAnsi="Palatino Linotype" w:cs="Palatino Linotype"/>
         </w:rPr>
@@ -29862,6 +34737,7 @@
     <w:p>
       <w:pPr>
         <w:pStyle w:val="25"/>
+        <w:jc w:val="both"/>
         <w:rPr>
           <w:rFonts w:hint="default" w:ascii="Palatino Linotype" w:hAnsi="Palatino Linotype" w:cs="Palatino Linotype"/>
         </w:rPr>
@@ -29876,6 +34752,7 @@
     <w:p>
       <w:pPr>
         <w:pStyle w:val="25"/>
+        <w:jc w:val="both"/>
         <w:rPr>
           <w:rFonts w:hint="default" w:ascii="Palatino Linotype" w:hAnsi="Palatino Linotype" w:cs="Palatino Linotype"/>
         </w:rPr>
@@ -29890,20 +34767,29 @@
     <w:p>
       <w:pPr>
         <w:pStyle w:val="25"/>
-        <w:rPr>
-          <w:rFonts w:hint="default" w:ascii="Palatino Linotype" w:hAnsi="Palatino Linotype" w:cs="Palatino Linotype"/>
-        </w:rPr>
-      </w:pPr>
-      <w:r>
-        <w:rPr>
-          <w:rFonts w:hint="default" w:ascii="Palatino Linotype" w:hAnsi="Palatino Linotype" w:cs="Palatino Linotype"/>
-        </w:rPr>
-        <w:t>OpenCode için model listesi API'si yoktur; model kullanılabilirliği CLI'nin çalışması ile eşdeğer kabul edilir.</w:t>
+        <w:jc w:val="both"/>
+        <w:rPr>
+          <w:rFonts w:hint="default" w:ascii="Palatino Linotype" w:hAnsi="Palatino Linotype" w:cs="Palatino Linotype"/>
+        </w:rPr>
+      </w:pPr>
+      <w:r>
+        <w:rPr>
+          <w:rFonts w:hint="default" w:ascii="Palatino Linotype" w:hAnsi="Palatino Linotype" w:cs="Palatino Linotype"/>
+        </w:rPr>
+        <w:t>OpenCode için model listesi API'si yoktur</w:t>
+      </w:r>
+      <w:r>
+        <w:rPr>
+          <w:rFonts w:hint="default" w:ascii="Palatino Linotype" w:hAnsi="Palatino Linotype" w:cs="Palatino Linotype"/>
+          <w:lang w:val="tr-TR"/>
+        </w:rPr>
+        <w:t>.</w:t>
       </w:r>
     </w:p>
     <w:p>
       <w:pPr>
         <w:pStyle w:val="25"/>
+        <w:jc w:val="both"/>
         <w:rPr>
           <w:rFonts w:hint="default" w:ascii="Palatino Linotype" w:hAnsi="Palatino Linotype" w:cs="Palatino Linotype"/>
         </w:rPr>
@@ -29918,15 +34804,29 @@
     <w:p>
       <w:pPr>
         <w:pStyle w:val="25"/>
-        <w:rPr>
-          <w:rFonts w:hint="default" w:ascii="Palatino Linotype" w:hAnsi="Palatino Linotype" w:cs="Palatino Linotype"/>
-        </w:rPr>
-      </w:pPr>
-      <w:r>
-        <w:rPr>
-          <w:rFonts w:hint="default" w:ascii="Palatino Linotype" w:hAnsi="Palatino Linotype" w:cs="Palatino Linotype"/>
-        </w:rPr>
-        <w:t>Windows'ta GUI donanım bilgisi için wmic'e geri düşülür; psutil/GPUtil kuruluysa daha zengin veri sağlanır.</w:t>
+        <w:jc w:val="both"/>
+        <w:rPr>
+          <w:rFonts w:hint="default" w:ascii="Palatino Linotype" w:hAnsi="Palatino Linotype" w:cs="Palatino Linotype"/>
+        </w:rPr>
+      </w:pPr>
+      <w:r>
+        <w:rPr>
+          <w:rFonts w:hint="default" w:ascii="Palatino Linotype" w:hAnsi="Palatino Linotype" w:cs="Palatino Linotype"/>
+        </w:rPr>
+        <w:t>Windows'ta GUI donanım bilgisi için</w:t>
+      </w:r>
+      <w:r>
+        <w:rPr>
+          <w:rFonts w:hint="default" w:ascii="Palatino Linotype" w:hAnsi="Palatino Linotype" w:cs="Palatino Linotype"/>
+          <w:lang w:val="tr-TR"/>
+        </w:rPr>
+        <w:t xml:space="preserve"> </w:t>
+      </w:r>
+      <w:r>
+        <w:rPr>
+          <w:rFonts w:hint="default" w:ascii="Palatino Linotype" w:hAnsi="Palatino Linotype" w:cs="Palatino Linotype"/>
+        </w:rPr>
+        <w:t>psutil/GPUtil kuruluysa daha zengin veri sağlanır.</w:t>
       </w:r>
     </w:p>
     <w:p>
@@ -29947,6 +34847,7 @@
     </w:p>
     <w:p>
       <w:pPr>
+        <w:jc w:val="both"/>
         <w:rPr>
           <w:rFonts w:hint="default" w:ascii="Palatino Linotype" w:hAnsi="Palatino Linotype" w:cs="Palatino Linotype"/>
         </w:rPr>
@@ -30199,6 +35100,7 @@
     </w:p>
     <w:p>
       <w:pPr>
+        <w:jc w:val="both"/>
         <w:rPr>
           <w:rFonts w:hint="default" w:ascii="Palatino Linotype" w:hAnsi="Palatino Linotype" w:cs="Palatino Linotype"/>
         </w:rPr>
@@ -30226,14 +35128,6 @@
           <w:rFonts w:hint="default" w:ascii="Palatino Linotype" w:hAnsi="Palatino Linotype" w:cs="Palatino Linotype"/>
         </w:rPr>
       </w:pPr>
-      <w:r>
-        <w:rPr>
-          <w:rFonts w:hint="default" w:ascii="Palatino Linotype" w:hAnsi="Palatino Linotype" w:cs="Palatino Linotype"/>
-          <w:b w:val="0"/>
-          <w:i/>
-        </w:rPr>
-        <w:t>— Doküman Sonu —</w:t>
-      </w:r>
     </w:p>
     <w:sectPr>
       <w:footerReference r:id="rId5" w:type="default"/>
@@ -30313,22 +35207,6 @@
                       <a:ln w="6350">
                         <a:noFill/>
                       </a:ln>
-                      <a:extLst>
-                        <a:ext uri="{909E8E84-426E-40DD-AFC4-6F175D3DCCD1}">
-                          <a14:hiddenFill xmlns:a14="http://schemas.microsoft.com/office/drawing/2010/main">
-                            <a:solidFill>
-                              <a:schemeClr val="lt1"/>
-                            </a:solidFill>
-                          </a14:hiddenFill>
-                        </a:ext>
-                        <a:ext uri="{91240B29-F687-4F45-9708-019B960494DF}">
-                          <a14:hiddenLine xmlns:a14="http://schemas.microsoft.com/office/drawing/2010/main" w="6350">
-                            <a:solidFill>
-                              <a:prstClr val="black"/>
-                            </a:solidFill>
-                          </a14:hiddenLine>
-                        </a:ext>
-                      </a:extLst>
                     </wps:spPr>
                     <wps:style>
                       <a:lnRef idx="0">
@@ -30379,7 +35257,7 @@
         </mc:Choice>
         <mc:Fallback>
           <w:pict>
-            <v:shape id="_x0000_s1026" o:spid="_x0000_s1026" o:spt="202" type="#_x0000_t202" style="position:absolute;left:0pt;margin-top:0pt;height:144pt;width:144pt;mso-position-horizontal:center;mso-position-horizontal-relative:margin;mso-wrap-style:none;z-index:251659264;mso-width-relative:page;mso-height-relative:page;" filled="f" stroked="f" coordsize="21600,21600" o:gfxdata="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">
+            <v:shape id="_x0000_s1026" o:spid="_x0000_s1026" o:spt="202" type="#_x0000_t202" style="position:absolute;left:0pt;margin-top:0pt;height:144pt;width:144pt;mso-position-horizontal:center;mso-position-horizontal-relative:margin;mso-wrap-style:none;z-index:251659264;mso-width-relative:page;mso-height-relative:page;" filled="f" stroked="f" coordsize="21600,21600" o:gfxdata="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">
               <v:fill on="f" focussize="0,0"/>
               <v:stroke on="f" weight="0.5pt"/>
               <v:imagedata o:title=""/>
@@ -30612,9 +35490,9 @@
     <w:lsdException w:uiPriority="99" w:name="index 7"/>
     <w:lsdException w:uiPriority="99" w:name="index 8"/>
     <w:lsdException w:uiPriority="99" w:name="index 9"/>
-    <w:lsdException w:uiPriority="39" w:name="toc 1"/>
-    <w:lsdException w:uiPriority="39" w:name="toc 2"/>
-    <w:lsdException w:uiPriority="39" w:name="toc 3"/>
+    <w:lsdException w:qFormat="1" w:uiPriority="39" w:name="toc 1"/>
+    <w:lsdException w:qFormat="1" w:uiPriority="39" w:name="toc 2"/>
+    <w:lsdException w:qFormat="1" w:uiPriority="39" w:name="toc 3"/>
     <w:lsdException w:uiPriority="39" w:name="toc 4"/>
     <w:lsdException w:uiPriority="39" w:name="toc 5"/>
     <w:lsdException w:uiPriority="39" w:name="toc 6"/>
@@ -30638,7 +35516,7 @@
     <w:lsdException w:uiPriority="99" w:name="endnote reference"/>
     <w:lsdException w:uiPriority="99" w:name="endnote text"/>
     <w:lsdException w:uiPriority="99" w:name="table of authorities"/>
-    <w:lsdException w:uiPriority="99" w:semiHidden="0" w:name="macro"/>
+    <w:lsdException w:qFormat="1" w:uiPriority="99" w:semiHidden="0" w:name="macro"/>
     <w:lsdException w:uiPriority="99" w:name="toa heading"/>
     <w:lsdException w:uiPriority="99" w:semiHidden="0" w:name="List"/>
     <w:lsdException w:uiPriority="99" w:semiHidden="0" w:name="List Bullet"/>
@@ -30658,8 +35536,8 @@
     <w:lsdException w:qFormat="1" w:unhideWhenUsed="0" w:uiPriority="10" w:semiHidden="0" w:name="Title"/>
     <w:lsdException w:uiPriority="99" w:name="Closing"/>
     <w:lsdException w:uiPriority="99" w:name="Signature"/>
-    <w:lsdException w:uiPriority="1" w:name="Default Paragraph Font"/>
-    <w:lsdException w:uiPriority="99" w:semiHidden="0" w:name="Body Text"/>
+    <w:lsdException w:qFormat="1" w:uiPriority="1" w:name="Default Paragraph Font"/>
+    <w:lsdException w:qFormat="1" w:uiPriority="99" w:semiHidden="0" w:name="Body Text"/>
     <w:lsdException w:uiPriority="99" w:name="Body Text Indent"/>
     <w:lsdException w:uiPriority="99" w:semiHidden="0" w:name="List Continue"/>
     <w:lsdException w:uiPriority="99" w:semiHidden="0" w:name="List Continue 2"/>
@@ -30673,7 +35551,7 @@
     <w:lsdException w:uiPriority="99" w:name="Body Text First Indent"/>
     <w:lsdException w:uiPriority="99" w:name="Body Text First Indent 2"/>
     <w:lsdException w:uiPriority="99" w:name="Note Heading"/>
-    <w:lsdException w:uiPriority="99" w:semiHidden="0" w:name="Body Text 2"/>
+    <w:lsdException w:qFormat="1" w:uiPriority="99" w:semiHidden="0" w:name="Body Text 2"/>
     <w:lsdException w:uiPriority="99" w:semiHidden="0" w:name="Body Text 3"/>
     <w:lsdException w:uiPriority="99" w:name="Body Text Indent 2"/>
     <w:lsdException w:uiPriority="99" w:name="Body Text Indent 3"/>
@@ -30741,10 +35619,10 @@
     <w:lsdException w:uiPriority="99" w:name="Table Web 2"/>
     <w:lsdException w:uiPriority="99" w:name="Table Web 3"/>
     <w:lsdException w:uiPriority="99" w:name="Balloon Text"/>
-    <w:lsdException w:unhideWhenUsed="0" w:uiPriority="59" w:semiHidden="0" w:name="Table Grid"/>
+    <w:lsdException w:qFormat="1" w:unhideWhenUsed="0" w:uiPriority="59" w:semiHidden="0" w:name="Table Grid"/>
     <w:lsdException w:uiPriority="99" w:name="Table Theme"/>
     <w:lsdException w:qFormat="1" w:unhideWhenUsed="0" w:uiPriority="1" w:semiHidden="0" w:name="No Spacing"/>
-    <w:lsdException w:unhideWhenUsed="0" w:uiPriority="60" w:semiHidden="0" w:name="Light Shading"/>
+    <w:lsdException w:qFormat="1" w:unhideWhenUsed="0" w:uiPriority="60" w:semiHidden="0" w:name="Light Shading"/>
     <w:lsdException w:qFormat="1" w:unhideWhenUsed="0" w:uiPriority="61" w:semiHidden="0" w:name="Light List"/>
     <w:lsdException w:qFormat="1" w:unhideWhenUsed="0" w:uiPriority="62" w:semiHidden="0" w:name="Light Grid"/>
     <w:lsdException w:qFormat="1" w:unhideWhenUsed="0" w:uiPriority="63" w:semiHidden="0" w:name="Medium Shading 1"/>
@@ -30758,7 +35636,7 @@
     <w:lsdException w:unhideWhenUsed="0" w:uiPriority="71" w:semiHidden="0" w:name="Colorful Shading"/>
     <w:lsdException w:unhideWhenUsed="0" w:uiPriority="72" w:semiHidden="0" w:name="Colorful List"/>
     <w:lsdException w:unhideWhenUsed="0" w:uiPriority="73" w:semiHidden="0" w:name="Colorful Grid"/>
-    <w:lsdException w:unhideWhenUsed="0" w:uiPriority="60" w:semiHidden="0" w:name="Light Shading Accent 1"/>
+    <w:lsdException w:qFormat="1" w:unhideWhenUsed="0" w:uiPriority="60" w:semiHidden="0" w:name="Light Shading Accent 1"/>
     <w:lsdException w:qFormat="1" w:unhideWhenUsed="0" w:uiPriority="61" w:semiHidden="0" w:name="Light List Accent 1"/>
     <w:lsdException w:qFormat="1" w:unhideWhenUsed="0" w:uiPriority="62" w:semiHidden="0" w:name="Light Grid Accent 1"/>
     <w:lsdException w:qFormat="1" w:unhideWhenUsed="0" w:uiPriority="63" w:semiHidden="0" w:name="Medium Shading 1 Accent 1"/>
@@ -30775,7 +35653,7 @@
     <w:lsdException w:unhideWhenUsed="0" w:uiPriority="71" w:semiHidden="0" w:name="Colorful Shading Accent 1"/>
     <w:lsdException w:unhideWhenUsed="0" w:uiPriority="72" w:semiHidden="0" w:name="Colorful List Accent 1"/>
     <w:lsdException w:unhideWhenUsed="0" w:uiPriority="73" w:semiHidden="0" w:name="Colorful Grid Accent 1"/>
-    <w:lsdException w:unhideWhenUsed="0" w:uiPriority="60" w:semiHidden="0" w:name="Light Shading Accent 2"/>
+    <w:lsdException w:qFormat="1" w:unhideWhenUsed="0" w:uiPriority="60" w:semiHidden="0" w:name="Light Shading Accent 2"/>
     <w:lsdException w:qFormat="1" w:unhideWhenUsed="0" w:uiPriority="61" w:semiHidden="0" w:name="Light List Accent 2"/>
     <w:lsdException w:qFormat="1" w:unhideWhenUsed="0" w:uiPriority="62" w:semiHidden="0" w:name="Light Grid Accent 2"/>
     <w:lsdException w:qFormat="1" w:unhideWhenUsed="0" w:uiPriority="63" w:semiHidden="0" w:name="Medium Shading 1 Accent 2"/>
@@ -30789,7 +35667,7 @@
     <w:lsdException w:unhideWhenUsed="0" w:uiPriority="71" w:semiHidden="0" w:name="Colorful Shading Accent 2"/>
     <w:lsdException w:unhideWhenUsed="0" w:uiPriority="72" w:semiHidden="0" w:name="Colorful List Accent 2"/>
     <w:lsdException w:unhideWhenUsed="0" w:uiPriority="73" w:semiHidden="0" w:name="Colorful Grid Accent 2"/>
-    <w:lsdException w:unhideWhenUsed="0" w:uiPriority="60" w:semiHidden="0" w:name="Light Shading Accent 3"/>
+    <w:lsdException w:qFormat="1" w:unhideWhenUsed="0" w:uiPriority="60" w:semiHidden="0" w:name="Light Shading Accent 3"/>
     <w:lsdException w:qFormat="1" w:unhideWhenUsed="0" w:uiPriority="61" w:semiHidden="0" w:name="Light List Accent 3"/>
     <w:lsdException w:qFormat="1" w:unhideWhenUsed="0" w:uiPriority="62" w:semiHidden="0" w:name="Light Grid Accent 3"/>
     <w:lsdException w:qFormat="1" w:unhideWhenUsed="0" w:uiPriority="63" w:semiHidden="0" w:name="Medium Shading 1 Accent 3"/>
@@ -30803,7 +35681,7 @@
     <w:lsdException w:unhideWhenUsed="0" w:uiPriority="71" w:semiHidden="0" w:name="Colorful Shading Accent 3"/>
     <w:lsdException w:unhideWhenUsed="0" w:uiPriority="72" w:semiHidden="0" w:name="Colorful List Accent 3"/>
     <w:lsdException w:unhideWhenUsed="0" w:uiPriority="73" w:semiHidden="0" w:name="Colorful Grid Accent 3"/>
-    <w:lsdException w:unhideWhenUsed="0" w:uiPriority="60" w:semiHidden="0" w:name="Light Shading Accent 4"/>
+    <w:lsdException w:qFormat="1" w:unhideWhenUsed="0" w:uiPriority="60" w:semiHidden="0" w:name="Light Shading Accent 4"/>
     <w:lsdException w:qFormat="1" w:unhideWhenUsed="0" w:uiPriority="61" w:semiHidden="0" w:name="Light List Accent 4"/>
     <w:lsdException w:qFormat="1" w:unhideWhenUsed="0" w:uiPriority="62" w:semiHidden="0" w:name="Light Grid Accent 4"/>
     <w:lsdException w:qFormat="1" w:unhideWhenUsed="0" w:uiPriority="63" w:semiHidden="0" w:name="Medium Shading 1 Accent 4"/>
@@ -31087,6 +35965,7 @@
     <w:name w:val="Default Paragraph Font"/>
     <w:semiHidden/>
     <w:unhideWhenUsed/>
+    <w:qFormat/>
     <w:uiPriority w:val="1"/>
   </w:style>
   <w:style w:type="table" w:default="1" w:styleId="12">
@@ -31108,6 +35987,7 @@
     <w:basedOn w:val="1"/>
     <w:link w:val="149"/>
     <w:unhideWhenUsed/>
+    <w:qFormat/>
     <w:uiPriority w:val="99"/>
     <w:pPr>
       <w:spacing w:after="120"/>
@@ -31118,6 +35998,7 @@
     <w:basedOn w:val="1"/>
     <w:link w:val="150"/>
     <w:unhideWhenUsed/>
+    <w:qFormat/>
     <w:uiPriority w:val="99"/>
     <w:pPr>
       <w:spacing w:after="120" w:line="480" w:lineRule="auto"/>
@@ -31391,6 +36272,7 @@
     <w:name w:val="macro"/>
     <w:link w:val="152"/>
     <w:unhideWhenUsed/>
+    <w:qFormat/>
     <w:uiPriority w:val="99"/>
     <w:pPr>
       <w:tabs>
@@ -31446,6 +36328,7 @@
   <w:style w:type="table" w:styleId="37">
     <w:name w:val="Table Grid"/>
     <w:basedOn w:val="12"/>
+    <w:qFormat/>
     <w:uiPriority w:val="59"/>
     <w:pPr>
       <w:spacing w:after="0" w:line="240" w:lineRule="auto"/>
@@ -31496,6 +36379,7 @@
     <w:next w:val="1"/>
     <w:semiHidden/>
     <w:unhideWhenUsed/>
+    <w:qFormat/>
     <w:uiPriority w:val="39"/>
   </w:style>
   <w:style w:type="paragraph" w:styleId="40">
@@ -31504,6 +36388,7 @@
     <w:next w:val="1"/>
     <w:semiHidden/>
     <w:unhideWhenUsed/>
+    <w:qFormat/>
     <w:uiPriority w:val="39"/>
     <w:pPr>
       <w:ind w:left="420" w:leftChars="200"/>
@@ -31515,6 +36400,7 @@
     <w:next w:val="1"/>
     <w:semiHidden/>
     <w:unhideWhenUsed/>
+    <w:qFormat/>
     <w:uiPriority w:val="39"/>
     <w:pPr>
       <w:ind w:left="840" w:leftChars="400"/>
@@ -31523,6 +36409,7 @@
   <w:style w:type="table" w:styleId="42">
     <w:name w:val="Light Shading"/>
     <w:basedOn w:val="12"/>
+    <w:qFormat/>
     <w:uiPriority w:val="60"/>
     <w:pPr>
       <w:spacing w:after="0" w:line="240" w:lineRule="auto"/>
@@ -31622,6 +36509,7 @@
   <w:style w:type="table" w:styleId="43">
     <w:name w:val="Light Shading Accent 1"/>
     <w:basedOn w:val="12"/>
+    <w:qFormat/>
     <w:uiPriority w:val="60"/>
     <w:pPr>
       <w:spacing w:after="0" w:line="240" w:lineRule="auto"/>
@@ -31721,6 +36609,7 @@
   <w:style w:type="table" w:styleId="44">
     <w:name w:val="Light Shading Accent 2"/>
     <w:basedOn w:val="12"/>
+    <w:qFormat/>
     <w:uiPriority w:val="60"/>
     <w:pPr>
       <w:spacing w:after="0" w:line="240" w:lineRule="auto"/>
@@ -31820,6 +36709,7 @@
   <w:style w:type="table" w:styleId="45">
     <w:name w:val="Light Shading Accent 3"/>
     <w:basedOn w:val="12"/>
+    <w:qFormat/>
     <w:uiPriority w:val="60"/>
     <w:pPr>
       <w:spacing w:after="0" w:line="240" w:lineRule="auto"/>
@@ -31919,6 +36809,7 @@
   <w:style w:type="table" w:styleId="46">
     <w:name w:val="Light Shading Accent 4"/>
     <w:basedOn w:val="12"/>
+    <w:qFormat/>
     <w:uiPriority w:val="60"/>
     <w:pPr>
       <w:spacing w:after="0" w:line="240" w:lineRule="auto"/>
